--- a/Documentacion/3. Documento_Analisis_y_Diseno_MetaU.docx
+++ b/Documentacion/3. Documento_Analisis_y_Diseno_MetaU.docx
@@ -255,6 +255,16 @@
           <w:highlight w:val="none"/>
         </w:rPr>
       </w:r>
+      <w:r>
+        <w:rPr>
+          <w:b/>
+          <w:bCs/>
+          <w:color w:val="1f3a6e"/>
+          <w:sz w:val="22"/>
+          <w:szCs w:val="22"/>
+          <w:highlight w:val="none"/>
+        </w:rPr>
+      </w:r>
     </w:p>
     <w:p>
       <w:pPr>
@@ -409,6 +419,16 @@
           <w:szCs w:val="36"/>
         </w:rPr>
         <w:t xml:space="preserve">Tabla de contenido</w:t>
+      </w:r>
+      <w:r>
+        <w:rPr>
+          <w:b/>
+          <w:bCs/>
+          <w:color w:val="1f3a6e"/>
+          <w:sz w:val="36"/>
+          <w:szCs w:val="36"/>
+          <w:highlight w:val="none"/>
+        </w:rPr>
       </w:r>
       <w:r>
         <w:rPr>
@@ -608,6 +628,1221 @@
         </w:p>
         <w:p>
           <w:pPr>
+            <w:pStyle w:val="888"/>
+            <w:pBdr/>
+            <w:tabs>
+              <w:tab w:val="right" w:leader="dot" w:pos="9360"/>
+            </w:tabs>
+            <w:spacing/>
+            <w:ind/>
+            <w:rPr>
+              <w:highlight w:val="none"/>
+              <w14:ligatures w14:val="none"/>
+            </w:rPr>
+          </w:pPr>
+          <w:hyperlink w:tooltip="#_Toc4" w:anchor="_Toc4" w:history="1">
+            <w:r>
+              <w:rPr>
+                <w:rStyle w:val="906"/>
+              </w:rPr>
+            </w:r>
+            <w:r>
+              <w:rPr>
+                <w:rStyle w:val="906"/>
+                <w:lang w:val="es-US"/>
+              </w:rPr>
+              <w:t xml:space="preserve">4.1 Caso de Uso de la Arquitectura</w:t>
+            </w:r>
+            <w:r>
+              <w:rPr>
+                <w:rStyle w:val="906"/>
+                <w:lang w:val="es-US"/>
+              </w:rPr>
+              <w:t xml:space="preserve"> </w:t>
+            </w:r>
+            <w:r>
+              <w:rPr>
+                <w:rStyle w:val="906"/>
+                <w:highlight w:val="none"/>
+                <w:lang w:val="es-US"/>
+                <w14:ligatures w14:val="none"/>
+              </w:rPr>
+            </w:r>
+            <w:r>
+              <w:tab/>
+            </w:r>
+            <w:r>
+              <w:fldChar w:fldCharType="begin"/>
+              <w:instrText xml:space="preserve">PAGEREF _Toc4 \h</w:instrText>
+              <w:fldChar w:fldCharType="separate"/>
+              <w:t xml:space="preserve">5</w:t>
+              <w:fldChar w:fldCharType="end"/>
+            </w:r>
+          </w:hyperlink>
+          <w:r>
+            <w:rPr>
+              <w:highlight w:val="none"/>
+              <w:lang w:val="es-US"/>
+              <w14:ligatures w14:val="none"/>
+            </w:rPr>
+          </w:r>
+        </w:p>
+        <w:p>
+          <w:pPr>
+            <w:pStyle w:val="888"/>
+            <w:pBdr/>
+            <w:tabs>
+              <w:tab w:val="right" w:leader="dot" w:pos="9360"/>
+            </w:tabs>
+            <w:spacing/>
+            <w:ind/>
+            <w:rPr>
+              <w:highlight w:val="none"/>
+              <w14:ligatures w14:val="none"/>
+            </w:rPr>
+          </w:pPr>
+          <w:hyperlink w:tooltip="#_Toc5" w:anchor="_Toc5" w:history="1">
+            <w:r>
+              <w:rPr>
+                <w:rStyle w:val="906"/>
+              </w:rPr>
+            </w:r>
+            <w:r>
+              <w:rPr>
+                <w:rStyle w:val="906"/>
+                <w:highlight w:val="none"/>
+                <w:lang w:val="es-US"/>
+              </w:rPr>
+              <w:t xml:space="preserve">4.2 Caso de Uso del Microservicio Usuarios</w:t>
+            </w:r>
+            <w:r>
+              <w:rPr>
+                <w:rStyle w:val="906"/>
+                <w:highlight w:val="none"/>
+                <w14:ligatures w14:val="none"/>
+              </w:rPr>
+            </w:r>
+            <w:r>
+              <w:tab/>
+            </w:r>
+            <w:r>
+              <w:fldChar w:fldCharType="begin"/>
+              <w:instrText xml:space="preserve">PAGEREF _Toc5 \h</w:instrText>
+              <w:fldChar w:fldCharType="separate"/>
+              <w:t xml:space="preserve">5</w:t>
+              <w:fldChar w:fldCharType="end"/>
+            </w:r>
+          </w:hyperlink>
+          <w:r>
+            <w:rPr>
+              <w:highlight w:val="none"/>
+              <w14:ligatures w14:val="none"/>
+            </w:rPr>
+          </w:r>
+        </w:p>
+        <w:p>
+          <w:pPr>
+            <w:pStyle w:val="888"/>
+            <w:pBdr/>
+            <w:tabs>
+              <w:tab w:val="right" w:leader="dot" w:pos="9360"/>
+            </w:tabs>
+            <w:spacing/>
+            <w:ind/>
+            <w:rPr>
+              <w:highlight w:val="none"/>
+              <w14:ligatures w14:val="none"/>
+            </w:rPr>
+          </w:pPr>
+          <w:hyperlink w:tooltip="#_Toc6" w:anchor="_Toc6" w:history="1">
+            <w:r>
+              <w:rPr>
+                <w:rStyle w:val="906"/>
+              </w:rPr>
+            </w:r>
+            <w:r>
+              <w:rPr>
+                <w:rStyle w:val="906"/>
+                <w:highlight w:val="none"/>
+                <w:lang w:val="es-US"/>
+              </w:rPr>
+              <w:t xml:space="preserve">4.3 Caso de Uso del Microservicio Roles</w:t>
+            </w:r>
+            <w:r>
+              <w:rPr>
+                <w:rStyle w:val="906"/>
+                <w:highlight w:val="none"/>
+                <w14:ligatures w14:val="none"/>
+              </w:rPr>
+            </w:r>
+            <w:r>
+              <w:tab/>
+            </w:r>
+            <w:r>
+              <w:fldChar w:fldCharType="begin"/>
+              <w:instrText xml:space="preserve">PAGEREF _Toc6 \h</w:instrText>
+              <w:fldChar w:fldCharType="separate"/>
+              <w:t xml:space="preserve">6</w:t>
+              <w:fldChar w:fldCharType="end"/>
+            </w:r>
+          </w:hyperlink>
+          <w:r>
+            <w:rPr>
+              <w:highlight w:val="none"/>
+              <w14:ligatures w14:val="none"/>
+            </w:rPr>
+          </w:r>
+        </w:p>
+        <w:p>
+          <w:pPr>
+            <w:pStyle w:val="888"/>
+            <w:pBdr/>
+            <w:tabs>
+              <w:tab w:val="right" w:leader="dot" w:pos="9360"/>
+            </w:tabs>
+            <w:spacing/>
+            <w:ind/>
+            <w:rPr>
+              <w:highlight w:val="none"/>
+              <w14:ligatures w14:val="none"/>
+            </w:rPr>
+          </w:pPr>
+          <w:hyperlink w:tooltip="#_Toc7" w:anchor="_Toc7" w:history="1">
+            <w:r>
+              <w:rPr>
+                <w:rStyle w:val="906"/>
+              </w:rPr>
+            </w:r>
+            <w:r>
+              <w:rPr>
+                <w:rStyle w:val="906"/>
+                <w:highlight w:val="none"/>
+                <w:lang w:val="es-US"/>
+              </w:rPr>
+              <w:t xml:space="preserve">4.4 Caso de Uso del Microservicio Parametros</w:t>
+            </w:r>
+            <w:r>
+              <w:rPr>
+                <w:rStyle w:val="906"/>
+                <w:highlight w:val="none"/>
+                <w14:ligatures w14:val="none"/>
+              </w:rPr>
+            </w:r>
+            <w:r>
+              <w:tab/>
+            </w:r>
+            <w:r>
+              <w:fldChar w:fldCharType="begin"/>
+              <w:instrText xml:space="preserve">PAGEREF _Toc7 \h</w:instrText>
+              <w:fldChar w:fldCharType="separate"/>
+              <w:t xml:space="preserve">6</w:t>
+              <w:fldChar w:fldCharType="end"/>
+            </w:r>
+          </w:hyperlink>
+          <w:r>
+            <w:rPr>
+              <w:highlight w:val="none"/>
+              <w14:ligatures w14:val="none"/>
+            </w:rPr>
+          </w:r>
+        </w:p>
+        <w:p>
+          <w:pPr>
+            <w:pStyle w:val="888"/>
+            <w:pBdr/>
+            <w:tabs>
+              <w:tab w:val="right" w:leader="dot" w:pos="9360"/>
+            </w:tabs>
+            <w:spacing/>
+            <w:ind/>
+            <w:rPr>
+              <w:highlight w:val="none"/>
+              <w14:ligatures w14:val="none"/>
+            </w:rPr>
+          </w:pPr>
+          <w:hyperlink w:tooltip="#_Toc8" w:anchor="_Toc8" w:history="1">
+            <w:r>
+              <w:rPr>
+                <w:rStyle w:val="906"/>
+              </w:rPr>
+            </w:r>
+            <w:r>
+              <w:rPr>
+                <w:rStyle w:val="906"/>
+                <w:highlight w:val="none"/>
+                <w:lang w:val="es-US"/>
+              </w:rPr>
+              <w:t xml:space="preserve">4.5 Caso de Uso del Microservicio Módulos</w:t>
+            </w:r>
+            <w:r>
+              <w:rPr>
+                <w:rStyle w:val="906"/>
+                <w:highlight w:val="none"/>
+                <w14:ligatures w14:val="none"/>
+              </w:rPr>
+            </w:r>
+            <w:r>
+              <w:tab/>
+            </w:r>
+            <w:r>
+              <w:fldChar w:fldCharType="begin"/>
+              <w:instrText xml:space="preserve">PAGEREF _Toc8 \h</w:instrText>
+              <w:fldChar w:fldCharType="separate"/>
+              <w:t xml:space="preserve">7</w:t>
+              <w:fldChar w:fldCharType="end"/>
+            </w:r>
+          </w:hyperlink>
+          <w:r>
+            <w:rPr>
+              <w:highlight w:val="none"/>
+              <w14:ligatures w14:val="none"/>
+            </w:rPr>
+          </w:r>
+        </w:p>
+        <w:p>
+          <w:pPr>
+            <w:pStyle w:val="888"/>
+            <w:pBdr/>
+            <w:tabs>
+              <w:tab w:val="right" w:leader="dot" w:pos="9360"/>
+            </w:tabs>
+            <w:spacing/>
+            <w:ind/>
+            <w:rPr>
+              <w:highlight w:val="none"/>
+              <w14:ligatures w14:val="none"/>
+            </w:rPr>
+          </w:pPr>
+          <w:hyperlink w:tooltip="#_Toc9" w:anchor="_Toc9" w:history="1">
+            <w:r>
+              <w:rPr>
+                <w:rStyle w:val="906"/>
+              </w:rPr>
+            </w:r>
+            <w:r>
+              <w:rPr>
+                <w:rStyle w:val="906"/>
+                <w:highlight w:val="none"/>
+                <w:lang w:val="es-US"/>
+              </w:rPr>
+              <w:t xml:space="preserve">4.6 Caso de Uso del Microservicio </w:t>
+            </w:r>
+            <w:r>
+              <w:rPr>
+                <w:rStyle w:val="906"/>
+                <w:highlight w:val="none"/>
+                <w:lang w:val="es-US"/>
+              </w:rPr>
+              <w:t xml:space="preserve">Login</w:t>
+            </w:r>
+            <w:r>
+              <w:rPr>
+                <w:rStyle w:val="906"/>
+                <w:highlight w:val="none"/>
+                <w14:ligatures w14:val="none"/>
+              </w:rPr>
+            </w:r>
+            <w:r>
+              <w:tab/>
+            </w:r>
+            <w:r>
+              <w:fldChar w:fldCharType="begin"/>
+              <w:instrText xml:space="preserve">PAGEREF _Toc9 \h</w:instrText>
+              <w:fldChar w:fldCharType="separate"/>
+              <w:t xml:space="preserve">7</w:t>
+              <w:fldChar w:fldCharType="end"/>
+            </w:r>
+          </w:hyperlink>
+          <w:r>
+            <w:rPr>
+              <w:highlight w:val="none"/>
+              <w14:ligatures w14:val="none"/>
+            </w:rPr>
+          </w:r>
+        </w:p>
+        <w:p>
+          <w:pPr>
+            <w:pStyle w:val="888"/>
+            <w:pBdr/>
+            <w:tabs>
+              <w:tab w:val="right" w:leader="dot" w:pos="9360"/>
+            </w:tabs>
+            <w:spacing/>
+            <w:ind/>
+            <w:rPr>
+              <w:highlight w:val="none"/>
+              <w14:ligatures w14:val="none"/>
+            </w:rPr>
+          </w:pPr>
+          <w:hyperlink w:tooltip="#_Toc10" w:anchor="_Toc10" w:history="1">
+            <w:r>
+              <w:rPr>
+                <w:rStyle w:val="906"/>
+              </w:rPr>
+            </w:r>
+            <w:r>
+              <w:rPr>
+                <w:rStyle w:val="906"/>
+                <w:highlight w:val="none"/>
+                <w:lang w:val="es-US"/>
+              </w:rPr>
+              <w:t xml:space="preserve">4.7 Caso de Uso del Microservicio Instituciones</w:t>
+            </w:r>
+            <w:r>
+              <w:rPr>
+                <w:rStyle w:val="906"/>
+                <w:highlight w:val="none"/>
+                <w14:ligatures w14:val="none"/>
+              </w:rPr>
+            </w:r>
+            <w:r>
+              <w:tab/>
+            </w:r>
+            <w:r>
+              <w:fldChar w:fldCharType="begin"/>
+              <w:instrText xml:space="preserve">PAGEREF _Toc10 \h</w:instrText>
+              <w:fldChar w:fldCharType="separate"/>
+              <w:t xml:space="preserve">8</w:t>
+              <w:fldChar w:fldCharType="end"/>
+            </w:r>
+          </w:hyperlink>
+          <w:r>
+            <w:rPr>
+              <w:highlight w:val="none"/>
+              <w14:ligatures w14:val="none"/>
+            </w:rPr>
+          </w:r>
+        </w:p>
+        <w:p>
+          <w:pPr>
+            <w:pStyle w:val="888"/>
+            <w:pBdr/>
+            <w:tabs>
+              <w:tab w:val="right" w:leader="dot" w:pos="9360"/>
+            </w:tabs>
+            <w:spacing/>
+            <w:ind/>
+            <w:rPr>
+              <w:highlight w:val="none"/>
+              <w14:ligatures w14:val="none"/>
+            </w:rPr>
+          </w:pPr>
+          <w:hyperlink w:tooltip="#_Toc11" w:anchor="_Toc11" w:history="1">
+            <w:r>
+              <w:rPr>
+                <w:rStyle w:val="906"/>
+              </w:rPr>
+            </w:r>
+            <w:r>
+              <w:rPr>
+                <w:rStyle w:val="906"/>
+                <w:highlight w:val="none"/>
+                <w:lang w:val="es-US"/>
+              </w:rPr>
+              <w:t xml:space="preserve">4.7 Caso de Uso del Microservicio Carreras</w:t>
+            </w:r>
+            <w:r>
+              <w:rPr>
+                <w:rStyle w:val="906"/>
+                <w:highlight w:val="none"/>
+                <w14:ligatures w14:val="none"/>
+              </w:rPr>
+            </w:r>
+            <w:r>
+              <w:tab/>
+            </w:r>
+            <w:r>
+              <w:fldChar w:fldCharType="begin"/>
+              <w:instrText xml:space="preserve">PAGEREF _Toc11 \h</w:instrText>
+              <w:fldChar w:fldCharType="separate"/>
+              <w:t xml:space="preserve">8</w:t>
+              <w:fldChar w:fldCharType="end"/>
+            </w:r>
+          </w:hyperlink>
+          <w:r>
+            <w:rPr>
+              <w:highlight w:val="none"/>
+              <w14:ligatures w14:val="none"/>
+            </w:rPr>
+          </w:r>
+        </w:p>
+        <w:p>
+          <w:pPr>
+            <w:pStyle w:val="888"/>
+            <w:pBdr/>
+            <w:tabs>
+              <w:tab w:val="right" w:leader="dot" w:pos="9360"/>
+            </w:tabs>
+            <w:spacing/>
+            <w:ind/>
+            <w:rPr>
+              <w:highlight w:val="none"/>
+              <w14:ligatures w14:val="none"/>
+            </w:rPr>
+          </w:pPr>
+          <w:hyperlink w:tooltip="#_Toc12" w:anchor="_Toc12" w:history="1">
+            <w:r>
+              <w:rPr>
+                <w:rStyle w:val="906"/>
+              </w:rPr>
+            </w:r>
+            <w:r>
+              <w:rPr>
+                <w:rStyle w:val="906"/>
+                <w:highlight w:val="none"/>
+                <w:lang w:val="es-US"/>
+              </w:rPr>
+              <w:t xml:space="preserve">4.8 Caso de Uso del Microservicio Cursos</w:t>
+            </w:r>
+            <w:r>
+              <w:rPr>
+                <w:rStyle w:val="906"/>
+                <w:highlight w:val="none"/>
+                <w14:ligatures w14:val="none"/>
+              </w:rPr>
+            </w:r>
+            <w:r>
+              <w:tab/>
+            </w:r>
+            <w:r>
+              <w:fldChar w:fldCharType="begin"/>
+              <w:instrText xml:space="preserve">PAGEREF _Toc12 \h</w:instrText>
+              <w:fldChar w:fldCharType="separate"/>
+              <w:t xml:space="preserve">9</w:t>
+              <w:fldChar w:fldCharType="end"/>
+            </w:r>
+          </w:hyperlink>
+          <w:r>
+            <w:rPr>
+              <w:highlight w:val="none"/>
+              <w14:ligatures w14:val="none"/>
+            </w:rPr>
+          </w:r>
+        </w:p>
+        <w:p>
+          <w:pPr>
+            <w:pStyle w:val="888"/>
+            <w:pBdr/>
+            <w:tabs>
+              <w:tab w:val="right" w:leader="dot" w:pos="9360"/>
+            </w:tabs>
+            <w:spacing/>
+            <w:ind/>
+            <w:rPr>
+              <w:highlight w:val="none"/>
+              <w14:ligatures w14:val="none"/>
+            </w:rPr>
+          </w:pPr>
+          <w:hyperlink w:tooltip="#_Toc13" w:anchor="_Toc13" w:history="1">
+            <w:r>
+              <w:rPr>
+                <w:rStyle w:val="906"/>
+              </w:rPr>
+            </w:r>
+            <w:r>
+              <w:rPr>
+                <w:rStyle w:val="906"/>
+                <w:highlight w:val="none"/>
+                <w:lang w:val="es-US"/>
+              </w:rPr>
+              <w:t xml:space="preserve">4.9 Caso de Uso del Microservicio Grupos</w:t>
+            </w:r>
+            <w:r>
+              <w:rPr>
+                <w:rStyle w:val="906"/>
+                <w:highlight w:val="none"/>
+                <w14:ligatures w14:val="none"/>
+              </w:rPr>
+            </w:r>
+            <w:r>
+              <w:tab/>
+            </w:r>
+            <w:r>
+              <w:fldChar w:fldCharType="begin"/>
+              <w:instrText xml:space="preserve">PAGEREF _Toc13 \h</w:instrText>
+              <w:fldChar w:fldCharType="separate"/>
+              <w:t xml:space="preserve">9</w:t>
+              <w:fldChar w:fldCharType="end"/>
+            </w:r>
+          </w:hyperlink>
+          <w:r>
+            <w:rPr>
+              <w:highlight w:val="none"/>
+              <w14:ligatures w14:val="none"/>
+            </w:rPr>
+          </w:r>
+        </w:p>
+        <w:p>
+          <w:pPr>
+            <w:pStyle w:val="888"/>
+            <w:pBdr/>
+            <w:tabs>
+              <w:tab w:val="right" w:leader="dot" w:pos="9360"/>
+            </w:tabs>
+            <w:spacing/>
+            <w:ind/>
+            <w:rPr>
+              <w:highlight w:val="none"/>
+              <w14:ligatures w14:val="none"/>
+            </w:rPr>
+          </w:pPr>
+          <w:hyperlink w:tooltip="#_Toc14" w:anchor="_Toc14" w:history="1">
+            <w:r>
+              <w:rPr>
+                <w:rStyle w:val="906"/>
+              </w:rPr>
+            </w:r>
+            <w:r>
+              <w:rPr>
+                <w:rStyle w:val="906"/>
+                <w:highlight w:val="none"/>
+                <w:lang w:val="es-US"/>
+              </w:rPr>
+              <w:t xml:space="preserve">4.10 Caso de Uso del Microservicio Periodos</w:t>
+            </w:r>
+            <w:r>
+              <w:rPr>
+                <w:rStyle w:val="906"/>
+                <w:highlight w:val="none"/>
+                <w14:ligatures w14:val="none"/>
+              </w:rPr>
+            </w:r>
+            <w:r>
+              <w:tab/>
+            </w:r>
+            <w:r>
+              <w:fldChar w:fldCharType="begin"/>
+              <w:instrText xml:space="preserve">PAGEREF _Toc14 \h</w:instrText>
+              <w:fldChar w:fldCharType="separate"/>
+              <w:t xml:space="preserve">10</w:t>
+              <w:fldChar w:fldCharType="end"/>
+            </w:r>
+          </w:hyperlink>
+          <w:r>
+            <w:rPr>
+              <w:highlight w:val="none"/>
+              <w14:ligatures w14:val="none"/>
+            </w:rPr>
+          </w:r>
+        </w:p>
+        <w:p>
+          <w:pPr>
+            <w:pStyle w:val="888"/>
+            <w:pBdr/>
+            <w:tabs>
+              <w:tab w:val="right" w:leader="dot" w:pos="9360"/>
+            </w:tabs>
+            <w:spacing/>
+            <w:ind/>
+            <w:rPr>
+              <w:highlight w:val="none"/>
+            </w:rPr>
+          </w:pPr>
+          <w:hyperlink w:tooltip="#_Toc15" w:anchor="_Toc15" w:history="1">
+            <w:r>
+              <w:rPr>
+                <w:rStyle w:val="906"/>
+              </w:rPr>
+            </w:r>
+            <w:r>
+              <w:rPr>
+                <w:rStyle w:val="906"/>
+                <w:highlight w:val="none"/>
+                <w:lang w:val="es-US"/>
+              </w:rPr>
+              <w:t xml:space="preserve">4.11 Caso de Uso del Microservicio </w:t>
+            </w:r>
+            <w:r>
+              <w:rPr>
+                <w:rStyle w:val="906"/>
+                <w:highlight w:val="none"/>
+                <w:lang w:val="es-US"/>
+              </w:rPr>
+              <w:t xml:space="preserve">Profesores</w:t>
+            </w:r>
+            <w:r>
+              <w:rPr>
+                <w:rStyle w:val="906"/>
+              </w:rPr>
+            </w:r>
+            <w:r>
+              <w:tab/>
+            </w:r>
+            <w:r>
+              <w:fldChar w:fldCharType="begin"/>
+              <w:instrText xml:space="preserve">PAGEREF _Toc15 \h</w:instrText>
+              <w:fldChar w:fldCharType="separate"/>
+              <w:t xml:space="preserve">10</w:t>
+              <w:fldChar w:fldCharType="end"/>
+            </w:r>
+          </w:hyperlink>
+          <w:r>
+            <w:rPr>
+              <w:highlight w:val="none"/>
+              <w:lang w:val="es-US"/>
+            </w:rPr>
+          </w:r>
+        </w:p>
+        <w:p>
+          <w:pPr>
+            <w:pStyle w:val="888"/>
+            <w:pBdr/>
+            <w:tabs>
+              <w:tab w:val="right" w:leader="dot" w:pos="9360"/>
+            </w:tabs>
+            <w:spacing/>
+            <w:ind/>
+            <w:rPr>
+              <w:highlight w:val="none"/>
+            </w:rPr>
+          </w:pPr>
+          <w:hyperlink w:tooltip="#_Toc16" w:anchor="_Toc16" w:history="1">
+            <w:r>
+              <w:rPr>
+                <w:rStyle w:val="906"/>
+              </w:rPr>
+            </w:r>
+            <w:r>
+              <w:rPr>
+                <w:rStyle w:val="906"/>
+                <w:highlight w:val="none"/>
+                <w:lang w:val="es-US"/>
+              </w:rPr>
+              <w:t xml:space="preserve">4.12 Caso de Uso del Microservicio </w:t>
+            </w:r>
+            <w:r>
+              <w:rPr>
+                <w:rStyle w:val="906"/>
+                <w:highlight w:val="none"/>
+                <w:lang w:val="es-US"/>
+              </w:rPr>
+              <w:t xml:space="preserve">Pre-Matriculas</w:t>
+            </w:r>
+            <w:r>
+              <w:rPr>
+                <w:rStyle w:val="906"/>
+              </w:rPr>
+            </w:r>
+            <w:r>
+              <w:tab/>
+            </w:r>
+            <w:r>
+              <w:fldChar w:fldCharType="begin"/>
+              <w:instrText xml:space="preserve">PAGEREF _Toc16 \h</w:instrText>
+              <w:fldChar w:fldCharType="separate"/>
+              <w:t xml:space="preserve">11</w:t>
+              <w:fldChar w:fldCharType="end"/>
+            </w:r>
+          </w:hyperlink>
+          <w:r>
+            <w:rPr>
+              <w:highlight w:val="none"/>
+              <w:lang w:val="es-US"/>
+            </w:rPr>
+          </w:r>
+        </w:p>
+        <w:p>
+          <w:pPr>
+            <w:pStyle w:val="888"/>
+            <w:pBdr/>
+            <w:tabs>
+              <w:tab w:val="right" w:leader="dot" w:pos="9360"/>
+            </w:tabs>
+            <w:spacing/>
+            <w:ind/>
+            <w:rPr>
+              <w:highlight w:val="none"/>
+            </w:rPr>
+          </w:pPr>
+          <w:hyperlink w:tooltip="#_Toc17" w:anchor="_Toc17" w:history="1">
+            <w:r>
+              <w:rPr>
+                <w:rStyle w:val="906"/>
+              </w:rPr>
+            </w:r>
+            <w:r>
+              <w:rPr>
+                <w:rStyle w:val="906"/>
+                <w:highlight w:val="none"/>
+                <w:lang w:val="es-US"/>
+              </w:rPr>
+              <w:t xml:space="preserve">4.13 Caso de Uso del Microservicio Matriculas</w:t>
+            </w:r>
+            <w:r>
+              <w:rPr>
+                <w:rStyle w:val="906"/>
+              </w:rPr>
+            </w:r>
+            <w:r>
+              <w:tab/>
+            </w:r>
+            <w:r>
+              <w:fldChar w:fldCharType="begin"/>
+              <w:instrText xml:space="preserve">PAGEREF _Toc17 \h</w:instrText>
+              <w:fldChar w:fldCharType="separate"/>
+              <w:t xml:space="preserve">11</w:t>
+              <w:fldChar w:fldCharType="end"/>
+            </w:r>
+          </w:hyperlink>
+          <w:r>
+            <w:rPr>
+              <w:highlight w:val="none"/>
+              <w:lang w:val="es-US"/>
+            </w:rPr>
+          </w:r>
+        </w:p>
+        <w:p>
+          <w:pPr>
+            <w:pStyle w:val="888"/>
+            <w:pBdr/>
+            <w:tabs>
+              <w:tab w:val="right" w:leader="dot" w:pos="9360"/>
+            </w:tabs>
+            <w:spacing/>
+            <w:ind/>
+            <w:rPr>
+              <w:highlight w:val="none"/>
+            </w:rPr>
+          </w:pPr>
+          <w:hyperlink w:tooltip="#_Toc18" w:anchor="_Toc18" w:history="1">
+            <w:r>
+              <w:rPr>
+                <w:rStyle w:val="906"/>
+              </w:rPr>
+            </w:r>
+            <w:r>
+              <w:rPr>
+                <w:rStyle w:val="906"/>
+                <w:highlight w:val="none"/>
+                <w:lang w:val="es-US"/>
+              </w:rPr>
+              <w:t xml:space="preserve">4.14 Caso de Uso del Microservicio Expediente</w:t>
+            </w:r>
+            <w:r>
+              <w:rPr>
+                <w:rStyle w:val="906"/>
+              </w:rPr>
+            </w:r>
+            <w:r>
+              <w:tab/>
+            </w:r>
+            <w:r>
+              <w:fldChar w:fldCharType="begin"/>
+              <w:instrText xml:space="preserve">PAGEREF _Toc18 \h</w:instrText>
+              <w:fldChar w:fldCharType="separate"/>
+              <w:t xml:space="preserve">12</w:t>
+              <w:fldChar w:fldCharType="end"/>
+            </w:r>
+          </w:hyperlink>
+          <w:r>
+            <w:rPr>
+              <w:highlight w:val="none"/>
+              <w:lang w:val="es-US"/>
+            </w:rPr>
+          </w:r>
+        </w:p>
+        <w:p>
+          <w:pPr>
+            <w:pStyle w:val="888"/>
+            <w:pBdr/>
+            <w:tabs>
+              <w:tab w:val="right" w:leader="dot" w:pos="9360"/>
+            </w:tabs>
+            <w:spacing/>
+            <w:ind/>
+            <w:rPr>
+              <w:highlight w:val="none"/>
+            </w:rPr>
+          </w:pPr>
+          <w:hyperlink w:tooltip="#_Toc19" w:anchor="_Toc19" w:history="1">
+            <w:r>
+              <w:rPr>
+                <w:rStyle w:val="906"/>
+              </w:rPr>
+            </w:r>
+            <w:r>
+              <w:rPr>
+                <w:rStyle w:val="906"/>
+                <w:highlight w:val="none"/>
+                <w:lang w:val="es-US"/>
+              </w:rPr>
+              <w:t xml:space="preserve">4.15 Caso de Uso del Microservicio Direcciones</w:t>
+            </w:r>
+            <w:r>
+              <w:rPr>
+                <w:rStyle w:val="906"/>
+              </w:rPr>
+            </w:r>
+            <w:r>
+              <w:tab/>
+            </w:r>
+            <w:r>
+              <w:fldChar w:fldCharType="begin"/>
+              <w:instrText xml:space="preserve">PAGEREF _Toc19 \h</w:instrText>
+              <w:fldChar w:fldCharType="separate"/>
+              <w:t xml:space="preserve">12</w:t>
+              <w:fldChar w:fldCharType="end"/>
+            </w:r>
+          </w:hyperlink>
+          <w:r>
+            <w:rPr>
+              <w:highlight w:val="none"/>
+              <w:lang w:val="es-US"/>
+            </w:rPr>
+          </w:r>
+        </w:p>
+        <w:p>
+          <w:pPr>
+            <w:pStyle w:val="888"/>
+            <w:pBdr/>
+            <w:tabs>
+              <w:tab w:val="right" w:leader="dot" w:pos="9360"/>
+            </w:tabs>
+            <w:spacing/>
+            <w:ind/>
+            <w:rPr>
+              <w:highlight w:val="none"/>
+            </w:rPr>
+          </w:pPr>
+          <w:hyperlink w:tooltip="#_Toc20" w:anchor="_Toc20" w:history="1">
+            <w:r>
+              <w:rPr>
+                <w:rStyle w:val="906"/>
+              </w:rPr>
+            </w:r>
+            <w:r>
+              <w:rPr>
+                <w:rStyle w:val="906"/>
+                <w:highlight w:val="none"/>
+                <w:lang w:val="es-US"/>
+              </w:rPr>
+              <w:t xml:space="preserve">4.16 Caso de Uso del Microservicio Notas</w:t>
+            </w:r>
+            <w:r>
+              <w:rPr>
+                <w:rStyle w:val="906"/>
+              </w:rPr>
+            </w:r>
+            <w:r>
+              <w:tab/>
+            </w:r>
+            <w:r>
+              <w:fldChar w:fldCharType="begin"/>
+              <w:instrText xml:space="preserve">PAGEREF _Toc20 \h</w:instrText>
+              <w:fldChar w:fldCharType="separate"/>
+              <w:t xml:space="preserve">13</w:t>
+              <w:fldChar w:fldCharType="end"/>
+            </w:r>
+          </w:hyperlink>
+          <w:r>
+            <w:rPr>
+              <w:highlight w:val="none"/>
+              <w:lang w:val="es-US"/>
+            </w:rPr>
+          </w:r>
+        </w:p>
+        <w:p>
+          <w:pPr>
+            <w:pStyle w:val="888"/>
+            <w:pBdr/>
+            <w:tabs>
+              <w:tab w:val="right" w:leader="dot" w:pos="9360"/>
+            </w:tabs>
+            <w:spacing/>
+            <w:ind/>
+            <w:rPr>
+              <w:highlight w:val="none"/>
+            </w:rPr>
+          </w:pPr>
+          <w:hyperlink w:tooltip="#_Toc21" w:anchor="_Toc21" w:history="1">
+            <w:r>
+              <w:rPr>
+                <w:rStyle w:val="906"/>
+              </w:rPr>
+            </w:r>
+            <w:r>
+              <w:rPr>
+                <w:rStyle w:val="906"/>
+                <w:highlight w:val="none"/>
+                <w:lang w:val="es-US"/>
+              </w:rPr>
+              <w:t xml:space="preserve">4.17 Caso de Uso del Microservicio Historial Academico</w:t>
+            </w:r>
+            <w:r>
+              <w:rPr>
+                <w:rStyle w:val="906"/>
+              </w:rPr>
+            </w:r>
+            <w:r>
+              <w:tab/>
+            </w:r>
+            <w:r>
+              <w:fldChar w:fldCharType="begin"/>
+              <w:instrText xml:space="preserve">PAGEREF _Toc21 \h</w:instrText>
+              <w:fldChar w:fldCharType="separate"/>
+              <w:t xml:space="preserve">13</w:t>
+              <w:fldChar w:fldCharType="end"/>
+            </w:r>
+          </w:hyperlink>
+          <w:r>
+            <w:rPr>
+              <w:highlight w:val="none"/>
+              <w:lang w:val="es-US"/>
+            </w:rPr>
+          </w:r>
+        </w:p>
+        <w:p>
+          <w:pPr>
+            <w:pStyle w:val="888"/>
+            <w:pBdr/>
+            <w:tabs>
+              <w:tab w:val="right" w:leader="dot" w:pos="9360"/>
+            </w:tabs>
+            <w:spacing/>
+            <w:ind/>
+            <w:rPr>
+              <w:highlight w:val="none"/>
+            </w:rPr>
+          </w:pPr>
+          <w:hyperlink w:tooltip="#_Toc22" w:anchor="_Toc22" w:history="1">
+            <w:r>
+              <w:rPr>
+                <w:rStyle w:val="906"/>
+              </w:rPr>
+            </w:r>
+            <w:r>
+              <w:rPr>
+                <w:rStyle w:val="906"/>
+                <w:highlight w:val="none"/>
+                <w:lang w:val="es-US"/>
+              </w:rPr>
+              <w:t xml:space="preserve">4.18 Caso de Uso del Microservicio Listado Estudiantes</w:t>
+            </w:r>
+            <w:r>
+              <w:rPr>
+                <w:rStyle w:val="906"/>
+              </w:rPr>
+            </w:r>
+            <w:r>
+              <w:tab/>
+            </w:r>
+            <w:r>
+              <w:fldChar w:fldCharType="begin"/>
+              <w:instrText xml:space="preserve">PAGEREF _Toc22 \h</w:instrText>
+              <w:fldChar w:fldCharType="separate"/>
+              <w:t xml:space="preserve">13</w:t>
+              <w:fldChar w:fldCharType="end"/>
+            </w:r>
+          </w:hyperlink>
+          <w:r>
+            <w:rPr>
+              <w:highlight w:val="none"/>
+              <w:lang w:val="es-US"/>
+            </w:rPr>
+          </w:r>
+        </w:p>
+        <w:p>
+          <w:pPr>
+            <w:pStyle w:val="888"/>
+            <w:pBdr/>
+            <w:tabs>
+              <w:tab w:val="right" w:leader="dot" w:pos="9360"/>
+            </w:tabs>
+            <w:spacing/>
+            <w:ind/>
+            <w:rPr>
+              <w:highlight w:val="none"/>
+            </w:rPr>
+          </w:pPr>
+          <w:hyperlink w:tooltip="#_Toc23" w:anchor="_Toc23" w:history="1">
+            <w:r>
+              <w:rPr>
+                <w:rStyle w:val="906"/>
+              </w:rPr>
+            </w:r>
+            <w:r>
+              <w:rPr>
+                <w:rStyle w:val="906"/>
+                <w:highlight w:val="none"/>
+                <w:lang w:val="es-US"/>
+              </w:rPr>
+              <w:t xml:space="preserve">4.19 Caso de Uso del Microservicio Facturas</w:t>
+            </w:r>
+            <w:r>
+              <w:rPr>
+                <w:rStyle w:val="906"/>
+              </w:rPr>
+            </w:r>
+            <w:r>
+              <w:tab/>
+            </w:r>
+            <w:r>
+              <w:fldChar w:fldCharType="begin"/>
+              <w:instrText xml:space="preserve">PAGEREF _Toc23 \h</w:instrText>
+              <w:fldChar w:fldCharType="separate"/>
+              <w:t xml:space="preserve">14</w:t>
+              <w:fldChar w:fldCharType="end"/>
+            </w:r>
+          </w:hyperlink>
+          <w:r>
+            <w:rPr>
+              <w:highlight w:val="none"/>
+              <w:lang w:val="es-US"/>
+            </w:rPr>
+          </w:r>
+        </w:p>
+        <w:p>
+          <w:pPr>
+            <w:pStyle w:val="888"/>
+            <w:pBdr/>
+            <w:tabs>
+              <w:tab w:val="right" w:leader="dot" w:pos="9360"/>
+            </w:tabs>
+            <w:spacing/>
+            <w:ind/>
+            <w:rPr>
+              <w:highlight w:val="none"/>
+            </w:rPr>
+          </w:pPr>
+          <w:hyperlink w:tooltip="#_Toc24" w:anchor="_Toc24" w:history="1">
+            <w:r>
+              <w:rPr>
+                <w:rStyle w:val="906"/>
+              </w:rPr>
+            </w:r>
+            <w:r>
+              <w:rPr>
+                <w:rStyle w:val="906"/>
+                <w:highlight w:val="none"/>
+                <w:lang w:val="es-US"/>
+              </w:rPr>
+              <w:t xml:space="preserve">4.20 Caso de Uso del Microservicio Pagos</w:t>
+            </w:r>
+            <w:r>
+              <w:rPr>
+                <w:rStyle w:val="906"/>
+              </w:rPr>
+            </w:r>
+            <w:r>
+              <w:tab/>
+            </w:r>
+            <w:r>
+              <w:fldChar w:fldCharType="begin"/>
+              <w:instrText xml:space="preserve">PAGEREF _Toc24 \h</w:instrText>
+              <w:fldChar w:fldCharType="separate"/>
+              <w:t xml:space="preserve">14</w:t>
+              <w:fldChar w:fldCharType="end"/>
+            </w:r>
+          </w:hyperlink>
+          <w:r>
+            <w:rPr>
+              <w:highlight w:val="none"/>
+              <w:lang w:val="es-US"/>
+            </w:rPr>
+          </w:r>
+        </w:p>
+        <w:p>
+          <w:pPr>
+            <w:pStyle w:val="888"/>
+            <w:pBdr/>
+            <w:tabs>
+              <w:tab w:val="right" w:leader="dot" w:pos="9360"/>
+            </w:tabs>
+            <w:spacing/>
+            <w:ind/>
+            <w:rPr>
+              <w:highlight w:val="none"/>
+            </w:rPr>
+          </w:pPr>
+          <w:hyperlink w:tooltip="#_Toc25" w:anchor="_Toc25" w:history="1">
+            <w:r>
+              <w:rPr>
+                <w:rStyle w:val="906"/>
+              </w:rPr>
+            </w:r>
+            <w:r>
+              <w:rPr>
+                <w:rStyle w:val="906"/>
+                <w:highlight w:val="none"/>
+                <w:lang w:val="es-US"/>
+              </w:rPr>
+              <w:t xml:space="preserve">4.21 Caso de Uso del Microservicio Notificaciones</w:t>
+            </w:r>
+            <w:r>
+              <w:rPr>
+                <w:rStyle w:val="906"/>
+              </w:rPr>
+            </w:r>
+            <w:r>
+              <w:tab/>
+            </w:r>
+            <w:r>
+              <w:fldChar w:fldCharType="begin"/>
+              <w:instrText xml:space="preserve">PAGEREF _Toc25 \h</w:instrText>
+              <w:fldChar w:fldCharType="separate"/>
+              <w:t xml:space="preserve">15</w:t>
+              <w:fldChar w:fldCharType="end"/>
+            </w:r>
+          </w:hyperlink>
+          <w:r>
+            <w:rPr>
+              <w:highlight w:val="none"/>
+              <w:lang w:val="es-US"/>
+            </w:rPr>
+          </w:r>
+        </w:p>
+        <w:p>
+          <w:pPr>
+            <w:pStyle w:val="888"/>
+            <w:pBdr/>
+            <w:tabs>
+              <w:tab w:val="right" w:leader="dot" w:pos="9360"/>
+            </w:tabs>
+            <w:spacing/>
+            <w:ind/>
+            <w:rPr>
+              <w:highlight w:val="none"/>
+            </w:rPr>
+          </w:pPr>
+          <w:hyperlink w:tooltip="#_Toc26" w:anchor="_Toc26" w:history="1">
+            <w:r>
+              <w:rPr>
+                <w:rStyle w:val="906"/>
+              </w:rPr>
+            </w:r>
+            <w:r>
+              <w:rPr>
+                <w:rStyle w:val="906"/>
+                <w:highlight w:val="none"/>
+                <w:lang w:val="es-US"/>
+              </w:rPr>
+              <w:t xml:space="preserve">4.22 Caso de Uso del Microservicio Bitácoras</w:t>
+            </w:r>
+            <w:r>
+              <w:rPr>
+                <w:rStyle w:val="906"/>
+              </w:rPr>
+            </w:r>
+            <w:r>
+              <w:tab/>
+            </w:r>
+            <w:r>
+              <w:fldChar w:fldCharType="begin"/>
+              <w:instrText xml:space="preserve">PAGEREF _Toc26 \h</w:instrText>
+              <w:fldChar w:fldCharType="separate"/>
+              <w:t xml:space="preserve">15</w:t>
+              <w:fldChar w:fldCharType="end"/>
+            </w:r>
+          </w:hyperlink>
+          <w:r>
+            <w:rPr>
+              <w:highlight w:val="none"/>
+              <w:lang w:val="es-US"/>
+            </w:rPr>
+          </w:r>
+        </w:p>
+        <w:p>
+          <w:pPr>
             <w:pStyle w:val="887"/>
             <w:pBdr/>
             <w:tabs>
@@ -617,7 +1852,7 @@
             <w:ind/>
             <w:rPr/>
           </w:pPr>
-          <w:hyperlink w:tooltip="#_Toc4" w:anchor="_Toc4" w:history="1">
+          <w:hyperlink w:tooltip="#_Toc27" w:anchor="_Toc27" w:history="1">
             <w:r>
               <w:rPr>
                 <w:rStyle w:val="906"/>
@@ -639,9 +1874,9 @@
             </w:r>
             <w:r>
               <w:fldChar w:fldCharType="begin"/>
-              <w:instrText xml:space="preserve">PAGEREF _Toc4 \h</w:instrText>
+              <w:instrText xml:space="preserve">PAGEREF _Toc27 \h</w:instrText>
               <w:fldChar w:fldCharType="separate"/>
-              <w:t xml:space="preserve">6</w:t>
+              <w:t xml:space="preserve">16</w:t>
               <w:fldChar w:fldCharType="end"/>
             </w:r>
           </w:hyperlink>
@@ -656,9 +1891,11 @@
             </w:tabs>
             <w:spacing/>
             <w:ind/>
-            <w:rPr/>
+            <w:rPr>
+              <w14:ligatures w14:val="none"/>
+            </w:rPr>
           </w:pPr>
-          <w:hyperlink w:tooltip="#_Toc5" w:anchor="_Toc5" w:history="1">
+          <w:hyperlink w:tooltip="#_Toc28" w:anchor="_Toc28" w:history="1">
             <w:r>
               <w:rPr>
                 <w:rStyle w:val="906"/>
@@ -668,11 +1905,18 @@
               <w:rPr>
                 <w:rStyle w:val="906"/>
               </w:rPr>
-              <w:t xml:space="preserve">5.1 USR1 – Administración de usuarios</w:t>
+              <w:t xml:space="preserve">5.</w:t>
             </w:r>
             <w:r>
               <w:rPr>
                 <w:rStyle w:val="906"/>
+              </w:rPr>
+              <w:t xml:space="preserve">1 USR1 – Administración de usuarios</w:t>
+            </w:r>
+            <w:r>
+              <w:rPr>
+                <w:rStyle w:val="906"/>
+                <w14:ligatures w14:val="none"/>
               </w:rPr>
             </w:r>
             <w:r>
@@ -680,13 +1924,17 @@
             </w:r>
             <w:r>
               <w:fldChar w:fldCharType="begin"/>
-              <w:instrText xml:space="preserve">PAGEREF _Toc5 \h</w:instrText>
+              <w:instrText xml:space="preserve">PAGEREF _Toc28 \h</w:instrText>
               <w:fldChar w:fldCharType="separate"/>
-              <w:t xml:space="preserve">6</w:t>
+              <w:t xml:space="preserve">16</w:t>
               <w:fldChar w:fldCharType="end"/>
             </w:r>
           </w:hyperlink>
-          <w:r/>
+          <w:r>
+            <w:rPr>
+              <w14:ligatures w14:val="none"/>
+            </w:rPr>
+          </w:r>
         </w:p>
         <w:p>
           <w:pPr>
@@ -699,7 +1947,7 @@
             <w:ind/>
             <w:rPr/>
           </w:pPr>
-          <w:hyperlink w:tooltip="#_Toc6" w:anchor="_Toc6" w:history="1">
+          <w:hyperlink w:tooltip="#_Toc29" w:anchor="_Toc29" w:history="1">
             <w:r>
               <w:rPr>
                 <w:rStyle w:val="906"/>
@@ -721,9 +1969,9 @@
             </w:r>
             <w:r>
               <w:fldChar w:fldCharType="begin"/>
-              <w:instrText xml:space="preserve">PAGEREF _Toc6 \h</w:instrText>
+              <w:instrText xml:space="preserve">PAGEREF _Toc29 \h</w:instrText>
               <w:fldChar w:fldCharType="separate"/>
-              <w:t xml:space="preserve">6</w:t>
+              <w:t xml:space="preserve">16</w:t>
               <w:fldChar w:fldCharType="end"/>
             </w:r>
           </w:hyperlink>
@@ -740,7 +1988,7 @@
             <w:ind/>
             <w:rPr/>
           </w:pPr>
-          <w:hyperlink w:tooltip="#_Toc7" w:anchor="_Toc7" w:history="1">
+          <w:hyperlink w:tooltip="#_Toc30" w:anchor="_Toc30" w:history="1">
             <w:r>
               <w:rPr>
                 <w:rStyle w:val="906"/>
@@ -762,9 +2010,9 @@
             </w:r>
             <w:r>
               <w:fldChar w:fldCharType="begin"/>
-              <w:instrText xml:space="preserve">PAGEREF _Toc7 \h</w:instrText>
+              <w:instrText xml:space="preserve">PAGEREF _Toc30 \h</w:instrText>
               <w:fldChar w:fldCharType="separate"/>
-              <w:t xml:space="preserve">6</w:t>
+              <w:t xml:space="preserve">16</w:t>
               <w:fldChar w:fldCharType="end"/>
             </w:r>
           </w:hyperlink>
@@ -781,7 +2029,7 @@
             <w:ind/>
             <w:rPr/>
           </w:pPr>
-          <w:hyperlink w:tooltip="#_Toc8" w:anchor="_Toc8" w:history="1">
+          <w:hyperlink w:tooltip="#_Toc31" w:anchor="_Toc31" w:history="1">
             <w:r>
               <w:rPr>
                 <w:rStyle w:val="906"/>
@@ -803,9 +2051,9 @@
             </w:r>
             <w:r>
               <w:fldChar w:fldCharType="begin"/>
-              <w:instrText xml:space="preserve">PAGEREF _Toc8 \h</w:instrText>
+              <w:instrText xml:space="preserve">PAGEREF _Toc31 \h</w:instrText>
               <w:fldChar w:fldCharType="separate"/>
-              <w:t xml:space="preserve">6</w:t>
+              <w:t xml:space="preserve">16</w:t>
               <w:fldChar w:fldCharType="end"/>
             </w:r>
           </w:hyperlink>
@@ -822,7 +2070,7 @@
             <w:ind/>
             <w:rPr/>
           </w:pPr>
-          <w:hyperlink w:tooltip="#_Toc9" w:anchor="_Toc9" w:history="1">
+          <w:hyperlink w:tooltip="#_Toc32" w:anchor="_Toc32" w:history="1">
             <w:r>
               <w:rPr>
                 <w:rStyle w:val="906"/>
@@ -844,9 +2092,9 @@
             </w:r>
             <w:r>
               <w:fldChar w:fldCharType="begin"/>
-              <w:instrText xml:space="preserve">PAGEREF _Toc9 \h</w:instrText>
+              <w:instrText xml:space="preserve">PAGEREF _Toc32 \h</w:instrText>
               <w:fldChar w:fldCharType="separate"/>
-              <w:t xml:space="preserve">6</w:t>
+              <w:t xml:space="preserve">16</w:t>
               <w:fldChar w:fldCharType="end"/>
             </w:r>
           </w:hyperlink>
@@ -863,7 +2111,7 @@
             <w:ind/>
             <w:rPr/>
           </w:pPr>
-          <w:hyperlink w:tooltip="#_Toc10" w:anchor="_Toc10" w:history="1">
+          <w:hyperlink w:tooltip="#_Toc33" w:anchor="_Toc33" w:history="1">
             <w:r>
               <w:rPr>
                 <w:rStyle w:val="906"/>
@@ -885,9 +2133,9 @@
             </w:r>
             <w:r>
               <w:fldChar w:fldCharType="begin"/>
-              <w:instrText xml:space="preserve">PAGEREF _Toc10 \h</w:instrText>
+              <w:instrText xml:space="preserve">PAGEREF _Toc33 \h</w:instrText>
               <w:fldChar w:fldCharType="separate"/>
-              <w:t xml:space="preserve">6</w:t>
+              <w:t xml:space="preserve">16</w:t>
               <w:fldChar w:fldCharType="end"/>
             </w:r>
           </w:hyperlink>
@@ -904,7 +2152,7 @@
             <w:ind/>
             <w:rPr/>
           </w:pPr>
-          <w:hyperlink w:tooltip="#_Toc11" w:anchor="_Toc11" w:history="1">
+          <w:hyperlink w:tooltip="#_Toc34" w:anchor="_Toc34" w:history="1">
             <w:r>
               <w:rPr>
                 <w:rStyle w:val="906"/>
@@ -926,9 +2174,9 @@
             </w:r>
             <w:r>
               <w:fldChar w:fldCharType="begin"/>
-              <w:instrText xml:space="preserve">PAGEREF _Toc11 \h</w:instrText>
+              <w:instrText xml:space="preserve">PAGEREF _Toc34 \h</w:instrText>
               <w:fldChar w:fldCharType="separate"/>
-              <w:t xml:space="preserve">6</w:t>
+              <w:t xml:space="preserve">16</w:t>
               <w:fldChar w:fldCharType="end"/>
             </w:r>
           </w:hyperlink>
@@ -945,7 +2193,7 @@
             <w:ind/>
             <w:rPr/>
           </w:pPr>
-          <w:hyperlink w:tooltip="#_Toc12" w:anchor="_Toc12" w:history="1">
+          <w:hyperlink w:tooltip="#_Toc35" w:anchor="_Toc35" w:history="1">
             <w:r>
               <w:rPr>
                 <w:rStyle w:val="906"/>
@@ -967,9 +2215,9 @@
             </w:r>
             <w:r>
               <w:fldChar w:fldCharType="begin"/>
-              <w:instrText xml:space="preserve">PAGEREF _Toc12 \h</w:instrText>
+              <w:instrText xml:space="preserve">PAGEREF _Toc35 \h</w:instrText>
               <w:fldChar w:fldCharType="separate"/>
-              <w:t xml:space="preserve">6</w:t>
+              <w:t xml:space="preserve">16</w:t>
               <w:fldChar w:fldCharType="end"/>
             </w:r>
           </w:hyperlink>
@@ -986,7 +2234,7 @@
             <w:ind/>
             <w:rPr/>
           </w:pPr>
-          <w:hyperlink w:tooltip="#_Toc13" w:anchor="_Toc13" w:history="1">
+          <w:hyperlink w:tooltip="#_Toc36" w:anchor="_Toc36" w:history="1">
             <w:r>
               <w:rPr>
                 <w:rStyle w:val="906"/>
@@ -1008,9 +2256,9 @@
             </w:r>
             <w:r>
               <w:fldChar w:fldCharType="begin"/>
-              <w:instrText xml:space="preserve">PAGEREF _Toc13 \h</w:instrText>
+              <w:instrText xml:space="preserve">PAGEREF _Toc36 \h</w:instrText>
               <w:fldChar w:fldCharType="separate"/>
-              <w:t xml:space="preserve">6</w:t>
+              <w:t xml:space="preserve">16</w:t>
               <w:fldChar w:fldCharType="end"/>
             </w:r>
           </w:hyperlink>
@@ -1027,7 +2275,7 @@
             <w:ind/>
             <w:rPr/>
           </w:pPr>
-          <w:hyperlink w:tooltip="#_Toc14" w:anchor="_Toc14" w:history="1">
+          <w:hyperlink w:tooltip="#_Toc37" w:anchor="_Toc37" w:history="1">
             <w:r>
               <w:rPr>
                 <w:rStyle w:val="906"/>
@@ -1049,9 +2297,9 @@
             </w:r>
             <w:r>
               <w:fldChar w:fldCharType="begin"/>
-              <w:instrText xml:space="preserve">PAGEREF _Toc14 \h</w:instrText>
+              <w:instrText xml:space="preserve">PAGEREF _Toc37 \h</w:instrText>
               <w:fldChar w:fldCharType="separate"/>
-              <w:t xml:space="preserve">6</w:t>
+              <w:t xml:space="preserve">16</w:t>
               <w:fldChar w:fldCharType="end"/>
             </w:r>
           </w:hyperlink>
@@ -1068,7 +2316,7 @@
             <w:ind/>
             <w:rPr/>
           </w:pPr>
-          <w:hyperlink w:tooltip="#_Toc15" w:anchor="_Toc15" w:history="1">
+          <w:hyperlink w:tooltip="#_Toc38" w:anchor="_Toc38" w:history="1">
             <w:r>
               <w:rPr>
                 <w:rStyle w:val="906"/>
@@ -1090,9 +2338,9 @@
             </w:r>
             <w:r>
               <w:fldChar w:fldCharType="begin"/>
-              <w:instrText xml:space="preserve">PAGEREF _Toc15 \h</w:instrText>
+              <w:instrText xml:space="preserve">PAGEREF _Toc38 \h</w:instrText>
               <w:fldChar w:fldCharType="separate"/>
-              <w:t xml:space="preserve">6</w:t>
+              <w:t xml:space="preserve">16</w:t>
               <w:fldChar w:fldCharType="end"/>
             </w:r>
           </w:hyperlink>
@@ -1109,7 +2357,7 @@
             <w:ind/>
             <w:rPr/>
           </w:pPr>
-          <w:hyperlink w:tooltip="#_Toc16" w:anchor="_Toc16" w:history="1">
+          <w:hyperlink w:tooltip="#_Toc39" w:anchor="_Toc39" w:history="1">
             <w:r>
               <w:rPr>
                 <w:rStyle w:val="906"/>
@@ -1131,9 +2379,9 @@
             </w:r>
             <w:r>
               <w:fldChar w:fldCharType="begin"/>
-              <w:instrText xml:space="preserve">PAGEREF _Toc16 \h</w:instrText>
+              <w:instrText xml:space="preserve">PAGEREF _Toc39 \h</w:instrText>
               <w:fldChar w:fldCharType="separate"/>
-              <w:t xml:space="preserve">6</w:t>
+              <w:t xml:space="preserve">16</w:t>
               <w:fldChar w:fldCharType="end"/>
             </w:r>
           </w:hyperlink>
@@ -1150,7 +2398,7 @@
             <w:ind/>
             <w:rPr/>
           </w:pPr>
-          <w:hyperlink w:tooltip="#_Toc17" w:anchor="_Toc17" w:history="1">
+          <w:hyperlink w:tooltip="#_Toc40" w:anchor="_Toc40" w:history="1">
             <w:r>
               <w:rPr>
                 <w:rStyle w:val="906"/>
@@ -1172,9 +2420,9 @@
             </w:r>
             <w:r>
               <w:fldChar w:fldCharType="begin"/>
-              <w:instrText xml:space="preserve">PAGEREF _Toc17 \h</w:instrText>
+              <w:instrText xml:space="preserve">PAGEREF _Toc40 \h</w:instrText>
               <w:fldChar w:fldCharType="separate"/>
-              <w:t xml:space="preserve">6</w:t>
+              <w:t xml:space="preserve">16</w:t>
               <w:fldChar w:fldCharType="end"/>
             </w:r>
           </w:hyperlink>
@@ -1191,7 +2439,7 @@
             <w:ind/>
             <w:rPr/>
           </w:pPr>
-          <w:hyperlink w:tooltip="#_Toc18" w:anchor="_Toc18" w:history="1">
+          <w:hyperlink w:tooltip="#_Toc41" w:anchor="_Toc41" w:history="1">
             <w:r>
               <w:rPr>
                 <w:rStyle w:val="906"/>
@@ -1213,9 +2461,9 @@
             </w:r>
             <w:r>
               <w:fldChar w:fldCharType="begin"/>
-              <w:instrText xml:space="preserve">PAGEREF _Toc18 \h</w:instrText>
+              <w:instrText xml:space="preserve">PAGEREF _Toc41 \h</w:instrText>
               <w:fldChar w:fldCharType="separate"/>
-              <w:t xml:space="preserve">7</w:t>
+              <w:t xml:space="preserve">17</w:t>
               <w:fldChar w:fldCharType="end"/>
             </w:r>
           </w:hyperlink>
@@ -1232,7 +2480,7 @@
             <w:ind/>
             <w:rPr/>
           </w:pPr>
-          <w:hyperlink w:tooltip="#_Toc19" w:anchor="_Toc19" w:history="1">
+          <w:hyperlink w:tooltip="#_Toc42" w:anchor="_Toc42" w:history="1">
             <w:r>
               <w:rPr>
                 <w:rStyle w:val="906"/>
@@ -1254,9 +2502,9 @@
             </w:r>
             <w:r>
               <w:fldChar w:fldCharType="begin"/>
-              <w:instrText xml:space="preserve">PAGEREF _Toc19 \h</w:instrText>
+              <w:instrText xml:space="preserve">PAGEREF _Toc42 \h</w:instrText>
               <w:fldChar w:fldCharType="separate"/>
-              <w:t xml:space="preserve">7</w:t>
+              <w:t xml:space="preserve">17</w:t>
               <w:fldChar w:fldCharType="end"/>
             </w:r>
           </w:hyperlink>
@@ -1273,7 +2521,7 @@
             <w:ind/>
             <w:rPr/>
           </w:pPr>
-          <w:hyperlink w:tooltip="#_Toc20" w:anchor="_Toc20" w:history="1">
+          <w:hyperlink w:tooltip="#_Toc43" w:anchor="_Toc43" w:history="1">
             <w:r>
               <w:rPr>
                 <w:rStyle w:val="906"/>
@@ -1295,9 +2543,9 @@
             </w:r>
             <w:r>
               <w:fldChar w:fldCharType="begin"/>
-              <w:instrText xml:space="preserve">PAGEREF _Toc20 \h</w:instrText>
+              <w:instrText xml:space="preserve">PAGEREF _Toc43 \h</w:instrText>
               <w:fldChar w:fldCharType="separate"/>
-              <w:t xml:space="preserve">7</w:t>
+              <w:t xml:space="preserve">17</w:t>
               <w:fldChar w:fldCharType="end"/>
             </w:r>
           </w:hyperlink>
@@ -1314,7 +2562,7 @@
             <w:ind/>
             <w:rPr/>
           </w:pPr>
-          <w:hyperlink w:tooltip="#_Toc21" w:anchor="_Toc21" w:history="1">
+          <w:hyperlink w:tooltip="#_Toc44" w:anchor="_Toc44" w:history="1">
             <w:r>
               <w:rPr>
                 <w:rStyle w:val="906"/>
@@ -1336,9 +2584,9 @@
             </w:r>
             <w:r>
               <w:fldChar w:fldCharType="begin"/>
-              <w:instrText xml:space="preserve">PAGEREF _Toc21 \h</w:instrText>
+              <w:instrText xml:space="preserve">PAGEREF _Toc44 \h</w:instrText>
               <w:fldChar w:fldCharType="separate"/>
-              <w:t xml:space="preserve">7</w:t>
+              <w:t xml:space="preserve">17</w:t>
               <w:fldChar w:fldCharType="end"/>
             </w:r>
           </w:hyperlink>
@@ -1355,7 +2603,7 @@
             <w:ind/>
             <w:rPr/>
           </w:pPr>
-          <w:hyperlink w:tooltip="#_Toc22" w:anchor="_Toc22" w:history="1">
+          <w:hyperlink w:tooltip="#_Toc45" w:anchor="_Toc45" w:history="1">
             <w:r>
               <w:rPr>
                 <w:rStyle w:val="906"/>
@@ -1377,9 +2625,9 @@
             </w:r>
             <w:r>
               <w:fldChar w:fldCharType="begin"/>
-              <w:instrText xml:space="preserve">PAGEREF _Toc22 \h</w:instrText>
+              <w:instrText xml:space="preserve">PAGEREF _Toc45 \h</w:instrText>
               <w:fldChar w:fldCharType="separate"/>
-              <w:t xml:space="preserve">7</w:t>
+              <w:t xml:space="preserve">17</w:t>
               <w:fldChar w:fldCharType="end"/>
             </w:r>
           </w:hyperlink>
@@ -1396,7 +2644,7 @@
             <w:ind/>
             <w:rPr/>
           </w:pPr>
-          <w:hyperlink w:tooltip="#_Toc23" w:anchor="_Toc23" w:history="1">
+          <w:hyperlink w:tooltip="#_Toc46" w:anchor="_Toc46" w:history="1">
             <w:r>
               <w:rPr>
                 <w:rStyle w:val="906"/>
@@ -1418,9 +2666,9 @@
             </w:r>
             <w:r>
               <w:fldChar w:fldCharType="begin"/>
-              <w:instrText xml:space="preserve">PAGEREF _Toc23 \h</w:instrText>
+              <w:instrText xml:space="preserve">PAGEREF _Toc46 \h</w:instrText>
               <w:fldChar w:fldCharType="separate"/>
-              <w:t xml:space="preserve">7</w:t>
+              <w:t xml:space="preserve">17</w:t>
               <w:fldChar w:fldCharType="end"/>
             </w:r>
           </w:hyperlink>
@@ -1437,7 +2685,7 @@
             <w:ind/>
             <w:rPr/>
           </w:pPr>
-          <w:hyperlink w:tooltip="#_Toc24" w:anchor="_Toc24" w:history="1">
+          <w:hyperlink w:tooltip="#_Toc47" w:anchor="_Toc47" w:history="1">
             <w:r>
               <w:rPr>
                 <w:rStyle w:val="906"/>
@@ -1459,9 +2707,9 @@
             </w:r>
             <w:r>
               <w:fldChar w:fldCharType="begin"/>
-              <w:instrText xml:space="preserve">PAGEREF _Toc24 \h</w:instrText>
+              <w:instrText xml:space="preserve">PAGEREF _Toc47 \h</w:instrText>
               <w:fldChar w:fldCharType="separate"/>
-              <w:t xml:space="preserve">7</w:t>
+              <w:t xml:space="preserve">17</w:t>
               <w:fldChar w:fldCharType="end"/>
             </w:r>
           </w:hyperlink>
@@ -1478,7 +2726,7 @@
             <w:ind/>
             <w:rPr/>
           </w:pPr>
-          <w:hyperlink w:tooltip="#_Toc25" w:anchor="_Toc25" w:history="1">
+          <w:hyperlink w:tooltip="#_Toc48" w:anchor="_Toc48" w:history="1">
             <w:r>
               <w:rPr>
                 <w:rStyle w:val="906"/>
@@ -1500,9 +2748,9 @@
             </w:r>
             <w:r>
               <w:fldChar w:fldCharType="begin"/>
-              <w:instrText xml:space="preserve">PAGEREF _Toc25 \h</w:instrText>
+              <w:instrText xml:space="preserve">PAGEREF _Toc48 \h</w:instrText>
               <w:fldChar w:fldCharType="separate"/>
-              <w:t xml:space="preserve">7</w:t>
+              <w:t xml:space="preserve">17</w:t>
               <w:fldChar w:fldCharType="end"/>
             </w:r>
           </w:hyperlink>
@@ -1519,7 +2767,7 @@
             <w:ind/>
             <w:rPr/>
           </w:pPr>
-          <w:hyperlink w:tooltip="#_Toc26" w:anchor="_Toc26" w:history="1">
+          <w:hyperlink w:tooltip="#_Toc49" w:anchor="_Toc49" w:history="1">
             <w:r>
               <w:rPr>
                 <w:rStyle w:val="906"/>
@@ -1541,9 +2789,9 @@
             </w:r>
             <w:r>
               <w:fldChar w:fldCharType="begin"/>
-              <w:instrText xml:space="preserve">PAGEREF _Toc26 \h</w:instrText>
+              <w:instrText xml:space="preserve">PAGEREF _Toc49 \h</w:instrText>
               <w:fldChar w:fldCharType="separate"/>
-              <w:t xml:space="preserve">7</w:t>
+              <w:t xml:space="preserve">17</w:t>
               <w:fldChar w:fldCharType="end"/>
             </w:r>
           </w:hyperlink>
@@ -1560,7 +2808,7 @@
             <w:ind/>
             <w:rPr/>
           </w:pPr>
-          <w:hyperlink w:tooltip="#_Toc27" w:anchor="_Toc27" w:history="1">
+          <w:hyperlink w:tooltip="#_Toc50" w:anchor="_Toc50" w:history="1">
             <w:r>
               <w:rPr>
                 <w:rStyle w:val="906"/>
@@ -1589,9 +2837,9 @@
             </w:r>
             <w:r>
               <w:fldChar w:fldCharType="begin"/>
-              <w:instrText xml:space="preserve">PAGEREF _Toc27 \h</w:instrText>
+              <w:instrText xml:space="preserve">PAGEREF _Toc50 \h</w:instrText>
               <w:fldChar w:fldCharType="separate"/>
-              <w:t xml:space="preserve">8</w:t>
+              <w:t xml:space="preserve">18</w:t>
               <w:fldChar w:fldCharType="end"/>
             </w:r>
           </w:hyperlink>
@@ -1608,7 +2856,7 @@
             <w:ind/>
             <w:rPr/>
           </w:pPr>
-          <w:hyperlink w:tooltip="#_Toc28" w:anchor="_Toc28" w:history="1">
+          <w:hyperlink w:tooltip="#_Toc51" w:anchor="_Toc51" w:history="1">
             <w:r>
               <w:rPr>
                 <w:rStyle w:val="906"/>
@@ -1630,9 +2878,9 @@
             </w:r>
             <w:r>
               <w:fldChar w:fldCharType="begin"/>
-              <w:instrText xml:space="preserve">PAGEREF _Toc28 \h</w:instrText>
+              <w:instrText xml:space="preserve">PAGEREF _Toc51 \h</w:instrText>
               <w:fldChar w:fldCharType="separate"/>
-              <w:t xml:space="preserve">8</w:t>
+              <w:t xml:space="preserve">18</w:t>
               <w:fldChar w:fldCharType="end"/>
             </w:r>
           </w:hyperlink>
@@ -1649,7 +2897,7 @@
             <w:ind/>
             <w:rPr/>
           </w:pPr>
-          <w:hyperlink w:tooltip="#_Toc29" w:anchor="_Toc29" w:history="1">
+          <w:hyperlink w:tooltip="#_Toc52" w:anchor="_Toc52" w:history="1">
             <w:r>
               <w:rPr>
                 <w:rStyle w:val="906"/>
@@ -1671,9 +2919,9 @@
             </w:r>
             <w:r>
               <w:fldChar w:fldCharType="begin"/>
-              <w:instrText xml:space="preserve">PAGEREF _Toc29 \h</w:instrText>
+              <w:instrText xml:space="preserve">PAGEREF _Toc52 \h</w:instrText>
               <w:fldChar w:fldCharType="separate"/>
-              <w:t xml:space="preserve">8</w:t>
+              <w:t xml:space="preserve">18</w:t>
               <w:fldChar w:fldCharType="end"/>
             </w:r>
           </w:hyperlink>
@@ -1690,7 +2938,7 @@
             <w:ind/>
             <w:rPr/>
           </w:pPr>
-          <w:hyperlink w:tooltip="#_Toc30" w:anchor="_Toc30" w:history="1">
+          <w:hyperlink w:tooltip="#_Toc53" w:anchor="_Toc53" w:history="1">
             <w:r>
               <w:rPr>
                 <w:rStyle w:val="906"/>
@@ -1712,9 +2960,9 @@
             </w:r>
             <w:r>
               <w:fldChar w:fldCharType="begin"/>
-              <w:instrText xml:space="preserve">PAGEREF _Toc30 \h</w:instrText>
+              <w:instrText xml:space="preserve">PAGEREF _Toc53 \h</w:instrText>
               <w:fldChar w:fldCharType="separate"/>
-              <w:t xml:space="preserve">8</w:t>
+              <w:t xml:space="preserve">18</w:t>
               <w:fldChar w:fldCharType="end"/>
             </w:r>
           </w:hyperlink>
@@ -1731,7 +2979,7 @@
             <w:ind/>
             <w:rPr/>
           </w:pPr>
-          <w:hyperlink w:tooltip="#_Toc31" w:anchor="_Toc31" w:history="1">
+          <w:hyperlink w:tooltip="#_Toc54" w:anchor="_Toc54" w:history="1">
             <w:r>
               <w:rPr>
                 <w:rStyle w:val="906"/>
@@ -1753,9 +3001,9 @@
             </w:r>
             <w:r>
               <w:fldChar w:fldCharType="begin"/>
-              <w:instrText xml:space="preserve">PAGEREF _Toc31 \h</w:instrText>
+              <w:instrText xml:space="preserve">PAGEREF _Toc54 \h</w:instrText>
               <w:fldChar w:fldCharType="separate"/>
-              <w:t xml:space="preserve">8</w:t>
+              <w:t xml:space="preserve">18</w:t>
               <w:fldChar w:fldCharType="end"/>
             </w:r>
           </w:hyperlink>
@@ -1772,7 +3020,7 @@
             <w:ind/>
             <w:rPr/>
           </w:pPr>
-          <w:hyperlink w:tooltip="#_Toc32" w:anchor="_Toc32" w:history="1">
+          <w:hyperlink w:tooltip="#_Toc55" w:anchor="_Toc55" w:history="1">
             <w:r>
               <w:rPr>
                 <w:rStyle w:val="906"/>
@@ -1794,9 +3042,9 @@
             </w:r>
             <w:r>
               <w:fldChar w:fldCharType="begin"/>
-              <w:instrText xml:space="preserve">PAGEREF _Toc32 \h</w:instrText>
+              <w:instrText xml:space="preserve">PAGEREF _Toc55 \h</w:instrText>
               <w:fldChar w:fldCharType="separate"/>
-              <w:t xml:space="preserve">8</w:t>
+              <w:t xml:space="preserve">18</w:t>
               <w:fldChar w:fldCharType="end"/>
             </w:r>
           </w:hyperlink>
@@ -1813,7 +3061,7 @@
             <w:ind/>
             <w:rPr/>
           </w:pPr>
-          <w:hyperlink w:tooltip="#_Toc33" w:anchor="_Toc33" w:history="1">
+          <w:hyperlink w:tooltip="#_Toc56" w:anchor="_Toc56" w:history="1">
             <w:r>
               <w:rPr>
                 <w:rStyle w:val="906"/>
@@ -1835,9 +3083,9 @@
             </w:r>
             <w:r>
               <w:fldChar w:fldCharType="begin"/>
-              <w:instrText xml:space="preserve">PAGEREF _Toc33 \h</w:instrText>
+              <w:instrText xml:space="preserve">PAGEREF _Toc56 \h</w:instrText>
               <w:fldChar w:fldCharType="separate"/>
-              <w:t xml:space="preserve">8</w:t>
+              <w:t xml:space="preserve">18</w:t>
               <w:fldChar w:fldCharType="end"/>
             </w:r>
           </w:hyperlink>
@@ -1854,7 +3102,7 @@
             <w:ind/>
             <w:rPr/>
           </w:pPr>
-          <w:hyperlink w:tooltip="#_Toc34" w:anchor="_Toc34" w:history="1">
+          <w:hyperlink w:tooltip="#_Toc57" w:anchor="_Toc57" w:history="1">
             <w:r>
               <w:rPr>
                 <w:rStyle w:val="906"/>
@@ -1876,9 +3124,9 @@
             </w:r>
             <w:r>
               <w:fldChar w:fldCharType="begin"/>
-              <w:instrText xml:space="preserve">PAGEREF _Toc34 \h</w:instrText>
+              <w:instrText xml:space="preserve">PAGEREF _Toc57 \h</w:instrText>
               <w:fldChar w:fldCharType="separate"/>
-              <w:t xml:space="preserve">8</w:t>
+              <w:t xml:space="preserve">18</w:t>
               <w:fldChar w:fldCharType="end"/>
             </w:r>
           </w:hyperlink>
@@ -1895,7 +3143,7 @@
             <w:ind/>
             <w:rPr/>
           </w:pPr>
-          <w:hyperlink w:tooltip="#_Toc35" w:anchor="_Toc35" w:history="1">
+          <w:hyperlink w:tooltip="#_Toc58" w:anchor="_Toc58" w:history="1">
             <w:r>
               <w:rPr>
                 <w:rStyle w:val="906"/>
@@ -1917,9 +3165,9 @@
             </w:r>
             <w:r>
               <w:fldChar w:fldCharType="begin"/>
-              <w:instrText xml:space="preserve">PAGEREF _Toc35 \h</w:instrText>
+              <w:instrText xml:space="preserve">PAGEREF _Toc58 \h</w:instrText>
               <w:fldChar w:fldCharType="separate"/>
-              <w:t xml:space="preserve">8</w:t>
+              <w:t xml:space="preserve">18</w:t>
               <w:fldChar w:fldCharType="end"/>
             </w:r>
           </w:hyperlink>
@@ -1938,7 +3186,7 @@
               <w:highlight w:val="none"/>
             </w:rPr>
           </w:pPr>
-          <w:hyperlink w:tooltip="#_Toc36" w:anchor="_Toc36" w:history="1">
+          <w:hyperlink w:tooltip="#_Toc59" w:anchor="_Toc59" w:history="1">
             <w:r>
               <w:rPr>
                 <w:rStyle w:val="906"/>
@@ -1961,9 +3209,9 @@
             </w:r>
             <w:r>
               <w:fldChar w:fldCharType="begin"/>
-              <w:instrText xml:space="preserve">PAGEREF _Toc36 \h</w:instrText>
+              <w:instrText xml:space="preserve">PAGEREF _Toc59 \h</w:instrText>
               <w:fldChar w:fldCharType="separate"/>
-              <w:t xml:space="preserve">9</w:t>
+              <w:t xml:space="preserve">19</w:t>
               <w:fldChar w:fldCharType="end"/>
             </w:r>
           </w:hyperlink>
@@ -1984,7 +3232,7 @@
             <w:ind/>
             <w:rPr/>
           </w:pPr>
-          <w:hyperlink w:tooltip="#_Toc37" w:anchor="_Toc37" w:history="1">
+          <w:hyperlink w:tooltip="#_Toc60" w:anchor="_Toc60" w:history="1">
             <w:r>
               <w:rPr>
                 <w:rStyle w:val="906"/>
@@ -2006,9 +3254,9 @@
             </w:r>
             <w:r>
               <w:fldChar w:fldCharType="begin"/>
-              <w:instrText xml:space="preserve">PAGEREF _Toc37 \h</w:instrText>
+              <w:instrText xml:space="preserve">PAGEREF _Toc60 \h</w:instrText>
               <w:fldChar w:fldCharType="separate"/>
-              <w:t xml:space="preserve">9</w:t>
+              <w:t xml:space="preserve">19</w:t>
               <w:fldChar w:fldCharType="end"/>
             </w:r>
           </w:hyperlink>
@@ -2025,7 +3273,7 @@
             <w:ind/>
             <w:rPr/>
           </w:pPr>
-          <w:hyperlink w:tooltip="#_Toc38" w:anchor="_Toc38" w:history="1">
+          <w:hyperlink w:tooltip="#_Toc61" w:anchor="_Toc61" w:history="1">
             <w:r>
               <w:rPr>
                 <w:rStyle w:val="906"/>
@@ -2047,9 +3295,9 @@
             </w:r>
             <w:r>
               <w:fldChar w:fldCharType="begin"/>
-              <w:instrText xml:space="preserve">PAGEREF _Toc38 \h</w:instrText>
+              <w:instrText xml:space="preserve">PAGEREF _Toc61 \h</w:instrText>
               <w:fldChar w:fldCharType="separate"/>
-              <w:t xml:space="preserve">9</w:t>
+              <w:t xml:space="preserve">19</w:t>
               <w:fldChar w:fldCharType="end"/>
             </w:r>
           </w:hyperlink>
@@ -2066,7 +3314,7 @@
             <w:ind/>
             <w:rPr/>
           </w:pPr>
-          <w:hyperlink w:tooltip="#_Toc39" w:anchor="_Toc39" w:history="1">
+          <w:hyperlink w:tooltip="#_Toc62" w:anchor="_Toc62" w:history="1">
             <w:r>
               <w:rPr>
                 <w:rStyle w:val="906"/>
@@ -2088,9 +3336,9 @@
             </w:r>
             <w:r>
               <w:fldChar w:fldCharType="begin"/>
-              <w:instrText xml:space="preserve">PAGEREF _Toc39 \h</w:instrText>
+              <w:instrText xml:space="preserve">PAGEREF _Toc62 \h</w:instrText>
               <w:fldChar w:fldCharType="separate"/>
-              <w:t xml:space="preserve">10</w:t>
+              <w:t xml:space="preserve">20</w:t>
               <w:fldChar w:fldCharType="end"/>
             </w:r>
           </w:hyperlink>
@@ -2131,29 +3379,13 @@
     <w:p>
       <w:pPr>
         <w:pBdr/>
-        <w:spacing w:after="240"/>
+        <w:shd w:val="nil" w:color="auto"/>
+        <w:spacing/>
         <w:ind/>
         <w:rPr/>
       </w:pPr>
       <w:r>
-        <w:rPr>
-          <w:b/>
-          <w:bCs/>
-          <w:color w:val="1f3a6e"/>
-          <w:sz w:val="36"/>
-          <w:szCs w:val="36"/>
-          <w:highlight w:val="none"/>
-        </w:rPr>
-      </w:r>
-      <w:r>
-        <w:rPr>
-          <w:b/>
-          <w:bCs/>
-          <w:color w:val="1f3a6e"/>
-          <w:sz w:val="36"/>
-          <w:szCs w:val="36"/>
-          <w:highlight w:val="none"/>
-        </w:rPr>
+        <w:br w:type="page" w:clear="all"/>
       </w:r>
       <w:r/>
     </w:p>
@@ -2467,7 +3699,12 @@
         <w:pBdr/>
         <w:spacing w:after="240" w:before="60"/>
         <w:ind/>
-        <w:rPr/>
+        <w:rPr>
+          <w:bCs/>
+          <w:i/>
+          <w:color w:val="6b7280"/>
+          <w:highlight w:val="none"/>
+        </w:rPr>
       </w:pPr>
       <w:r>
         <w:rPr>
@@ -2552,6 +3789,34 @@
           <w:color w:val="6b7280"/>
         </w:rPr>
       </w:r>
+      <w:r>
+        <w:rPr>
+          <w:bCs/>
+          <w:i/>
+          <w:color w:val="6b7280"/>
+          <w:highlight w:val="none"/>
+        </w:rPr>
+      </w:r>
+    </w:p>
+    <w:p>
+      <w:pPr>
+        <w:pBdr/>
+        <w:shd w:val="nil" w:color="auto"/>
+        <w:spacing/>
+        <w:ind/>
+        <w:rPr/>
+      </w:pPr>
+      <w:r>
+        <w:br w:type="page" w:clear="all"/>
+      </w:r>
+      <w:r>
+        <w:rPr>
+          <w:i/>
+          <w:iCs/>
+          <w:color w:val="6b7280"/>
+          <w:highlight w:val="none"/>
+        </w:rPr>
+      </w:r>
       <w:r/>
     </w:p>
     <w:p>
@@ -2575,6 +3840,3363 @@
     </w:p>
     <w:p>
       <w:pPr>
+        <w:pStyle w:val="914"/>
+        <w:pBdr/>
+        <w:spacing/>
+        <w:ind/>
+        <w:rPr>
+          <w:highlight w:val="none"/>
+          <w:lang w:val="es-US"/>
+          <w14:ligatures w14:val="none"/>
+        </w:rPr>
+      </w:pPr>
+      <w:r/>
+      <w:bookmarkStart w:id="4" w:name="_Toc4"/>
+      <w:r>
+        <w:rPr>
+          <w:lang w:val="es-US"/>
+        </w:rPr>
+        <w:t xml:space="preserve">4.1 Caso de Uso de la Arquitectura</w:t>
+      </w:r>
+      <w:r>
+        <w:rPr>
+          <w:lang w:val="es-US"/>
+        </w:rPr>
+        <w:t xml:space="preserve"> </w:t>
+      </w:r>
+      <w:r>
+        <w:rPr>
+          <w:highlight w:val="none"/>
+          <w:lang w:val="es-US"/>
+        </w:rPr>
+      </w:r>
+      <w:bookmarkEnd w:id="4"/>
+      <w:r/>
+      <w:r>
+        <w:rPr>
+          <w:highlight w:val="none"/>
+          <w:lang w:val="es-US"/>
+          <w14:ligatures w14:val="none"/>
+        </w:rPr>
+      </w:r>
+    </w:p>
+    <w:p>
+      <w:pPr>
+        <w:pBdr/>
+        <w:spacing/>
+        <w:ind/>
+        <w:rPr>
+          <w:highlight w:val="none"/>
+          <w:lang w:val="es-US"/>
+          <w14:ligatures w14:val="none"/>
+        </w:rPr>
+      </w:pPr>
+      <w:r>
+        <mc:AlternateContent>
+          <mc:Choice Requires="wpg">
+            <w:drawing>
+              <wp:inline xmlns:wp="http://schemas.openxmlformats.org/drawingml/2006/wordprocessingDrawing" distT="0" distB="0" distL="0" distR="0">
+                <wp:extent cx="5943600" cy="2437664"/>
+                <wp:effectExtent l="0" t="0" r="0" b="0"/>
+                <wp:docPr id="2" name=""/>
+                <wp:cNvGraphicFramePr>
+                  <a:graphicFrameLocks xmlns:a="http://schemas.openxmlformats.org/drawingml/2006/main" noChangeAspect="1"/>
+                </wp:cNvGraphicFramePr>
+                <a:graphic xmlns:a="http://schemas.openxmlformats.org/drawingml/2006/main">
+                  <a:graphicData uri="http://schemas.openxmlformats.org/drawingml/2006/picture">
+                    <pic:pic xmlns:pic="http://schemas.openxmlformats.org/drawingml/2006/picture">
+                      <pic:nvPicPr>
+                        <pic:cNvPr id="28821450" name=""/>
+                        <pic:cNvPicPr>
+                          <a:picLocks noChangeAspect="1"/>
+                        </pic:cNvPicPr>
+                        <pic:nvPr/>
+                      </pic:nvPicPr>
+                      <pic:blipFill rotWithShape="1">
+                        <a:blip r:embed="rId13"/>
+                        <a:stretch/>
+                      </pic:blipFill>
+                      <pic:spPr bwMode="auto">
+                        <a:xfrm rot="0" flipH="0" flipV="0">
+                          <a:off x="0" y="0"/>
+                          <a:ext cx="5943599" cy="2437664"/>
+                        </a:xfrm>
+                        <a:prstGeom prst="rect">
+                          <a:avLst/>
+                        </a:prstGeom>
+                      </pic:spPr>
+                    </pic:pic>
+                  </a:graphicData>
+                </a:graphic>
+              </wp:inline>
+            </w:drawing>
+          </mc:Choice>
+          <mc:Fallback>
+            <w:pict>
+              <v:shapetype id="_x0000_t75" coordsize="21600,21600" o:spt="75" o:preferrelative="t" path="m@4@5l@4@11@9@11@9@5xe" filled="f" stroked="f">
+                <v:stroke joinstyle="miter"/>
+                <v:formulas>
+                  <v:f eqn="if lineDrawn pixelLineWidth 0"/>
+                  <v:f eqn="sum @0 1 0"/>
+                  <v:f eqn="sum 0 0 @1"/>
+                  <v:f eqn="prod @2 1 2"/>
+                  <v:f eqn="prod @3 21600 pixelWidth"/>
+                  <v:f eqn="prod @3 21600 pixelHeight"/>
+                  <v:f eqn="sum @0 0 1"/>
+                  <v:f eqn="prod @6 1 2"/>
+                  <v:f eqn="prod @7 21600 pixelWidth"/>
+                  <v:f eqn="sum @8 21600 0"/>
+                  <v:f eqn="prod @7 21600 pixelHeight"/>
+                  <v:f eqn="sum @10 21600 0"/>
+                </v:formulas>
+                <v:path o:extrusionok="f" gradientshapeok="t" o:connecttype="rect"/>
+                <o:lock v:ext="edit" aspectratio="t"/>
+              </v:shapetype>
+              <v:shape id="_x0000_i1" o:spid="_x0000_s1" type="#_x0000_t75" style="width:468.00pt;height:191.94pt;mso-wrap-distance-left:0.00pt;mso-wrap-distance-top:0.00pt;mso-wrap-distance-right:0.00pt;mso-wrap-distance-bottom:0.00pt;rotation:0;z-index:1;" stroked="false">
+                <v:imagedata r:id="rId13" o:title=""/>
+                <o:lock v:ext="edit" rotation="t"/>
+              </v:shape>
+            </w:pict>
+          </mc:Fallback>
+        </mc:AlternateContent>
+      </w:r>
+      <w:r>
+        <w:rPr>
+          <w:highlight w:val="none"/>
+          <w:lang w:val="es-US"/>
+          <w14:ligatures w14:val="none"/>
+        </w:rPr>
+      </w:r>
+    </w:p>
+    <w:p>
+      <w:pPr>
+        <w:pBdr/>
+        <w:spacing/>
+        <w:ind/>
+        <w:rPr>
+          <w:highlight w:val="none"/>
+          <w:lang w:val="es-US"/>
+          <w14:ligatures w14:val="none"/>
+        </w:rPr>
+      </w:pPr>
+      <w:r>
+        <w:rPr>
+          <w:highlight w:val="none"/>
+          <w:lang w:val="es-US"/>
+        </w:rPr>
+      </w:r>
+      <w:r>
+        <w:rPr>
+          <w:highlight w:val="none"/>
+          <w:lang w:val="es-US"/>
+        </w:rPr>
+      </w:r>
+      <w:r>
+        <w:rPr>
+          <w:highlight w:val="none"/>
+          <w:lang w:val="es-US"/>
+          <w14:ligatures w14:val="none"/>
+        </w:rPr>
+      </w:r>
+    </w:p>
+    <w:p>
+      <w:pPr>
+        <w:pStyle w:val="914"/>
+        <w:pBdr/>
+        <w:spacing/>
+        <w:ind/>
+        <w:rPr>
+          <w:highlight w:val="none"/>
+          <w14:ligatures w14:val="none"/>
+        </w:rPr>
+      </w:pPr>
+      <w:r/>
+      <w:bookmarkStart w:id="5" w:name="_Toc5"/>
+      <w:r>
+        <w:rPr>
+          <w:highlight w:val="none"/>
+          <w:lang w:val="es-US"/>
+        </w:rPr>
+        <w:t xml:space="preserve">4.2 Caso de Uso del Microservicio Usuarios</w:t>
+      </w:r>
+      <w:r>
+        <w:rPr>
+          <w:highlight w:val="none"/>
+        </w:rPr>
+      </w:r>
+      <w:bookmarkEnd w:id="5"/>
+      <w:r/>
+      <w:r>
+        <w:rPr>
+          <w:highlight w:val="none"/>
+          <w14:ligatures w14:val="none"/>
+        </w:rPr>
+      </w:r>
+    </w:p>
+    <w:p>
+      <w:pPr>
+        <w:pBdr/>
+        <w:shd w:val="nil" w:color="auto"/>
+        <w:spacing/>
+        <w:ind/>
+        <w:rPr>
+          <w14:ligatures w14:val="none"/>
+        </w:rPr>
+      </w:pPr>
+      <w:r>
+        <mc:AlternateContent>
+          <mc:Choice Requires="wpg">
+            <w:drawing>
+              <wp:inline xmlns:wp="http://schemas.openxmlformats.org/drawingml/2006/wordprocessingDrawing" distT="0" distB="0" distL="0" distR="0">
+                <wp:extent cx="5943600" cy="3155244"/>
+                <wp:effectExtent l="0" t="0" r="0" b="0"/>
+                <wp:docPr id="3" name=""/>
+                <wp:cNvGraphicFramePr>
+                  <a:graphicFrameLocks xmlns:a="http://schemas.openxmlformats.org/drawingml/2006/main" noChangeAspect="1"/>
+                </wp:cNvGraphicFramePr>
+                <a:graphic xmlns:a="http://schemas.openxmlformats.org/drawingml/2006/main">
+                  <a:graphicData uri="http://schemas.openxmlformats.org/drawingml/2006/picture">
+                    <pic:pic xmlns:pic="http://schemas.openxmlformats.org/drawingml/2006/picture">
+                      <pic:nvPicPr>
+                        <pic:cNvPr id="1593688384" name=""/>
+                        <pic:cNvPicPr>
+                          <a:picLocks noChangeAspect="1"/>
+                        </pic:cNvPicPr>
+                        <pic:nvPr/>
+                      </pic:nvPicPr>
+                      <pic:blipFill rotWithShape="1">
+                        <a:blip r:embed="rId14"/>
+                        <a:stretch/>
+                      </pic:blipFill>
+                      <pic:spPr bwMode="auto">
+                        <a:xfrm rot="0" flipH="0" flipV="0">
+                          <a:off x="0" y="0"/>
+                          <a:ext cx="5943599" cy="3155244"/>
+                        </a:xfrm>
+                        <a:prstGeom prst="rect">
+                          <a:avLst/>
+                        </a:prstGeom>
+                      </pic:spPr>
+                    </pic:pic>
+                  </a:graphicData>
+                </a:graphic>
+              </wp:inline>
+            </w:drawing>
+          </mc:Choice>
+          <mc:Fallback>
+            <w:pict>
+              <v:shapetype id="_x0000_t75" coordsize="21600,21600" o:spt="75" o:preferrelative="t" path="m@4@5l@4@11@9@11@9@5xe" filled="f" stroked="f">
+                <v:stroke joinstyle="miter"/>
+                <v:formulas>
+                  <v:f eqn="if lineDrawn pixelLineWidth 0"/>
+                  <v:f eqn="sum @0 1 0"/>
+                  <v:f eqn="sum 0 0 @1"/>
+                  <v:f eqn="prod @2 1 2"/>
+                  <v:f eqn="prod @3 21600 pixelWidth"/>
+                  <v:f eqn="prod @3 21600 pixelHeight"/>
+                  <v:f eqn="sum @0 0 1"/>
+                  <v:f eqn="prod @6 1 2"/>
+                  <v:f eqn="prod @7 21600 pixelWidth"/>
+                  <v:f eqn="sum @8 21600 0"/>
+                  <v:f eqn="prod @7 21600 pixelHeight"/>
+                  <v:f eqn="sum @10 21600 0"/>
+                </v:formulas>
+                <v:path o:extrusionok="f" gradientshapeok="t" o:connecttype="rect"/>
+                <o:lock v:ext="edit" aspectratio="t"/>
+              </v:shapetype>
+              <v:shape id="_x0000_i2" o:spid="_x0000_s2" type="#_x0000_t75" style="width:468.00pt;height:248.44pt;mso-wrap-distance-left:0.00pt;mso-wrap-distance-top:0.00pt;mso-wrap-distance-right:0.00pt;mso-wrap-distance-bottom:0.00pt;rotation:0;z-index:1;" stroked="false">
+                <v:imagedata r:id="rId14" o:title=""/>
+                <o:lock v:ext="edit" rotation="t"/>
+              </v:shape>
+            </w:pict>
+          </mc:Fallback>
+        </mc:AlternateContent>
+      </w:r>
+      <w:r>
+        <w:rPr>
+          <w14:ligatures w14:val="none"/>
+        </w:rPr>
+      </w:r>
+    </w:p>
+    <w:p>
+      <w:pPr>
+        <w:pBdr/>
+        <w:shd w:val="nil" w:color="000000"/>
+        <w:spacing/>
+        <w:ind/>
+        <w:rPr>
+          <w14:ligatures w14:val="none"/>
+        </w:rPr>
+      </w:pPr>
+      <w:r>
+        <w:br w:type="page" w:clear="all"/>
+      </w:r>
+      <w:r>
+        <w:rPr>
+          <w14:ligatures w14:val="none"/>
+        </w:rPr>
+      </w:r>
+    </w:p>
+    <w:p>
+      <w:pPr>
+        <w:pStyle w:val="914"/>
+        <w:pBdr/>
+        <w:spacing/>
+        <w:ind/>
+        <w:rPr>
+          <w:highlight w:val="none"/>
+          <w14:ligatures w14:val="none"/>
+        </w:rPr>
+      </w:pPr>
+      <w:r/>
+      <w:bookmarkStart w:id="6" w:name="_Toc6"/>
+      <w:r>
+        <w:rPr>
+          <w:highlight w:val="none"/>
+          <w:lang w:val="es-US"/>
+        </w:rPr>
+        <w:t xml:space="preserve">4.3 Caso de Uso del Microservicio Roles</w:t>
+      </w:r>
+      <w:r>
+        <w:rPr>
+          <w:highlight w:val="none"/>
+        </w:rPr>
+      </w:r>
+      <w:bookmarkEnd w:id="6"/>
+      <w:r/>
+      <w:r>
+        <w:rPr>
+          <w:highlight w:val="none"/>
+          <w14:ligatures w14:val="none"/>
+        </w:rPr>
+      </w:r>
+    </w:p>
+    <w:p>
+      <w:pPr>
+        <w:pBdr/>
+        <w:spacing/>
+        <w:ind/>
+        <w:rPr>
+          <w:highlight w:val="none"/>
+          <w14:ligatures w14:val="none"/>
+        </w:rPr>
+      </w:pPr>
+      <w:r>
+        <w:rPr>
+          <w:highlight w:val="none"/>
+        </w:rPr>
+      </w:r>
+      <w:r>
+        <mc:AlternateContent>
+          <mc:Choice Requires="wpg">
+            <w:drawing>
+              <wp:inline xmlns:wp="http://schemas.openxmlformats.org/drawingml/2006/wordprocessingDrawing" distT="0" distB="0" distL="0" distR="0">
+                <wp:extent cx="5943600" cy="3155244"/>
+                <wp:effectExtent l="0" t="0" r="0" b="0"/>
+                <wp:docPr id="4" name=""/>
+                <wp:cNvGraphicFramePr>
+                  <a:graphicFrameLocks xmlns:a="http://schemas.openxmlformats.org/drawingml/2006/main" noChangeAspect="1"/>
+                </wp:cNvGraphicFramePr>
+                <a:graphic xmlns:a="http://schemas.openxmlformats.org/drawingml/2006/main">
+                  <a:graphicData uri="http://schemas.openxmlformats.org/drawingml/2006/picture">
+                    <pic:pic xmlns:pic="http://schemas.openxmlformats.org/drawingml/2006/picture">
+                      <pic:nvPicPr>
+                        <pic:cNvPr id="1004047865" name=""/>
+                        <pic:cNvPicPr>
+                          <a:picLocks noChangeAspect="1"/>
+                        </pic:cNvPicPr>
+                        <pic:nvPr/>
+                      </pic:nvPicPr>
+                      <pic:blipFill rotWithShape="1">
+                        <a:blip r:embed="rId15"/>
+                        <a:stretch/>
+                      </pic:blipFill>
+                      <pic:spPr bwMode="auto">
+                        <a:xfrm rot="0" flipH="0" flipV="0">
+                          <a:off x="0" y="0"/>
+                          <a:ext cx="5943599" cy="3155244"/>
+                        </a:xfrm>
+                        <a:prstGeom prst="rect">
+                          <a:avLst/>
+                        </a:prstGeom>
+                      </pic:spPr>
+                    </pic:pic>
+                  </a:graphicData>
+                </a:graphic>
+              </wp:inline>
+            </w:drawing>
+          </mc:Choice>
+          <mc:Fallback>
+            <w:pict>
+              <v:shapetype id="_x0000_t75" coordsize="21600,21600" o:spt="75" o:preferrelative="t" path="m@4@5l@4@11@9@11@9@5xe" filled="f" stroked="f">
+                <v:stroke joinstyle="miter"/>
+                <v:formulas>
+                  <v:f eqn="if lineDrawn pixelLineWidth 0"/>
+                  <v:f eqn="sum @0 1 0"/>
+                  <v:f eqn="sum 0 0 @1"/>
+                  <v:f eqn="prod @2 1 2"/>
+                  <v:f eqn="prod @3 21600 pixelWidth"/>
+                  <v:f eqn="prod @3 21600 pixelHeight"/>
+                  <v:f eqn="sum @0 0 1"/>
+                  <v:f eqn="prod @6 1 2"/>
+                  <v:f eqn="prod @7 21600 pixelWidth"/>
+                  <v:f eqn="sum @8 21600 0"/>
+                  <v:f eqn="prod @7 21600 pixelHeight"/>
+                  <v:f eqn="sum @10 21600 0"/>
+                </v:formulas>
+                <v:path o:extrusionok="f" gradientshapeok="t" o:connecttype="rect"/>
+                <o:lock v:ext="edit" aspectratio="t"/>
+              </v:shapetype>
+              <v:shape id="_x0000_i3" o:spid="_x0000_s3" type="#_x0000_t75" style="width:468.00pt;height:248.44pt;mso-wrap-distance-left:0.00pt;mso-wrap-distance-top:0.00pt;mso-wrap-distance-right:0.00pt;mso-wrap-distance-bottom:0.00pt;rotation:0;z-index:1;" stroked="false">
+                <v:imagedata r:id="rId15" o:title=""/>
+                <o:lock v:ext="edit" rotation="t"/>
+              </v:shape>
+            </w:pict>
+          </mc:Fallback>
+        </mc:AlternateContent>
+      </w:r>
+      <w:r>
+        <w:rPr>
+          <w:highlight w:val="none"/>
+        </w:rPr>
+      </w:r>
+      <w:r>
+        <w:rPr>
+          <w:highlight w:val="none"/>
+          <w14:ligatures w14:val="none"/>
+        </w:rPr>
+      </w:r>
+    </w:p>
+    <w:p>
+      <w:pPr>
+        <w:pBdr/>
+        <w:spacing/>
+        <w:ind/>
+        <w:rPr>
+          <w14:ligatures w14:val="none"/>
+        </w:rPr>
+      </w:pPr>
+      <w:r>
+        <w:rPr>
+          <w14:ligatures w14:val="none"/>
+        </w:rPr>
+      </w:r>
+      <w:r>
+        <w:rPr>
+          <w14:ligatures w14:val="none"/>
+        </w:rPr>
+      </w:r>
+    </w:p>
+    <w:p>
+      <w:pPr>
+        <w:pStyle w:val="914"/>
+        <w:pBdr/>
+        <w:spacing/>
+        <w:ind/>
+        <w:rPr>
+          <w:highlight w:val="none"/>
+          <w14:ligatures w14:val="none"/>
+        </w:rPr>
+      </w:pPr>
+      <w:r/>
+      <w:bookmarkStart w:id="7" w:name="_Toc7"/>
+      <w:r>
+        <w:rPr>
+          <w:highlight w:val="none"/>
+          <w:lang w:val="es-US"/>
+        </w:rPr>
+        <w:t xml:space="preserve">4.4 Caso de Uso del Microservicio Parametros</w:t>
+      </w:r>
+      <w:r>
+        <w:rPr>
+          <w:highlight w:val="none"/>
+        </w:rPr>
+      </w:r>
+      <w:bookmarkEnd w:id="7"/>
+      <w:r/>
+      <w:r>
+        <w:rPr>
+          <w:highlight w:val="none"/>
+          <w14:ligatures w14:val="none"/>
+        </w:rPr>
+      </w:r>
+    </w:p>
+    <w:p>
+      <w:pPr>
+        <w:pBdr/>
+        <w:spacing/>
+        <w:ind/>
+        <w:rPr>
+          <w:highlight w:val="none"/>
+          <w:lang w:val="es-US"/>
+          <w14:ligatures w14:val="none"/>
+        </w:rPr>
+      </w:pPr>
+      <w:r>
+        <mc:AlternateContent>
+          <mc:Choice Requires="wpg">
+            <w:drawing>
+              <wp:inline xmlns:wp="http://schemas.openxmlformats.org/drawingml/2006/wordprocessingDrawing" distT="0" distB="0" distL="0" distR="0">
+                <wp:extent cx="5943600" cy="3138637"/>
+                <wp:effectExtent l="0" t="0" r="0" b="0"/>
+                <wp:docPr id="5" name=""/>
+                <wp:cNvGraphicFramePr>
+                  <a:graphicFrameLocks xmlns:a="http://schemas.openxmlformats.org/drawingml/2006/main" noChangeAspect="1"/>
+                </wp:cNvGraphicFramePr>
+                <a:graphic xmlns:a="http://schemas.openxmlformats.org/drawingml/2006/main">
+                  <a:graphicData uri="http://schemas.openxmlformats.org/drawingml/2006/picture">
+                    <pic:pic xmlns:pic="http://schemas.openxmlformats.org/drawingml/2006/picture">
+                      <pic:nvPicPr>
+                        <pic:cNvPr id="560193634" name=""/>
+                        <pic:cNvPicPr>
+                          <a:picLocks noChangeAspect="1"/>
+                        </pic:cNvPicPr>
+                        <pic:nvPr/>
+                      </pic:nvPicPr>
+                      <pic:blipFill rotWithShape="1">
+                        <a:blip r:embed="rId16"/>
+                        <a:stretch/>
+                      </pic:blipFill>
+                      <pic:spPr bwMode="auto">
+                        <a:xfrm rot="0" flipH="0" flipV="0">
+                          <a:off x="0" y="0"/>
+                          <a:ext cx="5943599" cy="3138637"/>
+                        </a:xfrm>
+                        <a:prstGeom prst="rect">
+                          <a:avLst/>
+                        </a:prstGeom>
+                      </pic:spPr>
+                    </pic:pic>
+                  </a:graphicData>
+                </a:graphic>
+              </wp:inline>
+            </w:drawing>
+          </mc:Choice>
+          <mc:Fallback>
+            <w:pict>
+              <v:shapetype id="_x0000_t75" coordsize="21600,21600" o:spt="75" o:preferrelative="t" path="m@4@5l@4@11@9@11@9@5xe" filled="f" stroked="f">
+                <v:stroke joinstyle="miter"/>
+                <v:formulas>
+                  <v:f eqn="if lineDrawn pixelLineWidth 0"/>
+                  <v:f eqn="sum @0 1 0"/>
+                  <v:f eqn="sum 0 0 @1"/>
+                  <v:f eqn="prod @2 1 2"/>
+                  <v:f eqn="prod @3 21600 pixelWidth"/>
+                  <v:f eqn="prod @3 21600 pixelHeight"/>
+                  <v:f eqn="sum @0 0 1"/>
+                  <v:f eqn="prod @6 1 2"/>
+                  <v:f eqn="prod @7 21600 pixelWidth"/>
+                  <v:f eqn="sum @8 21600 0"/>
+                  <v:f eqn="prod @7 21600 pixelHeight"/>
+                  <v:f eqn="sum @10 21600 0"/>
+                </v:formulas>
+                <v:path o:extrusionok="f" gradientshapeok="t" o:connecttype="rect"/>
+                <o:lock v:ext="edit" aspectratio="t"/>
+              </v:shapetype>
+              <v:shape id="_x0000_i4" o:spid="_x0000_s4" type="#_x0000_t75" style="width:468.00pt;height:247.14pt;mso-wrap-distance-left:0.00pt;mso-wrap-distance-top:0.00pt;mso-wrap-distance-right:0.00pt;mso-wrap-distance-bottom:0.00pt;rotation:0;z-index:1;" stroked="false">
+                <v:imagedata r:id="rId16" o:title=""/>
+                <o:lock v:ext="edit" rotation="t"/>
+              </v:shape>
+            </w:pict>
+          </mc:Fallback>
+        </mc:AlternateContent>
+      </w:r>
+      <w:r>
+        <w:rPr>
+          <w:highlight w:val="none"/>
+          <w:lang w:val="es-US"/>
+          <w14:ligatures w14:val="none"/>
+        </w:rPr>
+      </w:r>
+    </w:p>
+    <w:p>
+      <w:pPr>
+        <w:pBdr/>
+        <w:shd w:val="nil" w:color="auto"/>
+        <w:spacing/>
+        <w:ind/>
+        <w:rPr>
+          <w14:ligatures w14:val="none"/>
+        </w:rPr>
+      </w:pPr>
+      <w:r>
+        <w:br w:type="page" w:clear="all"/>
+      </w:r>
+      <w:r>
+        <w:rPr>
+          <w14:ligatures w14:val="none"/>
+        </w:rPr>
+      </w:r>
+    </w:p>
+    <w:p>
+      <w:pPr>
+        <w:pStyle w:val="914"/>
+        <w:pBdr/>
+        <w:spacing/>
+        <w:ind/>
+        <w:rPr>
+          <w:highlight w:val="none"/>
+          <w14:ligatures w14:val="none"/>
+        </w:rPr>
+      </w:pPr>
+      <w:r/>
+      <w:bookmarkStart w:id="8" w:name="_Toc8"/>
+      <w:r>
+        <w:rPr>
+          <w:highlight w:val="none"/>
+          <w:lang w:val="es-US"/>
+        </w:rPr>
+        <w:t xml:space="preserve">4.5 Caso de Uso del Microservicio Módulos</w:t>
+      </w:r>
+      <w:r>
+        <w:rPr>
+          <w:highlight w:val="none"/>
+          <w:lang w:val="es-US"/>
+        </w:rPr>
+      </w:r>
+      <w:bookmarkEnd w:id="8"/>
+      <w:r/>
+      <w:r>
+        <w:rPr>
+          <w:highlight w:val="none"/>
+          <w14:ligatures w14:val="none"/>
+        </w:rPr>
+      </w:r>
+    </w:p>
+    <w:p>
+      <w:pPr>
+        <w:pBdr/>
+        <w:spacing/>
+        <w:ind/>
+        <w:rPr>
+          <w:highlight w:val="none"/>
+          <w:lang w:val="es-US"/>
+          <w14:ligatures w14:val="none"/>
+        </w:rPr>
+      </w:pPr>
+      <w:r>
+        <mc:AlternateContent>
+          <mc:Choice Requires="wpg">
+            <w:drawing>
+              <wp:inline xmlns:wp="http://schemas.openxmlformats.org/drawingml/2006/wordprocessingDrawing" distT="0" distB="0" distL="0" distR="0">
+                <wp:extent cx="5943600" cy="3155244"/>
+                <wp:effectExtent l="0" t="0" r="0" b="0"/>
+                <wp:docPr id="6" name=""/>
+                <wp:cNvGraphicFramePr>
+                  <a:graphicFrameLocks xmlns:a="http://schemas.openxmlformats.org/drawingml/2006/main" noChangeAspect="1"/>
+                </wp:cNvGraphicFramePr>
+                <a:graphic xmlns:a="http://schemas.openxmlformats.org/drawingml/2006/main">
+                  <a:graphicData uri="http://schemas.openxmlformats.org/drawingml/2006/picture">
+                    <pic:pic xmlns:pic="http://schemas.openxmlformats.org/drawingml/2006/picture">
+                      <pic:nvPicPr>
+                        <pic:cNvPr id="680797323" name=""/>
+                        <pic:cNvPicPr>
+                          <a:picLocks noChangeAspect="1"/>
+                        </pic:cNvPicPr>
+                        <pic:nvPr/>
+                      </pic:nvPicPr>
+                      <pic:blipFill rotWithShape="1">
+                        <a:blip r:embed="rId17"/>
+                        <a:stretch/>
+                      </pic:blipFill>
+                      <pic:spPr bwMode="auto">
+                        <a:xfrm rot="0" flipH="0" flipV="0">
+                          <a:off x="0" y="0"/>
+                          <a:ext cx="5943599" cy="3155244"/>
+                        </a:xfrm>
+                        <a:prstGeom prst="rect">
+                          <a:avLst/>
+                        </a:prstGeom>
+                      </pic:spPr>
+                    </pic:pic>
+                  </a:graphicData>
+                </a:graphic>
+              </wp:inline>
+            </w:drawing>
+          </mc:Choice>
+          <mc:Fallback>
+            <w:pict>
+              <v:shapetype id="_x0000_t75" coordsize="21600,21600" o:spt="75" o:preferrelative="t" path="m@4@5l@4@11@9@11@9@5xe" filled="f" stroked="f">
+                <v:stroke joinstyle="miter"/>
+                <v:formulas>
+                  <v:f eqn="if lineDrawn pixelLineWidth 0"/>
+                  <v:f eqn="sum @0 1 0"/>
+                  <v:f eqn="sum 0 0 @1"/>
+                  <v:f eqn="prod @2 1 2"/>
+                  <v:f eqn="prod @3 21600 pixelWidth"/>
+                  <v:f eqn="prod @3 21600 pixelHeight"/>
+                  <v:f eqn="sum @0 0 1"/>
+                  <v:f eqn="prod @6 1 2"/>
+                  <v:f eqn="prod @7 21600 pixelWidth"/>
+                  <v:f eqn="sum @8 21600 0"/>
+                  <v:f eqn="prod @7 21600 pixelHeight"/>
+                  <v:f eqn="sum @10 21600 0"/>
+                </v:formulas>
+                <v:path o:extrusionok="f" gradientshapeok="t" o:connecttype="rect"/>
+                <o:lock v:ext="edit" aspectratio="t"/>
+              </v:shapetype>
+              <v:shape id="_x0000_i5" o:spid="_x0000_s5" type="#_x0000_t75" style="width:468.00pt;height:248.44pt;mso-wrap-distance-left:0.00pt;mso-wrap-distance-top:0.00pt;mso-wrap-distance-right:0.00pt;mso-wrap-distance-bottom:0.00pt;rotation:0;z-index:1;" stroked="false">
+                <v:imagedata r:id="rId17" o:title=""/>
+                <o:lock v:ext="edit" rotation="t"/>
+              </v:shape>
+            </w:pict>
+          </mc:Fallback>
+        </mc:AlternateContent>
+      </w:r>
+      <w:r>
+        <w:rPr>
+          <w:highlight w:val="none"/>
+          <w:lang w:val="es-US"/>
+          <w14:ligatures w14:val="none"/>
+        </w:rPr>
+      </w:r>
+    </w:p>
+    <w:p>
+      <w:pPr>
+        <w:pBdr/>
+        <w:spacing/>
+        <w:ind/>
+        <w:rPr>
+          <w14:ligatures w14:val="none"/>
+        </w:rPr>
+      </w:pPr>
+      <w:r>
+        <w:rPr>
+          <w14:ligatures w14:val="none"/>
+        </w:rPr>
+      </w:r>
+      <w:r>
+        <w:rPr>
+          <w14:ligatures w14:val="none"/>
+        </w:rPr>
+      </w:r>
+    </w:p>
+    <w:p>
+      <w:pPr>
+        <w:pStyle w:val="914"/>
+        <w:pBdr/>
+        <w:spacing/>
+        <w:ind/>
+        <w:rPr>
+          <w:highlight w:val="none"/>
+          <w14:ligatures w14:val="none"/>
+        </w:rPr>
+      </w:pPr>
+      <w:r/>
+      <w:bookmarkStart w:id="9" w:name="_Toc9"/>
+      <w:r>
+        <w:rPr>
+          <w:highlight w:val="none"/>
+          <w:lang w:val="es-US"/>
+        </w:rPr>
+        <w:t xml:space="preserve">4.6 Caso de Uso del Microservicio </w:t>
+      </w:r>
+      <w:r>
+        <w:rPr>
+          <w:highlight w:val="none"/>
+          <w:lang w:val="es-US"/>
+        </w:rPr>
+        <w:t xml:space="preserve">Login</w:t>
+      </w:r>
+      <w:r>
+        <w:rPr>
+          <w:highlight w:val="none"/>
+        </w:rPr>
+      </w:r>
+      <w:bookmarkEnd w:id="9"/>
+      <w:r/>
+      <w:r>
+        <w:rPr>
+          <w:highlight w:val="none"/>
+          <w14:ligatures w14:val="none"/>
+        </w:rPr>
+      </w:r>
+    </w:p>
+    <w:p>
+      <w:pPr>
+        <w:pBdr/>
+        <w:shd w:val="nil" w:color="auto"/>
+        <w:spacing/>
+        <w:ind/>
+        <w:rPr>
+          <w14:ligatures w14:val="none"/>
+        </w:rPr>
+      </w:pPr>
+      <w:r>
+        <mc:AlternateContent>
+          <mc:Choice Requires="wpg">
+            <w:drawing>
+              <wp:inline xmlns:wp="http://schemas.openxmlformats.org/drawingml/2006/wordprocessingDrawing" distT="0" distB="0" distL="0" distR="0">
+                <wp:extent cx="5943600" cy="2562836"/>
+                <wp:effectExtent l="0" t="0" r="0" b="0"/>
+                <wp:docPr id="7" name=""/>
+                <wp:cNvGraphicFramePr>
+                  <a:graphicFrameLocks xmlns:a="http://schemas.openxmlformats.org/drawingml/2006/main" noChangeAspect="1"/>
+                </wp:cNvGraphicFramePr>
+                <a:graphic xmlns:a="http://schemas.openxmlformats.org/drawingml/2006/main">
+                  <a:graphicData uri="http://schemas.openxmlformats.org/drawingml/2006/picture">
+                    <pic:pic xmlns:pic="http://schemas.openxmlformats.org/drawingml/2006/picture">
+                      <pic:nvPicPr>
+                        <pic:cNvPr id="1065234030" name=""/>
+                        <pic:cNvPicPr>
+                          <a:picLocks noChangeAspect="1"/>
+                        </pic:cNvPicPr>
+                        <pic:nvPr/>
+                      </pic:nvPicPr>
+                      <pic:blipFill rotWithShape="1">
+                        <a:blip r:embed="rId18"/>
+                        <a:stretch/>
+                      </pic:blipFill>
+                      <pic:spPr bwMode="auto">
+                        <a:xfrm rot="0" flipH="0" flipV="0">
+                          <a:off x="0" y="0"/>
+                          <a:ext cx="5943599" cy="2562836"/>
+                        </a:xfrm>
+                        <a:prstGeom prst="rect">
+                          <a:avLst/>
+                        </a:prstGeom>
+                      </pic:spPr>
+                    </pic:pic>
+                  </a:graphicData>
+                </a:graphic>
+              </wp:inline>
+            </w:drawing>
+          </mc:Choice>
+          <mc:Fallback>
+            <w:pict>
+              <v:shapetype id="_x0000_t75" coordsize="21600,21600" o:spt="75" o:preferrelative="t" path="m@4@5l@4@11@9@11@9@5xe" filled="f" stroked="f">
+                <v:stroke joinstyle="miter"/>
+                <v:formulas>
+                  <v:f eqn="if lineDrawn pixelLineWidth 0"/>
+                  <v:f eqn="sum @0 1 0"/>
+                  <v:f eqn="sum 0 0 @1"/>
+                  <v:f eqn="prod @2 1 2"/>
+                  <v:f eqn="prod @3 21600 pixelWidth"/>
+                  <v:f eqn="prod @3 21600 pixelHeight"/>
+                  <v:f eqn="sum @0 0 1"/>
+                  <v:f eqn="prod @6 1 2"/>
+                  <v:f eqn="prod @7 21600 pixelWidth"/>
+                  <v:f eqn="sum @8 21600 0"/>
+                  <v:f eqn="prod @7 21600 pixelHeight"/>
+                  <v:f eqn="sum @10 21600 0"/>
+                </v:formulas>
+                <v:path o:extrusionok="f" gradientshapeok="t" o:connecttype="rect"/>
+                <o:lock v:ext="edit" aspectratio="t"/>
+              </v:shapetype>
+              <v:shape id="_x0000_i6" o:spid="_x0000_s6" type="#_x0000_t75" style="width:468.00pt;height:201.80pt;mso-wrap-distance-left:0.00pt;mso-wrap-distance-top:0.00pt;mso-wrap-distance-right:0.00pt;mso-wrap-distance-bottom:0.00pt;rotation:0;z-index:1;" stroked="false">
+                <v:imagedata r:id="rId18" o:title=""/>
+                <o:lock v:ext="edit" rotation="t"/>
+              </v:shape>
+            </w:pict>
+          </mc:Fallback>
+        </mc:AlternateContent>
+      </w:r>
+      <w:r>
+        <w:rPr>
+          <w14:ligatures w14:val="none"/>
+        </w:rPr>
+      </w:r>
+    </w:p>
+    <w:p>
+      <w:pPr>
+        <w:pBdr/>
+        <w:shd w:val="nil" w:color="000000"/>
+        <w:spacing/>
+        <w:ind/>
+        <w:rPr>
+          <w14:ligatures w14:val="none"/>
+        </w:rPr>
+      </w:pPr>
+      <w:r>
+        <w:br w:type="page" w:clear="all"/>
+      </w:r>
+      <w:r>
+        <w:rPr>
+          <w14:ligatures w14:val="none"/>
+        </w:rPr>
+      </w:r>
+    </w:p>
+    <w:p>
+      <w:pPr>
+        <w:pStyle w:val="914"/>
+        <w:pBdr/>
+        <w:spacing/>
+        <w:ind/>
+        <w:rPr>
+          <w:highlight w:val="none"/>
+          <w14:ligatures w14:val="none"/>
+        </w:rPr>
+      </w:pPr>
+      <w:r/>
+      <w:bookmarkStart w:id="10" w:name="_Toc10"/>
+      <w:r>
+        <w:rPr>
+          <w:highlight w:val="none"/>
+          <w:lang w:val="es-US"/>
+        </w:rPr>
+        <w:t xml:space="preserve">4.7 Caso de Uso del Microservicio Instituciones</w:t>
+      </w:r>
+      <w:r>
+        <w:rPr>
+          <w:highlight w:val="none"/>
+        </w:rPr>
+      </w:r>
+      <w:bookmarkEnd w:id="10"/>
+      <w:r/>
+      <w:r>
+        <w:rPr>
+          <w:highlight w:val="none"/>
+          <w14:ligatures w14:val="none"/>
+        </w:rPr>
+      </w:r>
+    </w:p>
+    <w:p>
+      <w:pPr>
+        <w:pBdr/>
+        <w:spacing/>
+        <w:ind/>
+        <w:rPr>
+          <w:highlight w:val="none"/>
+          <w:lang w:val="es-US"/>
+          <w14:ligatures w14:val="none"/>
+        </w:rPr>
+      </w:pPr>
+      <w:r>
+        <mc:AlternateContent>
+          <mc:Choice Requires="wpg">
+            <w:drawing>
+              <wp:inline xmlns:wp="http://schemas.openxmlformats.org/drawingml/2006/wordprocessingDrawing" distT="0" distB="0" distL="0" distR="0">
+                <wp:extent cx="5943600" cy="3127663"/>
+                <wp:effectExtent l="0" t="0" r="0" b="0"/>
+                <wp:docPr id="8" name=""/>
+                <wp:cNvGraphicFramePr>
+                  <a:graphicFrameLocks xmlns:a="http://schemas.openxmlformats.org/drawingml/2006/main" noChangeAspect="1"/>
+                </wp:cNvGraphicFramePr>
+                <a:graphic xmlns:a="http://schemas.openxmlformats.org/drawingml/2006/main">
+                  <a:graphicData uri="http://schemas.openxmlformats.org/drawingml/2006/picture">
+                    <pic:pic xmlns:pic="http://schemas.openxmlformats.org/drawingml/2006/picture">
+                      <pic:nvPicPr>
+                        <pic:cNvPr id="749841975" name=""/>
+                        <pic:cNvPicPr>
+                          <a:picLocks noChangeAspect="1"/>
+                        </pic:cNvPicPr>
+                        <pic:nvPr/>
+                      </pic:nvPicPr>
+                      <pic:blipFill rotWithShape="1">
+                        <a:blip r:embed="rId19"/>
+                        <a:stretch/>
+                      </pic:blipFill>
+                      <pic:spPr bwMode="auto">
+                        <a:xfrm rot="0" flipH="0" flipV="0">
+                          <a:off x="0" y="0"/>
+                          <a:ext cx="5943599" cy="3127663"/>
+                        </a:xfrm>
+                        <a:prstGeom prst="rect">
+                          <a:avLst/>
+                        </a:prstGeom>
+                      </pic:spPr>
+                    </pic:pic>
+                  </a:graphicData>
+                </a:graphic>
+              </wp:inline>
+            </w:drawing>
+          </mc:Choice>
+          <mc:Fallback>
+            <w:pict>
+              <v:shapetype id="_x0000_t75" coordsize="21600,21600" o:spt="75" o:preferrelative="t" path="m@4@5l@4@11@9@11@9@5xe" filled="f" stroked="f">
+                <v:stroke joinstyle="miter"/>
+                <v:formulas>
+                  <v:f eqn="if lineDrawn pixelLineWidth 0"/>
+                  <v:f eqn="sum @0 1 0"/>
+                  <v:f eqn="sum 0 0 @1"/>
+                  <v:f eqn="prod @2 1 2"/>
+                  <v:f eqn="prod @3 21600 pixelWidth"/>
+                  <v:f eqn="prod @3 21600 pixelHeight"/>
+                  <v:f eqn="sum @0 0 1"/>
+                  <v:f eqn="prod @6 1 2"/>
+                  <v:f eqn="prod @7 21600 pixelWidth"/>
+                  <v:f eqn="sum @8 21600 0"/>
+                  <v:f eqn="prod @7 21600 pixelHeight"/>
+                  <v:f eqn="sum @10 21600 0"/>
+                </v:formulas>
+                <v:path o:extrusionok="f" gradientshapeok="t" o:connecttype="rect"/>
+                <o:lock v:ext="edit" aspectratio="t"/>
+              </v:shapetype>
+              <v:shape id="_x0000_i7" o:spid="_x0000_s7" type="#_x0000_t75" style="width:468.00pt;height:246.27pt;mso-wrap-distance-left:0.00pt;mso-wrap-distance-top:0.00pt;mso-wrap-distance-right:0.00pt;mso-wrap-distance-bottom:0.00pt;rotation:0;z-index:1;" stroked="false">
+                <v:imagedata r:id="rId19" o:title=""/>
+                <o:lock v:ext="edit" rotation="t"/>
+              </v:shape>
+            </w:pict>
+          </mc:Fallback>
+        </mc:AlternateContent>
+      </w:r>
+      <w:r>
+        <w:rPr>
+          <w:highlight w:val="none"/>
+          <w:lang w:val="es-US"/>
+          <w14:ligatures w14:val="none"/>
+        </w:rPr>
+      </w:r>
+    </w:p>
+    <w:p>
+      <w:pPr>
+        <w:pBdr/>
+        <w:spacing/>
+        <w:ind/>
+        <w:rPr>
+          <w14:ligatures w14:val="none"/>
+        </w:rPr>
+      </w:pPr>
+      <w:r>
+        <w:rPr>
+          <w14:ligatures w14:val="none"/>
+        </w:rPr>
+      </w:r>
+      <w:r>
+        <w:rPr>
+          <w14:ligatures w14:val="none"/>
+        </w:rPr>
+      </w:r>
+    </w:p>
+    <w:p>
+      <w:pPr>
+        <w:pStyle w:val="914"/>
+        <w:pBdr/>
+        <w:spacing/>
+        <w:ind/>
+        <w:rPr>
+          <w:highlight w:val="none"/>
+          <w14:ligatures w14:val="none"/>
+        </w:rPr>
+      </w:pPr>
+      <w:r/>
+      <w:bookmarkStart w:id="11" w:name="_Toc11"/>
+      <w:r>
+        <w:rPr>
+          <w:highlight w:val="none"/>
+          <w:lang w:val="es-US"/>
+        </w:rPr>
+        <w:t xml:space="preserve">4.7 Caso de Uso del Microservicio Carreras</w:t>
+      </w:r>
+      <w:r>
+        <w:rPr>
+          <w:highlight w:val="none"/>
+        </w:rPr>
+      </w:r>
+      <w:bookmarkEnd w:id="11"/>
+      <w:r/>
+      <w:r>
+        <w:rPr>
+          <w:highlight w:val="none"/>
+          <w14:ligatures w14:val="none"/>
+        </w:rPr>
+      </w:r>
+    </w:p>
+    <w:p>
+      <w:pPr>
+        <w:pBdr/>
+        <w:spacing/>
+        <w:ind/>
+        <w:rPr>
+          <w:highlight w:val="none"/>
+          <w:lang w:val="es-US"/>
+          <w14:ligatures w14:val="none"/>
+        </w:rPr>
+      </w:pPr>
+      <w:r>
+        <mc:AlternateContent>
+          <mc:Choice Requires="wpg">
+            <w:drawing>
+              <wp:inline xmlns:wp="http://schemas.openxmlformats.org/drawingml/2006/wordprocessingDrawing" distT="0" distB="0" distL="0" distR="0">
+                <wp:extent cx="5943600" cy="3100560"/>
+                <wp:effectExtent l="0" t="0" r="0" b="0"/>
+                <wp:docPr id="9" name=""/>
+                <wp:cNvGraphicFramePr>
+                  <a:graphicFrameLocks xmlns:a="http://schemas.openxmlformats.org/drawingml/2006/main" noChangeAspect="1"/>
+                </wp:cNvGraphicFramePr>
+                <a:graphic xmlns:a="http://schemas.openxmlformats.org/drawingml/2006/main">
+                  <a:graphicData uri="http://schemas.openxmlformats.org/drawingml/2006/picture">
+                    <pic:pic xmlns:pic="http://schemas.openxmlformats.org/drawingml/2006/picture">
+                      <pic:nvPicPr>
+                        <pic:cNvPr id="2015474501" name=""/>
+                        <pic:cNvPicPr>
+                          <a:picLocks noChangeAspect="1"/>
+                        </pic:cNvPicPr>
+                        <pic:nvPr/>
+                      </pic:nvPicPr>
+                      <pic:blipFill rotWithShape="1">
+                        <a:blip r:embed="rId20"/>
+                        <a:stretch/>
+                      </pic:blipFill>
+                      <pic:spPr bwMode="auto">
+                        <a:xfrm rot="0" flipH="0" flipV="0">
+                          <a:off x="0" y="0"/>
+                          <a:ext cx="5943599" cy="3100560"/>
+                        </a:xfrm>
+                        <a:prstGeom prst="rect">
+                          <a:avLst/>
+                        </a:prstGeom>
+                      </pic:spPr>
+                    </pic:pic>
+                  </a:graphicData>
+                </a:graphic>
+              </wp:inline>
+            </w:drawing>
+          </mc:Choice>
+          <mc:Fallback>
+            <w:pict>
+              <v:shapetype id="_x0000_t75" coordsize="21600,21600" o:spt="75" o:preferrelative="t" path="m@4@5l@4@11@9@11@9@5xe" filled="f" stroked="f">
+                <v:stroke joinstyle="miter"/>
+                <v:formulas>
+                  <v:f eqn="if lineDrawn pixelLineWidth 0"/>
+                  <v:f eqn="sum @0 1 0"/>
+                  <v:f eqn="sum 0 0 @1"/>
+                  <v:f eqn="prod @2 1 2"/>
+                  <v:f eqn="prod @3 21600 pixelWidth"/>
+                  <v:f eqn="prod @3 21600 pixelHeight"/>
+                  <v:f eqn="sum @0 0 1"/>
+                  <v:f eqn="prod @6 1 2"/>
+                  <v:f eqn="prod @7 21600 pixelWidth"/>
+                  <v:f eqn="sum @8 21600 0"/>
+                  <v:f eqn="prod @7 21600 pixelHeight"/>
+                  <v:f eqn="sum @10 21600 0"/>
+                </v:formulas>
+                <v:path o:extrusionok="f" gradientshapeok="t" o:connecttype="rect"/>
+                <o:lock v:ext="edit" aspectratio="t"/>
+              </v:shapetype>
+              <v:shape id="_x0000_i8" o:spid="_x0000_s8" type="#_x0000_t75" style="width:468.00pt;height:244.14pt;mso-wrap-distance-left:0.00pt;mso-wrap-distance-top:0.00pt;mso-wrap-distance-right:0.00pt;mso-wrap-distance-bottom:0.00pt;rotation:0;z-index:1;" stroked="false">
+                <v:imagedata r:id="rId20" o:title=""/>
+                <o:lock v:ext="edit" rotation="t"/>
+              </v:shape>
+            </w:pict>
+          </mc:Fallback>
+        </mc:AlternateContent>
+      </w:r>
+      <w:r>
+        <w:rPr>
+          <w:highlight w:val="none"/>
+          <w:lang w:val="es-US"/>
+          <w14:ligatures w14:val="none"/>
+        </w:rPr>
+      </w:r>
+    </w:p>
+    <w:p>
+      <w:pPr>
+        <w:pBdr/>
+        <w:shd w:val="nil" w:color="auto"/>
+        <w:spacing/>
+        <w:ind/>
+        <w:rPr>
+          <w14:ligatures w14:val="none"/>
+        </w:rPr>
+      </w:pPr>
+      <w:r>
+        <w:br w:type="page" w:clear="all"/>
+      </w:r>
+      <w:r>
+        <w:rPr>
+          <w14:ligatures w14:val="none"/>
+        </w:rPr>
+      </w:r>
+    </w:p>
+    <w:p>
+      <w:pPr>
+        <w:pStyle w:val="914"/>
+        <w:pBdr/>
+        <w:spacing/>
+        <w:ind/>
+        <w:rPr>
+          <w:highlight w:val="none"/>
+          <w14:ligatures w14:val="none"/>
+        </w:rPr>
+      </w:pPr>
+      <w:r/>
+      <w:bookmarkStart w:id="12" w:name="_Toc12"/>
+      <w:r>
+        <w:rPr>
+          <w:highlight w:val="none"/>
+          <w:lang w:val="es-US"/>
+        </w:rPr>
+        <w:t xml:space="preserve">4.8 Caso de Uso del Microservicio Cursos</w:t>
+      </w:r>
+      <w:r>
+        <w:rPr>
+          <w:highlight w:val="none"/>
+        </w:rPr>
+      </w:r>
+      <w:bookmarkEnd w:id="12"/>
+      <w:r/>
+      <w:r>
+        <w:rPr>
+          <w:highlight w:val="none"/>
+          <w14:ligatures w14:val="none"/>
+        </w:rPr>
+      </w:r>
+    </w:p>
+    <w:p>
+      <w:pPr>
+        <w:pBdr/>
+        <w:spacing/>
+        <w:ind/>
+        <w:rPr>
+          <w:highlight w:val="none"/>
+          <w:lang w:val="es-US"/>
+          <w14:ligatures w14:val="none"/>
+        </w:rPr>
+      </w:pPr>
+      <w:r>
+        <mc:AlternateContent>
+          <mc:Choice Requires="wpg">
+            <w:drawing>
+              <wp:inline xmlns:wp="http://schemas.openxmlformats.org/drawingml/2006/wordprocessingDrawing" distT="0" distB="0" distL="0" distR="0">
+                <wp:extent cx="5943600" cy="3100560"/>
+                <wp:effectExtent l="0" t="0" r="0" b="0"/>
+                <wp:docPr id="10" name=""/>
+                <wp:cNvGraphicFramePr>
+                  <a:graphicFrameLocks xmlns:a="http://schemas.openxmlformats.org/drawingml/2006/main" noChangeAspect="1"/>
+                </wp:cNvGraphicFramePr>
+                <a:graphic xmlns:a="http://schemas.openxmlformats.org/drawingml/2006/main">
+                  <a:graphicData uri="http://schemas.openxmlformats.org/drawingml/2006/picture">
+                    <pic:pic xmlns:pic="http://schemas.openxmlformats.org/drawingml/2006/picture">
+                      <pic:nvPicPr>
+                        <pic:cNvPr id="1654758252" name=""/>
+                        <pic:cNvPicPr>
+                          <a:picLocks noChangeAspect="1"/>
+                        </pic:cNvPicPr>
+                        <pic:nvPr/>
+                      </pic:nvPicPr>
+                      <pic:blipFill rotWithShape="1">
+                        <a:blip r:embed="rId21"/>
+                        <a:stretch/>
+                      </pic:blipFill>
+                      <pic:spPr bwMode="auto">
+                        <a:xfrm rot="0" flipH="0" flipV="0">
+                          <a:off x="0" y="0"/>
+                          <a:ext cx="5943599" cy="3100560"/>
+                        </a:xfrm>
+                        <a:prstGeom prst="rect">
+                          <a:avLst/>
+                        </a:prstGeom>
+                      </pic:spPr>
+                    </pic:pic>
+                  </a:graphicData>
+                </a:graphic>
+              </wp:inline>
+            </w:drawing>
+          </mc:Choice>
+          <mc:Fallback>
+            <w:pict>
+              <v:shapetype id="_x0000_t75" coordsize="21600,21600" o:spt="75" o:preferrelative="t" path="m@4@5l@4@11@9@11@9@5xe" filled="f" stroked="f">
+                <v:stroke joinstyle="miter"/>
+                <v:formulas>
+                  <v:f eqn="if lineDrawn pixelLineWidth 0"/>
+                  <v:f eqn="sum @0 1 0"/>
+                  <v:f eqn="sum 0 0 @1"/>
+                  <v:f eqn="prod @2 1 2"/>
+                  <v:f eqn="prod @3 21600 pixelWidth"/>
+                  <v:f eqn="prod @3 21600 pixelHeight"/>
+                  <v:f eqn="sum @0 0 1"/>
+                  <v:f eqn="prod @6 1 2"/>
+                  <v:f eqn="prod @7 21600 pixelWidth"/>
+                  <v:f eqn="sum @8 21600 0"/>
+                  <v:f eqn="prod @7 21600 pixelHeight"/>
+                  <v:f eqn="sum @10 21600 0"/>
+                </v:formulas>
+                <v:path o:extrusionok="f" gradientshapeok="t" o:connecttype="rect"/>
+                <o:lock v:ext="edit" aspectratio="t"/>
+              </v:shapetype>
+              <v:shape id="_x0000_i9" o:spid="_x0000_s9" type="#_x0000_t75" style="width:468.00pt;height:244.14pt;mso-wrap-distance-left:0.00pt;mso-wrap-distance-top:0.00pt;mso-wrap-distance-right:0.00pt;mso-wrap-distance-bottom:0.00pt;rotation:0;z-index:1;" stroked="false">
+                <v:imagedata r:id="rId21" o:title=""/>
+                <o:lock v:ext="edit" rotation="t"/>
+              </v:shape>
+            </w:pict>
+          </mc:Fallback>
+        </mc:AlternateContent>
+      </w:r>
+      <w:r>
+        <w:rPr>
+          <w:highlight w:val="none"/>
+          <w:lang w:val="es-US"/>
+          <w14:ligatures w14:val="none"/>
+        </w:rPr>
+      </w:r>
+    </w:p>
+    <w:p>
+      <w:pPr>
+        <w:pBdr/>
+        <w:spacing/>
+        <w:ind/>
+        <w:rPr>
+          <w14:ligatures w14:val="none"/>
+        </w:rPr>
+      </w:pPr>
+      <w:r>
+        <w:rPr>
+          <w14:ligatures w14:val="none"/>
+        </w:rPr>
+      </w:r>
+      <w:r>
+        <w:rPr>
+          <w14:ligatures w14:val="none"/>
+        </w:rPr>
+      </w:r>
+    </w:p>
+    <w:p>
+      <w:pPr>
+        <w:pStyle w:val="914"/>
+        <w:pBdr/>
+        <w:spacing/>
+        <w:ind/>
+        <w:rPr>
+          <w:highlight w:val="none"/>
+          <w14:ligatures w14:val="none"/>
+        </w:rPr>
+      </w:pPr>
+      <w:r/>
+      <w:bookmarkStart w:id="13" w:name="_Toc13"/>
+      <w:r/>
+      <w:r>
+        <w:rPr>
+          <w:highlight w:val="none"/>
+          <w:lang w:val="es-US"/>
+        </w:rPr>
+        <w:t xml:space="preserve">4.9 Caso de Uso del Microservicio Grupos</w:t>
+      </w:r>
+      <w:r>
+        <w:rPr>
+          <w:highlight w:val="none"/>
+        </w:rPr>
+      </w:r>
+      <w:bookmarkEnd w:id="13"/>
+      <w:r/>
+      <w:r>
+        <w:rPr>
+          <w:highlight w:val="none"/>
+          <w14:ligatures w14:val="none"/>
+        </w:rPr>
+      </w:r>
+    </w:p>
+    <w:p>
+      <w:pPr>
+        <w:pBdr/>
+        <w:shd w:val="nil" w:color="auto"/>
+        <w:spacing/>
+        <w:ind/>
+        <w:rPr>
+          <w14:ligatures w14:val="none"/>
+        </w:rPr>
+      </w:pPr>
+      <w:r>
+        <mc:AlternateContent>
+          <mc:Choice Requires="wpg">
+            <w:drawing>
+              <wp:inline xmlns:wp="http://schemas.openxmlformats.org/drawingml/2006/wordprocessingDrawing" distT="0" distB="0" distL="0" distR="0">
+                <wp:extent cx="5943600" cy="3047740"/>
+                <wp:effectExtent l="0" t="0" r="0" b="0"/>
+                <wp:docPr id="11" name=""/>
+                <wp:cNvGraphicFramePr>
+                  <a:graphicFrameLocks xmlns:a="http://schemas.openxmlformats.org/drawingml/2006/main" noChangeAspect="1"/>
+                </wp:cNvGraphicFramePr>
+                <a:graphic xmlns:a="http://schemas.openxmlformats.org/drawingml/2006/main">
+                  <a:graphicData uri="http://schemas.openxmlformats.org/drawingml/2006/picture">
+                    <pic:pic xmlns:pic="http://schemas.openxmlformats.org/drawingml/2006/picture">
+                      <pic:nvPicPr>
+                        <pic:cNvPr id="1539936176" name=""/>
+                        <pic:cNvPicPr>
+                          <a:picLocks noChangeAspect="1"/>
+                        </pic:cNvPicPr>
+                        <pic:nvPr/>
+                      </pic:nvPicPr>
+                      <pic:blipFill rotWithShape="1">
+                        <a:blip r:embed="rId22"/>
+                        <a:stretch/>
+                      </pic:blipFill>
+                      <pic:spPr bwMode="auto">
+                        <a:xfrm rot="0" flipH="0" flipV="0">
+                          <a:off x="0" y="0"/>
+                          <a:ext cx="5943599" cy="3047740"/>
+                        </a:xfrm>
+                        <a:prstGeom prst="rect">
+                          <a:avLst/>
+                        </a:prstGeom>
+                      </pic:spPr>
+                    </pic:pic>
+                  </a:graphicData>
+                </a:graphic>
+              </wp:inline>
+            </w:drawing>
+          </mc:Choice>
+          <mc:Fallback>
+            <w:pict>
+              <v:shapetype id="_x0000_t75" coordsize="21600,21600" o:spt="75" o:preferrelative="t" path="m@4@5l@4@11@9@11@9@5xe" filled="f" stroked="f">
+                <v:stroke joinstyle="miter"/>
+                <v:formulas>
+                  <v:f eqn="if lineDrawn pixelLineWidth 0"/>
+                  <v:f eqn="sum @0 1 0"/>
+                  <v:f eqn="sum 0 0 @1"/>
+                  <v:f eqn="prod @2 1 2"/>
+                  <v:f eqn="prod @3 21600 pixelWidth"/>
+                  <v:f eqn="prod @3 21600 pixelHeight"/>
+                  <v:f eqn="sum @0 0 1"/>
+                  <v:f eqn="prod @6 1 2"/>
+                  <v:f eqn="prod @7 21600 pixelWidth"/>
+                  <v:f eqn="sum @8 21600 0"/>
+                  <v:f eqn="prod @7 21600 pixelHeight"/>
+                  <v:f eqn="sum @10 21600 0"/>
+                </v:formulas>
+                <v:path o:extrusionok="f" gradientshapeok="t" o:connecttype="rect"/>
+                <o:lock v:ext="edit" aspectratio="t"/>
+              </v:shapetype>
+              <v:shape id="_x0000_i10" o:spid="_x0000_s10" type="#_x0000_t75" style="width:468.00pt;height:239.98pt;mso-wrap-distance-left:0.00pt;mso-wrap-distance-top:0.00pt;mso-wrap-distance-right:0.00pt;mso-wrap-distance-bottom:0.00pt;rotation:0;z-index:1;" stroked="false">
+                <v:imagedata r:id="rId22" o:title=""/>
+                <o:lock v:ext="edit" rotation="t"/>
+              </v:shape>
+            </w:pict>
+          </mc:Fallback>
+        </mc:AlternateContent>
+      </w:r>
+      <w:r>
+        <w:rPr>
+          <w14:ligatures w14:val="none"/>
+        </w:rPr>
+      </w:r>
+    </w:p>
+    <w:p>
+      <w:pPr>
+        <w:pBdr/>
+        <w:shd w:val="nil" w:color="000000"/>
+        <w:spacing/>
+        <w:ind/>
+        <w:rPr>
+          <w14:ligatures w14:val="none"/>
+        </w:rPr>
+      </w:pPr>
+      <w:r>
+        <w:br w:type="page" w:clear="all"/>
+      </w:r>
+      <w:r>
+        <w:rPr>
+          <w14:ligatures w14:val="none"/>
+        </w:rPr>
+      </w:r>
+    </w:p>
+    <w:p>
+      <w:pPr>
+        <w:pStyle w:val="914"/>
+        <w:pBdr/>
+        <w:spacing/>
+        <w:ind/>
+        <w:rPr>
+          <w:highlight w:val="none"/>
+          <w14:ligatures w14:val="none"/>
+        </w:rPr>
+      </w:pPr>
+      <w:r/>
+      <w:bookmarkStart w:id="14" w:name="_Toc14"/>
+      <w:r/>
+      <w:r>
+        <w:rPr>
+          <w:highlight w:val="none"/>
+          <w:lang w:val="es-US"/>
+        </w:rPr>
+        <w:t xml:space="preserve">4.10 Caso de Uso del Microservicio Periodos</w:t>
+      </w:r>
+      <w:r>
+        <w:rPr>
+          <w:highlight w:val="none"/>
+        </w:rPr>
+      </w:r>
+      <w:bookmarkEnd w:id="14"/>
+      <w:r/>
+      <w:r>
+        <w:rPr>
+          <w:highlight w:val="none"/>
+          <w14:ligatures w14:val="none"/>
+        </w:rPr>
+      </w:r>
+    </w:p>
+    <w:p>
+      <w:pPr>
+        <w:pBdr/>
+        <w:spacing/>
+        <w:ind/>
+        <w:rPr>
+          <w:highlight w:val="none"/>
+          <w14:ligatures w14:val="none"/>
+        </w:rPr>
+      </w:pPr>
+      <w:r>
+        <mc:AlternateContent>
+          <mc:Choice Requires="wpg">
+            <w:drawing>
+              <wp:inline xmlns:wp="http://schemas.openxmlformats.org/drawingml/2006/wordprocessingDrawing" distT="0" distB="0" distL="0" distR="0">
+                <wp:extent cx="5943600" cy="2867511"/>
+                <wp:effectExtent l="0" t="0" r="0" b="0"/>
+                <wp:docPr id="12" name=""/>
+                <wp:cNvGraphicFramePr>
+                  <a:graphicFrameLocks xmlns:a="http://schemas.openxmlformats.org/drawingml/2006/main" noChangeAspect="1"/>
+                </wp:cNvGraphicFramePr>
+                <a:graphic xmlns:a="http://schemas.openxmlformats.org/drawingml/2006/main">
+                  <a:graphicData uri="http://schemas.openxmlformats.org/drawingml/2006/picture">
+                    <pic:pic xmlns:pic="http://schemas.openxmlformats.org/drawingml/2006/picture">
+                      <pic:nvPicPr>
+                        <pic:cNvPr id="567601177" name=""/>
+                        <pic:cNvPicPr>
+                          <a:picLocks noChangeAspect="1"/>
+                        </pic:cNvPicPr>
+                        <pic:nvPr/>
+                      </pic:nvPicPr>
+                      <pic:blipFill rotWithShape="1">
+                        <a:blip r:embed="rId23"/>
+                        <a:srcRect l="0" t="0" r="0" b="59122"/>
+                        <a:stretch/>
+                      </pic:blipFill>
+                      <pic:spPr bwMode="auto">
+                        <a:xfrm rot="0" flipH="0" flipV="0">
+                          <a:off x="0" y="0"/>
+                          <a:ext cx="5943599" cy="2867511"/>
+                        </a:xfrm>
+                        <a:prstGeom prst="rect">
+                          <a:avLst/>
+                        </a:prstGeom>
+                      </pic:spPr>
+                    </pic:pic>
+                  </a:graphicData>
+                </a:graphic>
+              </wp:inline>
+            </w:drawing>
+          </mc:Choice>
+          <mc:Fallback>
+            <w:pict>
+              <v:shapetype id="_x0000_t75" coordsize="21600,21600" o:spt="75" o:preferrelative="t" path="m@4@5l@4@11@9@11@9@5xe" filled="f" stroked="f">
+                <v:stroke joinstyle="miter"/>
+                <v:formulas>
+                  <v:f eqn="if lineDrawn pixelLineWidth 0"/>
+                  <v:f eqn="sum @0 1 0"/>
+                  <v:f eqn="sum 0 0 @1"/>
+                  <v:f eqn="prod @2 1 2"/>
+                  <v:f eqn="prod @3 21600 pixelWidth"/>
+                  <v:f eqn="prod @3 21600 pixelHeight"/>
+                  <v:f eqn="sum @0 0 1"/>
+                  <v:f eqn="prod @6 1 2"/>
+                  <v:f eqn="prod @7 21600 pixelWidth"/>
+                  <v:f eqn="sum @8 21600 0"/>
+                  <v:f eqn="prod @7 21600 pixelHeight"/>
+                  <v:f eqn="sum @10 21600 0"/>
+                </v:formulas>
+                <v:path o:extrusionok="f" gradientshapeok="t" o:connecttype="rect"/>
+                <o:lock v:ext="edit" aspectratio="t"/>
+              </v:shapetype>
+              <v:shape id="_x0000_i11" o:spid="_x0000_s11" type="#_x0000_t75" style="width:468.00pt;height:225.79pt;mso-wrap-distance-left:0.00pt;mso-wrap-distance-top:0.00pt;mso-wrap-distance-right:0.00pt;mso-wrap-distance-bottom:0.00pt;rotation:0;z-index:1;" stroked="false">
+                <v:imagedata r:id="rId23" o:title="" croptop="0f" cropleft="0f" cropbottom="38746f" cropright="0f"/>
+                <o:lock v:ext="edit" rotation="t"/>
+              </v:shape>
+            </w:pict>
+          </mc:Fallback>
+        </mc:AlternateContent>
+      </w:r>
+      <w:r>
+        <w:rPr>
+          <w:highlight w:val="none"/>
+          <w:lang w:val="es-US"/>
+        </w:rPr>
+      </w:r>
+      <w:r>
+        <w:rPr>
+          <w:highlight w:val="none"/>
+          <w14:ligatures w14:val="none"/>
+        </w:rPr>
+      </w:r>
+    </w:p>
+    <w:p>
+      <w:pPr>
+        <w:pBdr/>
+        <w:spacing/>
+        <w:ind/>
+        <w:rPr>
+          <w14:ligatures w14:val="none"/>
+        </w:rPr>
+      </w:pPr>
+      <w:r/>
+      <w:r/>
+    </w:p>
+    <w:p>
+      <w:pPr>
+        <w:pStyle w:val="914"/>
+        <w:pBdr/>
+        <w:spacing/>
+        <w:ind/>
+        <w:rPr>
+          <w:highlight w:val="none"/>
+          <w:lang w:val="es-US"/>
+          <w14:ligatures w14:val="none"/>
+        </w:rPr>
+      </w:pPr>
+      <w:r/>
+      <w:bookmarkStart w:id="15" w:name="_Toc15"/>
+      <w:r>
+        <w:rPr>
+          <w:highlight w:val="none"/>
+          <w:lang w:val="es-US"/>
+        </w:rPr>
+        <w:t xml:space="preserve">4.11 Caso de Uso del Microservicio </w:t>
+      </w:r>
+      <w:r>
+        <w:rPr>
+          <w:highlight w:val="none"/>
+          <w:lang w:val="es-US"/>
+        </w:rPr>
+        <w:t xml:space="preserve">Profesores</w:t>
+      </w:r>
+      <w:bookmarkEnd w:id="15"/>
+      <w:r/>
+      <w:r/>
+    </w:p>
+    <w:p>
+      <w:pPr>
+        <w:pBdr/>
+        <w:spacing/>
+        <w:ind/>
+        <w:rPr>
+          <w:highlight w:val="none"/>
+          <w:lang w:val="es-US"/>
+          <w14:ligatures w14:val="none"/>
+        </w:rPr>
+      </w:pPr>
+      <w:r>
+        <w:rPr>
+          <w:highlight w:val="none"/>
+          <w:lang w:val="es-US"/>
+        </w:rPr>
+      </w:r>
+      <w:r>
+        <w:rPr>
+          <w:highlight w:val="none"/>
+          <w:lang w:val="es-US"/>
+        </w:rPr>
+      </w:r>
+      <w:r>
+        <mc:AlternateContent>
+          <mc:Choice Requires="wpg">
+            <w:drawing>
+              <wp:inline xmlns:wp="http://schemas.openxmlformats.org/drawingml/2006/wordprocessingDrawing" distT="0" distB="0" distL="0" distR="0">
+                <wp:extent cx="5943600" cy="2919387"/>
+                <wp:effectExtent l="0" t="0" r="0" b="0"/>
+                <wp:docPr id="13" name=""/>
+                <wp:cNvGraphicFramePr>
+                  <a:graphicFrameLocks xmlns:a="http://schemas.openxmlformats.org/drawingml/2006/main" noChangeAspect="1"/>
+                </wp:cNvGraphicFramePr>
+                <a:graphic xmlns:a="http://schemas.openxmlformats.org/drawingml/2006/main">
+                  <a:graphicData uri="http://schemas.openxmlformats.org/drawingml/2006/picture">
+                    <pic:pic xmlns:pic="http://schemas.openxmlformats.org/drawingml/2006/picture">
+                      <pic:nvPicPr>
+                        <pic:cNvPr id="382831427" name=""/>
+                        <pic:cNvPicPr>
+                          <a:picLocks noChangeAspect="1"/>
+                        </pic:cNvPicPr>
+                        <pic:nvPr/>
+                      </pic:nvPicPr>
+                      <pic:blipFill rotWithShape="1">
+                        <a:blip r:embed="rId24"/>
+                        <a:stretch/>
+                      </pic:blipFill>
+                      <pic:spPr bwMode="auto">
+                        <a:xfrm>
+                          <a:off x="0" y="0"/>
+                          <a:ext cx="5943599" cy="2919387"/>
+                        </a:xfrm>
+                        <a:prstGeom prst="rect">
+                          <a:avLst/>
+                        </a:prstGeom>
+                      </pic:spPr>
+                    </pic:pic>
+                  </a:graphicData>
+                </a:graphic>
+              </wp:inline>
+            </w:drawing>
+          </mc:Choice>
+          <mc:Fallback>
+            <w:pict>
+              <v:shapetype id="_x0000_t75" coordsize="21600,21600" o:spt="75" o:preferrelative="t" path="m@4@5l@4@11@9@11@9@5xe" filled="f" stroked="f">
+                <v:stroke joinstyle="miter"/>
+                <v:formulas>
+                  <v:f eqn="if lineDrawn pixelLineWidth 0"/>
+                  <v:f eqn="sum @0 1 0"/>
+                  <v:f eqn="sum 0 0 @1"/>
+                  <v:f eqn="prod @2 1 2"/>
+                  <v:f eqn="prod @3 21600 pixelWidth"/>
+                  <v:f eqn="prod @3 21600 pixelHeight"/>
+                  <v:f eqn="sum @0 0 1"/>
+                  <v:f eqn="prod @6 1 2"/>
+                  <v:f eqn="prod @7 21600 pixelWidth"/>
+                  <v:f eqn="sum @8 21600 0"/>
+                  <v:f eqn="prod @7 21600 pixelHeight"/>
+                  <v:f eqn="sum @10 21600 0"/>
+                </v:formulas>
+                <v:path o:extrusionok="f" gradientshapeok="t" o:connecttype="rect"/>
+                <o:lock v:ext="edit" aspectratio="t"/>
+              </v:shapetype>
+              <v:shape id="_x0000_i12" o:spid="_x0000_s12" type="#_x0000_t75" style="width:468.00pt;height:229.87pt;mso-wrap-distance-left:0.00pt;mso-wrap-distance-top:0.00pt;mso-wrap-distance-right:0.00pt;mso-wrap-distance-bottom:0.00pt;z-index:1;" stroked="false">
+                <v:imagedata r:id="rId24" o:title=""/>
+                <o:lock v:ext="edit" rotation="t"/>
+              </v:shape>
+            </w:pict>
+          </mc:Fallback>
+        </mc:AlternateContent>
+      </w:r>
+      <w:r>
+        <w:rPr>
+          <w:highlight w:val="none"/>
+          <w:lang w:val="es-US"/>
+        </w:rPr>
+      </w:r>
+      <w:r/>
+    </w:p>
+    <w:p>
+      <w:pPr>
+        <w:pBdr/>
+        <w:shd w:val="nil"/>
+        <w:spacing/>
+        <w:ind/>
+        <w:rPr>
+          <w14:ligatures w14:val="none"/>
+        </w:rPr>
+      </w:pPr>
+      <w:r>
+        <w:br w:type="page" w:clear="all"/>
+      </w:r>
+      <w:r/>
+      <w:r/>
+    </w:p>
+    <w:p>
+      <w:pPr>
+        <w:pStyle w:val="914"/>
+        <w:pBdr/>
+        <w:spacing/>
+        <w:ind/>
+        <w:rPr>
+          <w:highlight w:val="none"/>
+          <w:lang w:val="es-US"/>
+          <w14:ligatures w14:val="none"/>
+        </w:rPr>
+      </w:pPr>
+      <w:r/>
+      <w:bookmarkStart w:id="16" w:name="_Toc16"/>
+      <w:r>
+        <w:rPr>
+          <w:highlight w:val="none"/>
+          <w:lang w:val="es-US"/>
+        </w:rPr>
+        <w:t xml:space="preserve">4.12 Caso de Uso del Microservicio </w:t>
+      </w:r>
+      <w:r>
+        <w:rPr>
+          <w:highlight w:val="none"/>
+          <w:lang w:val="es-US"/>
+        </w:rPr>
+        <w:t xml:space="preserve">Pre-Matriculas</w:t>
+      </w:r>
+      <w:bookmarkEnd w:id="16"/>
+      <w:r/>
+      <w:r/>
+    </w:p>
+    <w:p>
+      <w:pPr>
+        <w:pBdr/>
+        <w:spacing/>
+        <w:ind/>
+        <w:rPr>
+          <w:highlight w:val="none"/>
+          <w14:ligatures w14:val="none"/>
+        </w:rPr>
+      </w:pPr>
+      <w:r>
+        <w:rPr>
+          <w:highlight w:val="none"/>
+          <w:lang w:val="es-US"/>
+        </w:rPr>
+      </w:r>
+      <w:r>
+        <w:rPr>
+          <w:highlight w:val="none"/>
+          <w:lang w:val="es-US"/>
+        </w:rPr>
+      </w:r>
+      <w:r/>
+      <w:r>
+        <mc:AlternateContent>
+          <mc:Choice Requires="wpg">
+            <w:drawing>
+              <wp:inline xmlns:wp="http://schemas.openxmlformats.org/drawingml/2006/wordprocessingDrawing" distT="0" distB="0" distL="0" distR="0">
+                <wp:extent cx="5943600" cy="2940129"/>
+                <wp:effectExtent l="0" t="0" r="0" b="0"/>
+                <wp:docPr id="14" name=""/>
+                <wp:cNvGraphicFramePr>
+                  <a:graphicFrameLocks xmlns:a="http://schemas.openxmlformats.org/drawingml/2006/main" noChangeAspect="1"/>
+                </wp:cNvGraphicFramePr>
+                <a:graphic xmlns:a="http://schemas.openxmlformats.org/drawingml/2006/main">
+                  <a:graphicData uri="http://schemas.openxmlformats.org/drawingml/2006/picture">
+                    <pic:pic xmlns:pic="http://schemas.openxmlformats.org/drawingml/2006/picture">
+                      <pic:nvPicPr>
+                        <pic:cNvPr id="1868170103" name=""/>
+                        <pic:cNvPicPr>
+                          <a:picLocks noChangeAspect="1"/>
+                        </pic:cNvPicPr>
+                        <pic:nvPr/>
+                      </pic:nvPicPr>
+                      <pic:blipFill rotWithShape="1">
+                        <a:blip r:embed="rId25"/>
+                        <a:stretch/>
+                      </pic:blipFill>
+                      <pic:spPr bwMode="auto">
+                        <a:xfrm>
+                          <a:off x="0" y="0"/>
+                          <a:ext cx="5943599" cy="2940128"/>
+                        </a:xfrm>
+                        <a:prstGeom prst="rect">
+                          <a:avLst/>
+                        </a:prstGeom>
+                      </pic:spPr>
+                    </pic:pic>
+                  </a:graphicData>
+                </a:graphic>
+              </wp:inline>
+            </w:drawing>
+          </mc:Choice>
+          <mc:Fallback>
+            <w:pict>
+              <v:shapetype id="_x0000_t75" coordsize="21600,21600" o:spt="75" o:preferrelative="t" path="m@4@5l@4@11@9@11@9@5xe" filled="f" stroked="f">
+                <v:stroke joinstyle="miter"/>
+                <v:formulas>
+                  <v:f eqn="if lineDrawn pixelLineWidth 0"/>
+                  <v:f eqn="sum @0 1 0"/>
+                  <v:f eqn="sum 0 0 @1"/>
+                  <v:f eqn="prod @2 1 2"/>
+                  <v:f eqn="prod @3 21600 pixelWidth"/>
+                  <v:f eqn="prod @3 21600 pixelHeight"/>
+                  <v:f eqn="sum @0 0 1"/>
+                  <v:f eqn="prod @6 1 2"/>
+                  <v:f eqn="prod @7 21600 pixelWidth"/>
+                  <v:f eqn="sum @8 21600 0"/>
+                  <v:f eqn="prod @7 21600 pixelHeight"/>
+                  <v:f eqn="sum @10 21600 0"/>
+                </v:formulas>
+                <v:path o:extrusionok="f" gradientshapeok="t" o:connecttype="rect"/>
+                <o:lock v:ext="edit" aspectratio="t"/>
+              </v:shapetype>
+              <v:shape id="_x0000_i13" o:spid="_x0000_s13" type="#_x0000_t75" style="width:468.00pt;height:231.51pt;mso-wrap-distance-left:0.00pt;mso-wrap-distance-top:0.00pt;mso-wrap-distance-right:0.00pt;mso-wrap-distance-bottom:0.00pt;z-index:1;" stroked="false">
+                <v:imagedata r:id="rId25" o:title=""/>
+                <o:lock v:ext="edit" rotation="t"/>
+              </v:shape>
+            </w:pict>
+          </mc:Fallback>
+        </mc:AlternateContent>
+      </w:r>
+      <w:r/>
+      <w:r/>
+    </w:p>
+    <w:p>
+      <w:pPr>
+        <w:pBdr/>
+        <w:spacing/>
+        <w:ind/>
+        <w:rPr>
+          <w14:ligatures w14:val="none"/>
+        </w:rPr>
+      </w:pPr>
+      <w:r/>
+      <w:r/>
+      <w:r/>
+    </w:p>
+    <w:p>
+      <w:pPr>
+        <w:pStyle w:val="914"/>
+        <w:pBdr/>
+        <w:spacing/>
+        <w:ind/>
+        <w:rPr>
+          <w:highlight w:val="none"/>
+          <w:lang w:val="es-US"/>
+          <w14:ligatures w14:val="none"/>
+        </w:rPr>
+      </w:pPr>
+      <w:r/>
+      <w:bookmarkStart w:id="17" w:name="_Toc17"/>
+      <w:r>
+        <w:rPr>
+          <w:highlight w:val="none"/>
+          <w:lang w:val="es-US"/>
+        </w:rPr>
+        <w:t xml:space="preserve">4.13 Caso de Uso del Microservicio Matriculas</w:t>
+      </w:r>
+      <w:bookmarkEnd w:id="17"/>
+      <w:r/>
+      <w:r/>
+    </w:p>
+    <w:p>
+      <w:pPr>
+        <w:pBdr/>
+        <w:spacing/>
+        <w:ind/>
+        <w:rPr>
+          <w:highlight w:val="none"/>
+          <w14:ligatures w14:val="none"/>
+        </w:rPr>
+      </w:pPr>
+      <w:r>
+        <w:rPr>
+          <w:highlight w:val="none"/>
+          <w:lang w:val="es-US"/>
+        </w:rPr>
+      </w:r>
+      <w:r>
+        <w:rPr>
+          <w:highlight w:val="none"/>
+          <w:lang w:val="es-US"/>
+        </w:rPr>
+      </w:r>
+      <w:r>
+        <mc:AlternateContent>
+          <mc:Choice Requires="wpg">
+            <w:drawing>
+              <wp:inline xmlns:wp="http://schemas.openxmlformats.org/drawingml/2006/wordprocessingDrawing" distT="0" distB="0" distL="0" distR="0">
+                <wp:extent cx="5943600" cy="2919387"/>
+                <wp:effectExtent l="0" t="0" r="0" b="0"/>
+                <wp:docPr id="15" name=""/>
+                <wp:cNvGraphicFramePr>
+                  <a:graphicFrameLocks xmlns:a="http://schemas.openxmlformats.org/drawingml/2006/main" noChangeAspect="1"/>
+                </wp:cNvGraphicFramePr>
+                <a:graphic xmlns:a="http://schemas.openxmlformats.org/drawingml/2006/main">
+                  <a:graphicData uri="http://schemas.openxmlformats.org/drawingml/2006/picture">
+                    <pic:pic xmlns:pic="http://schemas.openxmlformats.org/drawingml/2006/picture">
+                      <pic:nvPicPr>
+                        <pic:cNvPr id="1863414513" name=""/>
+                        <pic:cNvPicPr>
+                          <a:picLocks noChangeAspect="1"/>
+                        </pic:cNvPicPr>
+                        <pic:nvPr/>
+                      </pic:nvPicPr>
+                      <pic:blipFill rotWithShape="1">
+                        <a:blip r:embed="rId26"/>
+                        <a:stretch/>
+                      </pic:blipFill>
+                      <pic:spPr bwMode="auto">
+                        <a:xfrm>
+                          <a:off x="0" y="0"/>
+                          <a:ext cx="5943599" cy="2919387"/>
+                        </a:xfrm>
+                        <a:prstGeom prst="rect">
+                          <a:avLst/>
+                        </a:prstGeom>
+                      </pic:spPr>
+                    </pic:pic>
+                  </a:graphicData>
+                </a:graphic>
+              </wp:inline>
+            </w:drawing>
+          </mc:Choice>
+          <mc:Fallback>
+            <w:pict>
+              <v:shapetype id="_x0000_t75" coordsize="21600,21600" o:spt="75" o:preferrelative="t" path="m@4@5l@4@11@9@11@9@5xe" filled="f" stroked="f">
+                <v:stroke joinstyle="miter"/>
+                <v:formulas>
+                  <v:f eqn="if lineDrawn pixelLineWidth 0"/>
+                  <v:f eqn="sum @0 1 0"/>
+                  <v:f eqn="sum 0 0 @1"/>
+                  <v:f eqn="prod @2 1 2"/>
+                  <v:f eqn="prod @3 21600 pixelWidth"/>
+                  <v:f eqn="prod @3 21600 pixelHeight"/>
+                  <v:f eqn="sum @0 0 1"/>
+                  <v:f eqn="prod @6 1 2"/>
+                  <v:f eqn="prod @7 21600 pixelWidth"/>
+                  <v:f eqn="sum @8 21600 0"/>
+                  <v:f eqn="prod @7 21600 pixelHeight"/>
+                  <v:f eqn="sum @10 21600 0"/>
+                </v:formulas>
+                <v:path o:extrusionok="f" gradientshapeok="t" o:connecttype="rect"/>
+                <o:lock v:ext="edit" aspectratio="t"/>
+              </v:shapetype>
+              <v:shape id="_x0000_i14" o:spid="_x0000_s14" type="#_x0000_t75" style="width:468.00pt;height:229.87pt;mso-wrap-distance-left:0.00pt;mso-wrap-distance-top:0.00pt;mso-wrap-distance-right:0.00pt;mso-wrap-distance-bottom:0.00pt;z-index:1;" stroked="false">
+                <v:imagedata r:id="rId26" o:title=""/>
+                <o:lock v:ext="edit" rotation="t"/>
+              </v:shape>
+            </w:pict>
+          </mc:Fallback>
+        </mc:AlternateContent>
+      </w:r>
+      <w:r/>
+    </w:p>
+    <w:p>
+      <w:pPr>
+        <w:pBdr/>
+        <w:shd w:val="nil"/>
+        <w:spacing/>
+        <w:ind/>
+        <w:rPr>
+          <w14:ligatures w14:val="none"/>
+        </w:rPr>
+      </w:pPr>
+      <w:r>
+        <w:br w:type="page" w:clear="all"/>
+      </w:r>
+      <w:r/>
+      <w:r/>
+      <w:r/>
+      <w:r/>
+      <w:r/>
+    </w:p>
+    <w:p>
+      <w:pPr>
+        <w:pStyle w:val="914"/>
+        <w:pBdr/>
+        <w:spacing/>
+        <w:ind/>
+        <w:rPr>
+          <w:highlight w:val="none"/>
+          <w:lang w:val="es-US"/>
+          <w14:ligatures w14:val="none"/>
+        </w:rPr>
+      </w:pPr>
+      <w:r/>
+      <w:bookmarkStart w:id="18" w:name="_Toc18"/>
+      <w:r>
+        <w:rPr>
+          <w:highlight w:val="none"/>
+          <w:lang w:val="es-US"/>
+        </w:rPr>
+        <w:t xml:space="preserve">4.14 Caso de Uso del Microservicio Expediente</w:t>
+      </w:r>
+      <w:bookmarkEnd w:id="18"/>
+      <w:r/>
+      <w:r/>
+    </w:p>
+    <w:p>
+      <w:pPr>
+        <w:pBdr/>
+        <w:spacing/>
+        <w:ind/>
+        <w:rPr>
+          <w:highlight w:val="none"/>
+          <w:lang w:val="es-US"/>
+          <w14:ligatures w14:val="none"/>
+        </w:rPr>
+      </w:pPr>
+      <w:r>
+        <w:rPr>
+          <w:highlight w:val="none"/>
+          <w:lang w:val="es-US"/>
+        </w:rPr>
+      </w:r>
+      <w:r>
+        <w:rPr>
+          <w:highlight w:val="none"/>
+          <w:lang w:val="es-US"/>
+        </w:rPr>
+      </w:r>
+      <w:r>
+        <mc:AlternateContent>
+          <mc:Choice Requires="wpg">
+            <w:drawing>
+              <wp:inline xmlns:wp="http://schemas.openxmlformats.org/drawingml/2006/wordprocessingDrawing" distT="0" distB="0" distL="0" distR="0">
+                <wp:extent cx="5943600" cy="2919387"/>
+                <wp:effectExtent l="0" t="0" r="0" b="0"/>
+                <wp:docPr id="16" name=""/>
+                <wp:cNvGraphicFramePr>
+                  <a:graphicFrameLocks xmlns:a="http://schemas.openxmlformats.org/drawingml/2006/main" noChangeAspect="1"/>
+                </wp:cNvGraphicFramePr>
+                <a:graphic xmlns:a="http://schemas.openxmlformats.org/drawingml/2006/main">
+                  <a:graphicData uri="http://schemas.openxmlformats.org/drawingml/2006/picture">
+                    <pic:pic xmlns:pic="http://schemas.openxmlformats.org/drawingml/2006/picture">
+                      <pic:nvPicPr>
+                        <pic:cNvPr id="1164607472" name=""/>
+                        <pic:cNvPicPr>
+                          <a:picLocks noChangeAspect="1"/>
+                        </pic:cNvPicPr>
+                        <pic:nvPr/>
+                      </pic:nvPicPr>
+                      <pic:blipFill rotWithShape="1">
+                        <a:blip r:embed="rId27"/>
+                        <a:stretch/>
+                      </pic:blipFill>
+                      <pic:spPr bwMode="auto">
+                        <a:xfrm>
+                          <a:off x="0" y="0"/>
+                          <a:ext cx="5943599" cy="2919387"/>
+                        </a:xfrm>
+                        <a:prstGeom prst="rect">
+                          <a:avLst/>
+                        </a:prstGeom>
+                      </pic:spPr>
+                    </pic:pic>
+                  </a:graphicData>
+                </a:graphic>
+              </wp:inline>
+            </w:drawing>
+          </mc:Choice>
+          <mc:Fallback>
+            <w:pict>
+              <v:shapetype id="_x0000_t75" coordsize="21600,21600" o:spt="75" o:preferrelative="t" path="m@4@5l@4@11@9@11@9@5xe" filled="f" stroked="f">
+                <v:stroke joinstyle="miter"/>
+                <v:formulas>
+                  <v:f eqn="if lineDrawn pixelLineWidth 0"/>
+                  <v:f eqn="sum @0 1 0"/>
+                  <v:f eqn="sum 0 0 @1"/>
+                  <v:f eqn="prod @2 1 2"/>
+                  <v:f eqn="prod @3 21600 pixelWidth"/>
+                  <v:f eqn="prod @3 21600 pixelHeight"/>
+                  <v:f eqn="sum @0 0 1"/>
+                  <v:f eqn="prod @6 1 2"/>
+                  <v:f eqn="prod @7 21600 pixelWidth"/>
+                  <v:f eqn="sum @8 21600 0"/>
+                  <v:f eqn="prod @7 21600 pixelHeight"/>
+                  <v:f eqn="sum @10 21600 0"/>
+                </v:formulas>
+                <v:path o:extrusionok="f" gradientshapeok="t" o:connecttype="rect"/>
+                <o:lock v:ext="edit" aspectratio="t"/>
+              </v:shapetype>
+              <v:shape id="_x0000_i15" o:spid="_x0000_s15" type="#_x0000_t75" style="width:468.00pt;height:229.87pt;mso-wrap-distance-left:0.00pt;mso-wrap-distance-top:0.00pt;mso-wrap-distance-right:0.00pt;mso-wrap-distance-bottom:0.00pt;z-index:1;" stroked="false">
+                <v:imagedata r:id="rId27" o:title=""/>
+                <o:lock v:ext="edit" rotation="t"/>
+              </v:shape>
+            </w:pict>
+          </mc:Fallback>
+        </mc:AlternateContent>
+      </w:r>
+      <w:r>
+        <w:rPr>
+          <w:highlight w:val="none"/>
+          <w:lang w:val="es-US"/>
+        </w:rPr>
+      </w:r>
+      <w:r>
+        <w:rPr>
+          <w:highlight w:val="none"/>
+          <w:lang w:val="es-US"/>
+        </w:rPr>
+      </w:r>
+      <w:r/>
+    </w:p>
+    <w:p>
+      <w:pPr>
+        <w:pBdr/>
+        <w:spacing/>
+        <w:ind/>
+        <w:rPr>
+          <w14:ligatures w14:val="none"/>
+        </w:rPr>
+      </w:pPr>
+      <w:r/>
+      <w:r/>
+      <w:r/>
+    </w:p>
+    <w:p>
+      <w:pPr>
+        <w:pStyle w:val="914"/>
+        <w:pBdr/>
+        <w:spacing/>
+        <w:ind/>
+        <w:rPr>
+          <w:highlight w:val="none"/>
+          <w:lang w:val="es-US"/>
+          <w14:ligatures w14:val="none"/>
+        </w:rPr>
+      </w:pPr>
+      <w:r/>
+      <w:bookmarkStart w:id="19" w:name="_Toc19"/>
+      <w:r>
+        <w:rPr>
+          <w:highlight w:val="none"/>
+          <w:lang w:val="es-US"/>
+        </w:rPr>
+        <w:t xml:space="preserve">4.15 Caso de Uso del Microservicio Direcciones</w:t>
+      </w:r>
+      <w:bookmarkEnd w:id="19"/>
+      <w:r/>
+      <w:r/>
+    </w:p>
+    <w:p>
+      <w:pPr>
+        <w:pBdr/>
+        <w:spacing/>
+        <w:ind/>
+        <w:rPr>
+          <w:highlight w:val="none"/>
+          <w:lang w:val="es-US"/>
+          <w14:ligatures w14:val="none"/>
+        </w:rPr>
+      </w:pPr>
+      <w:r>
+        <w:rPr>
+          <w:highlight w:val="none"/>
+          <w:lang w:val="es-US"/>
+        </w:rPr>
+      </w:r>
+      <w:r>
+        <w:rPr>
+          <w:highlight w:val="none"/>
+          <w:lang w:val="es-US"/>
+        </w:rPr>
+      </w:r>
+      <w:r>
+        <mc:AlternateContent>
+          <mc:Choice Requires="wpg">
+            <w:drawing>
+              <wp:inline xmlns:wp="http://schemas.openxmlformats.org/drawingml/2006/wordprocessingDrawing" distT="0" distB="0" distL="0" distR="0">
+                <wp:extent cx="5943600" cy="2276491"/>
+                <wp:effectExtent l="0" t="0" r="0" b="0"/>
+                <wp:docPr id="17" name=""/>
+                <wp:cNvGraphicFramePr>
+                  <a:graphicFrameLocks xmlns:a="http://schemas.openxmlformats.org/drawingml/2006/main" noChangeAspect="1"/>
+                </wp:cNvGraphicFramePr>
+                <a:graphic xmlns:a="http://schemas.openxmlformats.org/drawingml/2006/main">
+                  <a:graphicData uri="http://schemas.openxmlformats.org/drawingml/2006/picture">
+                    <pic:pic xmlns:pic="http://schemas.openxmlformats.org/drawingml/2006/picture">
+                      <pic:nvPicPr>
+                        <pic:cNvPr id="1725636089" name=""/>
+                        <pic:cNvPicPr>
+                          <a:picLocks noChangeAspect="1"/>
+                        </pic:cNvPicPr>
+                        <pic:nvPr/>
+                      </pic:nvPicPr>
+                      <pic:blipFill rotWithShape="1">
+                        <a:blip r:embed="rId28"/>
+                        <a:stretch/>
+                      </pic:blipFill>
+                      <pic:spPr bwMode="auto">
+                        <a:xfrm>
+                          <a:off x="0" y="0"/>
+                          <a:ext cx="5943599" cy="2276491"/>
+                        </a:xfrm>
+                        <a:prstGeom prst="rect">
+                          <a:avLst/>
+                        </a:prstGeom>
+                      </pic:spPr>
+                    </pic:pic>
+                  </a:graphicData>
+                </a:graphic>
+              </wp:inline>
+            </w:drawing>
+          </mc:Choice>
+          <mc:Fallback>
+            <w:pict>
+              <v:shapetype id="_x0000_t75" coordsize="21600,21600" o:spt="75" o:preferrelative="t" path="m@4@5l@4@11@9@11@9@5xe" filled="f" stroked="f">
+                <v:stroke joinstyle="miter"/>
+                <v:formulas>
+                  <v:f eqn="if lineDrawn pixelLineWidth 0"/>
+                  <v:f eqn="sum @0 1 0"/>
+                  <v:f eqn="sum 0 0 @1"/>
+                  <v:f eqn="prod @2 1 2"/>
+                  <v:f eqn="prod @3 21600 pixelWidth"/>
+                  <v:f eqn="prod @3 21600 pixelHeight"/>
+                  <v:f eqn="sum @0 0 1"/>
+                  <v:f eqn="prod @6 1 2"/>
+                  <v:f eqn="prod @7 21600 pixelWidth"/>
+                  <v:f eqn="sum @8 21600 0"/>
+                  <v:f eqn="prod @7 21600 pixelHeight"/>
+                  <v:f eqn="sum @10 21600 0"/>
+                </v:formulas>
+                <v:path o:extrusionok="f" gradientshapeok="t" o:connecttype="rect"/>
+                <o:lock v:ext="edit" aspectratio="t"/>
+              </v:shapetype>
+              <v:shape id="_x0000_i16" o:spid="_x0000_s16" type="#_x0000_t75" style="width:468.00pt;height:179.25pt;mso-wrap-distance-left:0.00pt;mso-wrap-distance-top:0.00pt;mso-wrap-distance-right:0.00pt;mso-wrap-distance-bottom:0.00pt;z-index:1;" stroked="false">
+                <v:imagedata r:id="rId28" o:title=""/>
+                <o:lock v:ext="edit" rotation="t"/>
+              </v:shape>
+            </w:pict>
+          </mc:Fallback>
+        </mc:AlternateContent>
+      </w:r>
+      <w:r>
+        <w:rPr>
+          <w:highlight w:val="none"/>
+          <w:lang w:val="es-US"/>
+        </w:rPr>
+      </w:r>
+      <w:r>
+        <w:rPr>
+          <w:highlight w:val="none"/>
+          <w:lang w:val="es-US"/>
+        </w:rPr>
+      </w:r>
+      <w:r/>
+    </w:p>
+    <w:p>
+      <w:pPr>
+        <w:pBdr/>
+        <w:shd w:val="nil"/>
+        <w:spacing/>
+        <w:ind/>
+        <w:rPr>
+          <w14:ligatures w14:val="none"/>
+        </w:rPr>
+      </w:pPr>
+      <w:r>
+        <w:br w:type="page" w:clear="all"/>
+      </w:r>
+      <w:r/>
+      <w:r/>
+    </w:p>
+    <w:p>
+      <w:pPr>
+        <w:pStyle w:val="914"/>
+        <w:pBdr/>
+        <w:spacing/>
+        <w:ind/>
+        <w:rPr>
+          <w:highlight w:val="none"/>
+          <w:lang w:val="es-US"/>
+          <w14:ligatures w14:val="none"/>
+        </w:rPr>
+      </w:pPr>
+      <w:r/>
+      <w:bookmarkStart w:id="20" w:name="_Toc20"/>
+      <w:r>
+        <w:rPr>
+          <w:highlight w:val="none"/>
+          <w:lang w:val="es-US"/>
+        </w:rPr>
+        <w:t xml:space="preserve">4.16 Caso de Uso del Microservicio Notas</w:t>
+      </w:r>
+      <w:bookmarkEnd w:id="20"/>
+      <w:r/>
+      <w:r/>
+    </w:p>
+    <w:p>
+      <w:pPr>
+        <w:pBdr/>
+        <w:spacing/>
+        <w:ind/>
+        <w:rPr>
+          <w:highlight w:val="none"/>
+          <w:lang w:val="es-US"/>
+          <w14:ligatures w14:val="none"/>
+        </w:rPr>
+      </w:pPr>
+      <w:r>
+        <w:rPr>
+          <w:highlight w:val="none"/>
+          <w:lang w:val="es-US"/>
+        </w:rPr>
+      </w:r>
+      <w:r>
+        <w:rPr>
+          <w:highlight w:val="none"/>
+          <w:lang w:val="es-US"/>
+        </w:rPr>
+      </w:r>
+      <w:r>
+        <mc:AlternateContent>
+          <mc:Choice Requires="wpg">
+            <w:drawing>
+              <wp:inline xmlns:wp="http://schemas.openxmlformats.org/drawingml/2006/wordprocessingDrawing" distT="0" distB="0" distL="0" distR="0">
+                <wp:extent cx="5943600" cy="2914750"/>
+                <wp:effectExtent l="0" t="0" r="0" b="0"/>
+                <wp:docPr id="18" name=""/>
+                <wp:cNvGraphicFramePr>
+                  <a:graphicFrameLocks xmlns:a="http://schemas.openxmlformats.org/drawingml/2006/main" noChangeAspect="1"/>
+                </wp:cNvGraphicFramePr>
+                <a:graphic xmlns:a="http://schemas.openxmlformats.org/drawingml/2006/main">
+                  <a:graphicData uri="http://schemas.openxmlformats.org/drawingml/2006/picture">
+                    <pic:pic xmlns:pic="http://schemas.openxmlformats.org/drawingml/2006/picture">
+                      <pic:nvPicPr>
+                        <pic:cNvPr id="153115118" name=""/>
+                        <pic:cNvPicPr>
+                          <a:picLocks noChangeAspect="1"/>
+                        </pic:cNvPicPr>
+                        <pic:nvPr/>
+                      </pic:nvPicPr>
+                      <pic:blipFill rotWithShape="1">
+                        <a:blip r:embed="rId29"/>
+                        <a:stretch/>
+                      </pic:blipFill>
+                      <pic:spPr bwMode="auto">
+                        <a:xfrm>
+                          <a:off x="0" y="0"/>
+                          <a:ext cx="5943599" cy="2914749"/>
+                        </a:xfrm>
+                        <a:prstGeom prst="rect">
+                          <a:avLst/>
+                        </a:prstGeom>
+                      </pic:spPr>
+                    </pic:pic>
+                  </a:graphicData>
+                </a:graphic>
+              </wp:inline>
+            </w:drawing>
+          </mc:Choice>
+          <mc:Fallback>
+            <w:pict>
+              <v:shapetype id="_x0000_t75" coordsize="21600,21600" o:spt="75" o:preferrelative="t" path="m@4@5l@4@11@9@11@9@5xe" filled="f" stroked="f">
+                <v:stroke joinstyle="miter"/>
+                <v:formulas>
+                  <v:f eqn="if lineDrawn pixelLineWidth 0"/>
+                  <v:f eqn="sum @0 1 0"/>
+                  <v:f eqn="sum 0 0 @1"/>
+                  <v:f eqn="prod @2 1 2"/>
+                  <v:f eqn="prod @3 21600 pixelWidth"/>
+                  <v:f eqn="prod @3 21600 pixelHeight"/>
+                  <v:f eqn="sum @0 0 1"/>
+                  <v:f eqn="prod @6 1 2"/>
+                  <v:f eqn="prod @7 21600 pixelWidth"/>
+                  <v:f eqn="sum @8 21600 0"/>
+                  <v:f eqn="prod @7 21600 pixelHeight"/>
+                  <v:f eqn="sum @10 21600 0"/>
+                </v:formulas>
+                <v:path o:extrusionok="f" gradientshapeok="t" o:connecttype="rect"/>
+                <o:lock v:ext="edit" aspectratio="t"/>
+              </v:shapetype>
+              <v:shape id="_x0000_i17" o:spid="_x0000_s17" type="#_x0000_t75" style="width:468.00pt;height:229.51pt;mso-wrap-distance-left:0.00pt;mso-wrap-distance-top:0.00pt;mso-wrap-distance-right:0.00pt;mso-wrap-distance-bottom:0.00pt;z-index:1;" stroked="false">
+                <v:imagedata r:id="rId29" o:title=""/>
+                <o:lock v:ext="edit" rotation="t"/>
+              </v:shape>
+            </w:pict>
+          </mc:Fallback>
+        </mc:AlternateContent>
+      </w:r>
+      <w:r>
+        <w:rPr>
+          <w:highlight w:val="none"/>
+          <w:lang w:val="es-US"/>
+        </w:rPr>
+      </w:r>
+      <w:r/>
+    </w:p>
+    <w:p>
+      <w:pPr>
+        <w:pBdr/>
+        <w:spacing/>
+        <w:ind/>
+        <w:rPr>
+          <w14:ligatures w14:val="none"/>
+        </w:rPr>
+      </w:pPr>
+      <w:r/>
+      <w:r/>
+      <w:r/>
+    </w:p>
+    <w:p>
+      <w:pPr>
+        <w:pStyle w:val="914"/>
+        <w:pBdr/>
+        <w:spacing/>
+        <w:ind/>
+        <w:rPr>
+          <w:highlight w:val="none"/>
+          <w:lang w:val="es-US"/>
+          <w14:ligatures w14:val="none"/>
+        </w:rPr>
+      </w:pPr>
+      <w:r/>
+      <w:bookmarkStart w:id="21" w:name="_Toc21"/>
+      <w:r>
+        <w:rPr>
+          <w:highlight w:val="none"/>
+          <w:lang w:val="es-US"/>
+        </w:rPr>
+        <w:t xml:space="preserve">4.17 Caso de Uso del Microservicio Historial Academico</w:t>
+      </w:r>
+      <w:bookmarkEnd w:id="21"/>
+      <w:r/>
+      <w:r/>
+    </w:p>
+    <w:p>
+      <w:pPr>
+        <w:pBdr/>
+        <w:spacing/>
+        <w:ind/>
+        <w:rPr>
+          <w:highlight w:val="none"/>
+          <w:lang w:val="es-US"/>
+          <w14:ligatures w14:val="none"/>
+        </w:rPr>
+      </w:pPr>
+      <w:r>
+        <w:rPr>
+          <w:highlight w:val="none"/>
+          <w:lang w:val="es-US"/>
+        </w:rPr>
+      </w:r>
+      <w:r>
+        <w:rPr>
+          <w:highlight w:val="none"/>
+          <w:lang w:val="es-US"/>
+        </w:rPr>
+      </w:r>
+      <w:r>
+        <mc:AlternateContent>
+          <mc:Choice Requires="wpg">
+            <w:drawing>
+              <wp:inline xmlns:wp="http://schemas.openxmlformats.org/drawingml/2006/wordprocessingDrawing" distT="0" distB="0" distL="0" distR="0">
+                <wp:extent cx="5943600" cy="1864457"/>
+                <wp:effectExtent l="0" t="0" r="0" b="0"/>
+                <wp:docPr id="19" name=""/>
+                <wp:cNvGraphicFramePr>
+                  <a:graphicFrameLocks xmlns:a="http://schemas.openxmlformats.org/drawingml/2006/main" noChangeAspect="1"/>
+                </wp:cNvGraphicFramePr>
+                <a:graphic xmlns:a="http://schemas.openxmlformats.org/drawingml/2006/main">
+                  <a:graphicData uri="http://schemas.openxmlformats.org/drawingml/2006/picture">
+                    <pic:pic xmlns:pic="http://schemas.openxmlformats.org/drawingml/2006/picture">
+                      <pic:nvPicPr>
+                        <pic:cNvPr id="768463556" name=""/>
+                        <pic:cNvPicPr>
+                          <a:picLocks noChangeAspect="1"/>
+                        </pic:cNvPicPr>
+                        <pic:nvPr/>
+                      </pic:nvPicPr>
+                      <pic:blipFill rotWithShape="1">
+                        <a:blip r:embed="rId30"/>
+                        <a:stretch/>
+                      </pic:blipFill>
+                      <pic:spPr bwMode="auto">
+                        <a:xfrm>
+                          <a:off x="0" y="0"/>
+                          <a:ext cx="5943599" cy="1864456"/>
+                        </a:xfrm>
+                        <a:prstGeom prst="rect">
+                          <a:avLst/>
+                        </a:prstGeom>
+                      </pic:spPr>
+                    </pic:pic>
+                  </a:graphicData>
+                </a:graphic>
+              </wp:inline>
+            </w:drawing>
+          </mc:Choice>
+          <mc:Fallback>
+            <w:pict>
+              <v:shapetype id="_x0000_t75" coordsize="21600,21600" o:spt="75" o:preferrelative="t" path="m@4@5l@4@11@9@11@9@5xe" filled="f" stroked="f">
+                <v:stroke joinstyle="miter"/>
+                <v:formulas>
+                  <v:f eqn="if lineDrawn pixelLineWidth 0"/>
+                  <v:f eqn="sum @0 1 0"/>
+                  <v:f eqn="sum 0 0 @1"/>
+                  <v:f eqn="prod @2 1 2"/>
+                  <v:f eqn="prod @3 21600 pixelWidth"/>
+                  <v:f eqn="prod @3 21600 pixelHeight"/>
+                  <v:f eqn="sum @0 0 1"/>
+                  <v:f eqn="prod @6 1 2"/>
+                  <v:f eqn="prod @7 21600 pixelWidth"/>
+                  <v:f eqn="sum @8 21600 0"/>
+                  <v:f eqn="prod @7 21600 pixelHeight"/>
+                  <v:f eqn="sum @10 21600 0"/>
+                </v:formulas>
+                <v:path o:extrusionok="f" gradientshapeok="t" o:connecttype="rect"/>
+                <o:lock v:ext="edit" aspectratio="t"/>
+              </v:shapetype>
+              <v:shape id="_x0000_i18" o:spid="_x0000_s18" type="#_x0000_t75" style="width:468.00pt;height:146.81pt;mso-wrap-distance-left:0.00pt;mso-wrap-distance-top:0.00pt;mso-wrap-distance-right:0.00pt;mso-wrap-distance-bottom:0.00pt;z-index:1;" stroked="false">
+                <v:imagedata r:id="rId30" o:title=""/>
+                <o:lock v:ext="edit" rotation="t"/>
+              </v:shape>
+            </w:pict>
+          </mc:Fallback>
+        </mc:AlternateContent>
+      </w:r>
+      <w:r>
+        <w:rPr>
+          <w:highlight w:val="none"/>
+          <w:lang w:val="es-US"/>
+        </w:rPr>
+      </w:r>
+      <w:r>
+        <w:rPr>
+          <w:highlight w:val="none"/>
+          <w:lang w:val="es-US"/>
+        </w:rPr>
+      </w:r>
+      <w:r/>
+    </w:p>
+    <w:p>
+      <w:pPr>
+        <w:pBdr/>
+        <w:spacing/>
+        <w:ind/>
+        <w:rPr>
+          <w14:ligatures w14:val="none"/>
+        </w:rPr>
+      </w:pPr>
+      <w:r/>
+      <w:r/>
+      <w:r/>
+    </w:p>
+    <w:p>
+      <w:pPr>
+        <w:pStyle w:val="914"/>
+        <w:pBdr/>
+        <w:spacing/>
+        <w:ind/>
+        <w:rPr>
+          <w:highlight w:val="none"/>
+          <w:lang w:val="es-US"/>
+          <w14:ligatures w14:val="none"/>
+        </w:rPr>
+      </w:pPr>
+      <w:r/>
+      <w:bookmarkStart w:id="22" w:name="_Toc22"/>
+      <w:r>
+        <w:rPr>
+          <w:highlight w:val="none"/>
+          <w:lang w:val="es-US"/>
+        </w:rPr>
+        <w:t xml:space="preserve">4.18 Caso de Uso del Microservicio Listado Estudiantes</w:t>
+      </w:r>
+      <w:bookmarkEnd w:id="22"/>
+      <w:r/>
+      <w:r/>
+    </w:p>
+    <w:p>
+      <w:pPr>
+        <w:pBdr/>
+        <w:spacing/>
+        <w:ind/>
+        <w:rPr>
+          <w:highlight w:val="none"/>
+          <w:lang w:val="es-US"/>
+          <w14:ligatures w14:val="none"/>
+        </w:rPr>
+      </w:pPr>
+      <w:r>
+        <w:rPr>
+          <w:highlight w:val="none"/>
+          <w:lang w:val="es-US"/>
+        </w:rPr>
+      </w:r>
+      <w:r>
+        <w:rPr>
+          <w:highlight w:val="none"/>
+          <w:lang w:val="es-US"/>
+        </w:rPr>
+      </w:r>
+      <w:r>
+        <mc:AlternateContent>
+          <mc:Choice Requires="wpg">
+            <w:drawing>
+              <wp:inline xmlns:wp="http://schemas.openxmlformats.org/drawingml/2006/wordprocessingDrawing" distT="0" distB="0" distL="0" distR="0">
+                <wp:extent cx="5943600" cy="1864457"/>
+                <wp:effectExtent l="0" t="0" r="0" b="0"/>
+                <wp:docPr id="20" name=""/>
+                <wp:cNvGraphicFramePr>
+                  <a:graphicFrameLocks xmlns:a="http://schemas.openxmlformats.org/drawingml/2006/main" noChangeAspect="1"/>
+                </wp:cNvGraphicFramePr>
+                <a:graphic xmlns:a="http://schemas.openxmlformats.org/drawingml/2006/main">
+                  <a:graphicData uri="http://schemas.openxmlformats.org/drawingml/2006/picture">
+                    <pic:pic xmlns:pic="http://schemas.openxmlformats.org/drawingml/2006/picture">
+                      <pic:nvPicPr>
+                        <pic:cNvPr id="688866067" name=""/>
+                        <pic:cNvPicPr>
+                          <a:picLocks noChangeAspect="1"/>
+                        </pic:cNvPicPr>
+                        <pic:nvPr/>
+                      </pic:nvPicPr>
+                      <pic:blipFill rotWithShape="1">
+                        <a:blip r:embed="rId31"/>
+                        <a:stretch/>
+                      </pic:blipFill>
+                      <pic:spPr bwMode="auto">
+                        <a:xfrm>
+                          <a:off x="0" y="0"/>
+                          <a:ext cx="5943599" cy="1864456"/>
+                        </a:xfrm>
+                        <a:prstGeom prst="rect">
+                          <a:avLst/>
+                        </a:prstGeom>
+                      </pic:spPr>
+                    </pic:pic>
+                  </a:graphicData>
+                </a:graphic>
+              </wp:inline>
+            </w:drawing>
+          </mc:Choice>
+          <mc:Fallback>
+            <w:pict>
+              <v:shapetype id="_x0000_t75" coordsize="21600,21600" o:spt="75" o:preferrelative="t" path="m@4@5l@4@11@9@11@9@5xe" filled="f" stroked="f">
+                <v:stroke joinstyle="miter"/>
+                <v:formulas>
+                  <v:f eqn="if lineDrawn pixelLineWidth 0"/>
+                  <v:f eqn="sum @0 1 0"/>
+                  <v:f eqn="sum 0 0 @1"/>
+                  <v:f eqn="prod @2 1 2"/>
+                  <v:f eqn="prod @3 21600 pixelWidth"/>
+                  <v:f eqn="prod @3 21600 pixelHeight"/>
+                  <v:f eqn="sum @0 0 1"/>
+                  <v:f eqn="prod @6 1 2"/>
+                  <v:f eqn="prod @7 21600 pixelWidth"/>
+                  <v:f eqn="sum @8 21600 0"/>
+                  <v:f eqn="prod @7 21600 pixelHeight"/>
+                  <v:f eqn="sum @10 21600 0"/>
+                </v:formulas>
+                <v:path o:extrusionok="f" gradientshapeok="t" o:connecttype="rect"/>
+                <o:lock v:ext="edit" aspectratio="t"/>
+              </v:shapetype>
+              <v:shape id="_x0000_i19" o:spid="_x0000_s19" type="#_x0000_t75" style="width:468.00pt;height:146.81pt;mso-wrap-distance-left:0.00pt;mso-wrap-distance-top:0.00pt;mso-wrap-distance-right:0.00pt;mso-wrap-distance-bottom:0.00pt;z-index:1;" stroked="false">
+                <v:imagedata r:id="rId31" o:title=""/>
+                <o:lock v:ext="edit" rotation="t"/>
+              </v:shape>
+            </w:pict>
+          </mc:Fallback>
+        </mc:AlternateContent>
+      </w:r>
+      <w:r>
+        <w:rPr>
+          <w:highlight w:val="none"/>
+          <w:lang w:val="es-US"/>
+        </w:rPr>
+      </w:r>
+      <w:r>
+        <w:rPr>
+          <w:highlight w:val="none"/>
+          <w:lang w:val="es-US"/>
+        </w:rPr>
+      </w:r>
+      <w:r/>
+    </w:p>
+    <w:p>
+      <w:pPr>
+        <w:pBdr/>
+        <w:shd w:val="nil"/>
+        <w:spacing/>
+        <w:ind/>
+        <w:rPr>
+          <w14:ligatures w14:val="none"/>
+        </w:rPr>
+      </w:pPr>
+      <w:r>
+        <w:br w:type="page" w:clear="all"/>
+      </w:r>
+      <w:r/>
+      <w:r/>
+    </w:p>
+    <w:p>
+      <w:pPr>
+        <w:pStyle w:val="914"/>
+        <w:pBdr/>
+        <w:spacing/>
+        <w:ind/>
+        <w:rPr>
+          <w:highlight w:val="none"/>
+          <w:lang w:val="es-US"/>
+          <w14:ligatures w14:val="none"/>
+        </w:rPr>
+      </w:pPr>
+      <w:r/>
+      <w:bookmarkStart w:id="23" w:name="_Toc23"/>
+      <w:r>
+        <w:rPr>
+          <w:highlight w:val="none"/>
+          <w:lang w:val="es-US"/>
+        </w:rPr>
+        <w:t xml:space="preserve">4.19 Caso de Uso del Microservicio Facturas</w:t>
+      </w:r>
+      <w:bookmarkEnd w:id="23"/>
+      <w:r/>
+      <w:r/>
+    </w:p>
+    <w:p>
+      <w:pPr>
+        <w:pBdr/>
+        <w:spacing/>
+        <w:ind/>
+        <w:rPr>
+          <w:highlight w:val="none"/>
+          <w:lang w:val="es-US"/>
+          <w14:ligatures w14:val="none"/>
+        </w:rPr>
+      </w:pPr>
+      <w:r>
+        <w:rPr>
+          <w:highlight w:val="none"/>
+          <w:lang w:val="es-US"/>
+        </w:rPr>
+      </w:r>
+      <w:r>
+        <w:rPr>
+          <w:highlight w:val="none"/>
+          <w:lang w:val="es-US"/>
+        </w:rPr>
+      </w:r>
+      <w:r>
+        <mc:AlternateContent>
+          <mc:Choice Requires="wpg">
+            <w:drawing>
+              <wp:inline xmlns:wp="http://schemas.openxmlformats.org/drawingml/2006/wordprocessingDrawing" distT="0" distB="0" distL="0" distR="0">
+                <wp:extent cx="5943600" cy="2488979"/>
+                <wp:effectExtent l="0" t="0" r="0" b="0"/>
+                <wp:docPr id="21" name=""/>
+                <wp:cNvGraphicFramePr>
+                  <a:graphicFrameLocks xmlns:a="http://schemas.openxmlformats.org/drawingml/2006/main" noChangeAspect="1"/>
+                </wp:cNvGraphicFramePr>
+                <a:graphic xmlns:a="http://schemas.openxmlformats.org/drawingml/2006/main">
+                  <a:graphicData uri="http://schemas.openxmlformats.org/drawingml/2006/picture">
+                    <pic:pic xmlns:pic="http://schemas.openxmlformats.org/drawingml/2006/picture">
+                      <pic:nvPicPr>
+                        <pic:cNvPr id="1483800017" name=""/>
+                        <pic:cNvPicPr>
+                          <a:picLocks noChangeAspect="1"/>
+                        </pic:cNvPicPr>
+                        <pic:nvPr/>
+                      </pic:nvPicPr>
+                      <pic:blipFill rotWithShape="1">
+                        <a:blip r:embed="rId32"/>
+                        <a:stretch/>
+                      </pic:blipFill>
+                      <pic:spPr bwMode="auto">
+                        <a:xfrm>
+                          <a:off x="0" y="0"/>
+                          <a:ext cx="5943599" cy="2488979"/>
+                        </a:xfrm>
+                        <a:prstGeom prst="rect">
+                          <a:avLst/>
+                        </a:prstGeom>
+                      </pic:spPr>
+                    </pic:pic>
+                  </a:graphicData>
+                </a:graphic>
+              </wp:inline>
+            </w:drawing>
+          </mc:Choice>
+          <mc:Fallback>
+            <w:pict>
+              <v:shapetype id="_x0000_t75" coordsize="21600,21600" o:spt="75" o:preferrelative="t" path="m@4@5l@4@11@9@11@9@5xe" filled="f" stroked="f">
+                <v:stroke joinstyle="miter"/>
+                <v:formulas>
+                  <v:f eqn="if lineDrawn pixelLineWidth 0"/>
+                  <v:f eqn="sum @0 1 0"/>
+                  <v:f eqn="sum 0 0 @1"/>
+                  <v:f eqn="prod @2 1 2"/>
+                  <v:f eqn="prod @3 21600 pixelWidth"/>
+                  <v:f eqn="prod @3 21600 pixelHeight"/>
+                  <v:f eqn="sum @0 0 1"/>
+                  <v:f eqn="prod @6 1 2"/>
+                  <v:f eqn="prod @7 21600 pixelWidth"/>
+                  <v:f eqn="sum @8 21600 0"/>
+                  <v:f eqn="prod @7 21600 pixelHeight"/>
+                  <v:f eqn="sum @10 21600 0"/>
+                </v:formulas>
+                <v:path o:extrusionok="f" gradientshapeok="t" o:connecttype="rect"/>
+                <o:lock v:ext="edit" aspectratio="t"/>
+              </v:shapetype>
+              <v:shape id="_x0000_i20" o:spid="_x0000_s20" type="#_x0000_t75" style="width:468.00pt;height:195.98pt;mso-wrap-distance-left:0.00pt;mso-wrap-distance-top:0.00pt;mso-wrap-distance-right:0.00pt;mso-wrap-distance-bottom:0.00pt;z-index:1;" stroked="false">
+                <v:imagedata r:id="rId32" o:title=""/>
+                <o:lock v:ext="edit" rotation="t"/>
+              </v:shape>
+            </w:pict>
+          </mc:Fallback>
+        </mc:AlternateContent>
+      </w:r>
+      <w:r>
+        <w:rPr>
+          <w:highlight w:val="none"/>
+          <w:lang w:val="es-US"/>
+        </w:rPr>
+      </w:r>
+      <w:r>
+        <w:rPr>
+          <w:highlight w:val="none"/>
+          <w:lang w:val="es-US"/>
+        </w:rPr>
+      </w:r>
+      <w:r/>
+    </w:p>
+    <w:p>
+      <w:pPr>
+        <w:pBdr/>
+        <w:spacing/>
+        <w:ind/>
+        <w:rPr>
+          <w14:ligatures w14:val="none"/>
+        </w:rPr>
+      </w:pPr>
+      <w:r/>
+      <w:r/>
+      <w:r/>
+    </w:p>
+    <w:p>
+      <w:pPr>
+        <w:pStyle w:val="914"/>
+        <w:pBdr/>
+        <w:spacing/>
+        <w:ind/>
+        <w:rPr>
+          <w:highlight w:val="none"/>
+          <w:lang w:val="es-US"/>
+          <w14:ligatures w14:val="none"/>
+        </w:rPr>
+      </w:pPr>
+      <w:r/>
+      <w:bookmarkStart w:id="24" w:name="_Toc24"/>
+      <w:r>
+        <w:rPr>
+          <w:highlight w:val="none"/>
+          <w:lang w:val="es-US"/>
+        </w:rPr>
+        <w:t xml:space="preserve">4.20 Caso de Uso del Microservicio Pagos</w:t>
+      </w:r>
+      <w:bookmarkEnd w:id="24"/>
+      <w:r/>
+      <w:r/>
+    </w:p>
+    <w:p>
+      <w:pPr>
+        <w:pBdr/>
+        <w:spacing/>
+        <w:ind/>
+        <w:rPr>
+          <w:highlight w:val="none"/>
+          <w:lang w:val="es-US"/>
+          <w14:ligatures w14:val="none"/>
+        </w:rPr>
+      </w:pPr>
+      <w:r>
+        <w:rPr>
+          <w:highlight w:val="none"/>
+          <w:lang w:val="es-US"/>
+        </w:rPr>
+      </w:r>
+      <w:r>
+        <w:rPr>
+          <w:highlight w:val="none"/>
+          <w:lang w:val="es-US"/>
+        </w:rPr>
+      </w:r>
+      <w:r>
+        <mc:AlternateContent>
+          <mc:Choice Requires="wpg">
+            <w:drawing>
+              <wp:inline xmlns:wp="http://schemas.openxmlformats.org/drawingml/2006/wordprocessingDrawing" distT="0" distB="0" distL="0" distR="0">
+                <wp:extent cx="5943600" cy="2868791"/>
+                <wp:effectExtent l="0" t="0" r="0" b="0"/>
+                <wp:docPr id="22" name=""/>
+                <wp:cNvGraphicFramePr>
+                  <a:graphicFrameLocks xmlns:a="http://schemas.openxmlformats.org/drawingml/2006/main" noChangeAspect="1"/>
+                </wp:cNvGraphicFramePr>
+                <a:graphic xmlns:a="http://schemas.openxmlformats.org/drawingml/2006/main">
+                  <a:graphicData uri="http://schemas.openxmlformats.org/drawingml/2006/picture">
+                    <pic:pic xmlns:pic="http://schemas.openxmlformats.org/drawingml/2006/picture">
+                      <pic:nvPicPr>
+                        <pic:cNvPr id="663557739" name=""/>
+                        <pic:cNvPicPr>
+                          <a:picLocks noChangeAspect="1"/>
+                        </pic:cNvPicPr>
+                        <pic:nvPr/>
+                      </pic:nvPicPr>
+                      <pic:blipFill rotWithShape="1">
+                        <a:blip r:embed="rId33"/>
+                        <a:stretch/>
+                      </pic:blipFill>
+                      <pic:spPr bwMode="auto">
+                        <a:xfrm>
+                          <a:off x="0" y="0"/>
+                          <a:ext cx="5943599" cy="2868791"/>
+                        </a:xfrm>
+                        <a:prstGeom prst="rect">
+                          <a:avLst/>
+                        </a:prstGeom>
+                      </pic:spPr>
+                    </pic:pic>
+                  </a:graphicData>
+                </a:graphic>
+              </wp:inline>
+            </w:drawing>
+          </mc:Choice>
+          <mc:Fallback>
+            <w:pict>
+              <v:shapetype id="_x0000_t75" coordsize="21600,21600" o:spt="75" o:preferrelative="t" path="m@4@5l@4@11@9@11@9@5xe" filled="f" stroked="f">
+                <v:stroke joinstyle="miter"/>
+                <v:formulas>
+                  <v:f eqn="if lineDrawn pixelLineWidth 0"/>
+                  <v:f eqn="sum @0 1 0"/>
+                  <v:f eqn="sum 0 0 @1"/>
+                  <v:f eqn="prod @2 1 2"/>
+                  <v:f eqn="prod @3 21600 pixelWidth"/>
+                  <v:f eqn="prod @3 21600 pixelHeight"/>
+                  <v:f eqn="sum @0 0 1"/>
+                  <v:f eqn="prod @6 1 2"/>
+                  <v:f eqn="prod @7 21600 pixelWidth"/>
+                  <v:f eqn="sum @8 21600 0"/>
+                  <v:f eqn="prod @7 21600 pixelHeight"/>
+                  <v:f eqn="sum @10 21600 0"/>
+                </v:formulas>
+                <v:path o:extrusionok="f" gradientshapeok="t" o:connecttype="rect"/>
+                <o:lock v:ext="edit" aspectratio="t"/>
+              </v:shapetype>
+              <v:shape id="_x0000_i21" o:spid="_x0000_s21" type="#_x0000_t75" style="width:468.00pt;height:225.89pt;mso-wrap-distance-left:0.00pt;mso-wrap-distance-top:0.00pt;mso-wrap-distance-right:0.00pt;mso-wrap-distance-bottom:0.00pt;z-index:1;" stroked="false">
+                <v:imagedata r:id="rId33" o:title=""/>
+                <o:lock v:ext="edit" rotation="t"/>
+              </v:shape>
+            </w:pict>
+          </mc:Fallback>
+        </mc:AlternateContent>
+      </w:r>
+      <w:r>
+        <w:rPr>
+          <w:highlight w:val="none"/>
+          <w:lang w:val="es-US"/>
+        </w:rPr>
+      </w:r>
+      <w:r>
+        <w:rPr>
+          <w:highlight w:val="none"/>
+          <w:lang w:val="es-US"/>
+        </w:rPr>
+      </w:r>
+      <w:r/>
+    </w:p>
+    <w:p>
+      <w:pPr>
+        <w:pBdr/>
+        <w:shd w:val="nil"/>
+        <w:spacing/>
+        <w:ind/>
+        <w:rPr>
+          <w14:ligatures w14:val="none"/>
+        </w:rPr>
+      </w:pPr>
+      <w:r>
+        <w:br w:type="page" w:clear="all"/>
+      </w:r>
+      <w:r/>
+      <w:r/>
+      <w:r/>
+      <w:r/>
+      <w:r/>
+    </w:p>
+    <w:p>
+      <w:pPr>
+        <w:pStyle w:val="914"/>
+        <w:pBdr/>
+        <w:spacing/>
+        <w:ind/>
+        <w:rPr>
+          <w:highlight w:val="none"/>
+          <w:lang w:val="es-US"/>
+          <w14:ligatures w14:val="none"/>
+        </w:rPr>
+      </w:pPr>
+      <w:r/>
+      <w:bookmarkStart w:id="25" w:name="_Toc25"/>
+      <w:r>
+        <w:rPr>
+          <w:highlight w:val="none"/>
+          <w:lang w:val="es-US"/>
+        </w:rPr>
+        <w:t xml:space="preserve">4.21 Caso de Uso del Microservicio Notificaciones</w:t>
+      </w:r>
+      <w:bookmarkEnd w:id="25"/>
+      <w:r/>
+      <w:r/>
+    </w:p>
+    <w:p>
+      <w:pPr>
+        <w:pBdr/>
+        <w:spacing/>
+        <w:ind/>
+        <w:rPr>
+          <w:highlight w:val="none"/>
+          <w:lang w:val="es-US"/>
+          <w14:ligatures w14:val="none"/>
+        </w:rPr>
+      </w:pPr>
+      <w:r>
+        <w:rPr>
+          <w:highlight w:val="none"/>
+          <w:lang w:val="es-US"/>
+        </w:rPr>
+      </w:r>
+      <w:r>
+        <w:rPr>
+          <w:highlight w:val="none"/>
+          <w:lang w:val="es-US"/>
+        </w:rPr>
+      </w:r>
+      <w:r>
+        <mc:AlternateContent>
+          <mc:Choice Requires="wpg">
+            <w:drawing>
+              <wp:inline xmlns:wp="http://schemas.openxmlformats.org/drawingml/2006/wordprocessingDrawing" distT="0" distB="0" distL="0" distR="0">
+                <wp:extent cx="5943600" cy="1856413"/>
+                <wp:effectExtent l="0" t="0" r="0" b="0"/>
+                <wp:docPr id="23" name=""/>
+                <wp:cNvGraphicFramePr>
+                  <a:graphicFrameLocks xmlns:a="http://schemas.openxmlformats.org/drawingml/2006/main" noChangeAspect="1"/>
+                </wp:cNvGraphicFramePr>
+                <a:graphic xmlns:a="http://schemas.openxmlformats.org/drawingml/2006/main">
+                  <a:graphicData uri="http://schemas.openxmlformats.org/drawingml/2006/picture">
+                    <pic:pic xmlns:pic="http://schemas.openxmlformats.org/drawingml/2006/picture">
+                      <pic:nvPicPr>
+                        <pic:cNvPr id="1664206537" name=""/>
+                        <pic:cNvPicPr>
+                          <a:picLocks noChangeAspect="1"/>
+                        </pic:cNvPicPr>
+                        <pic:nvPr/>
+                      </pic:nvPicPr>
+                      <pic:blipFill rotWithShape="1">
+                        <a:blip r:embed="rId34"/>
+                        <a:stretch/>
+                      </pic:blipFill>
+                      <pic:spPr bwMode="auto">
+                        <a:xfrm>
+                          <a:off x="0" y="0"/>
+                          <a:ext cx="5943599" cy="1856413"/>
+                        </a:xfrm>
+                        <a:prstGeom prst="rect">
+                          <a:avLst/>
+                        </a:prstGeom>
+                      </pic:spPr>
+                    </pic:pic>
+                  </a:graphicData>
+                </a:graphic>
+              </wp:inline>
+            </w:drawing>
+          </mc:Choice>
+          <mc:Fallback>
+            <w:pict>
+              <v:shapetype id="_x0000_t75" coordsize="21600,21600" o:spt="75" o:preferrelative="t" path="m@4@5l@4@11@9@11@9@5xe" filled="f" stroked="f">
+                <v:stroke joinstyle="miter"/>
+                <v:formulas>
+                  <v:f eqn="if lineDrawn pixelLineWidth 0"/>
+                  <v:f eqn="sum @0 1 0"/>
+                  <v:f eqn="sum 0 0 @1"/>
+                  <v:f eqn="prod @2 1 2"/>
+                  <v:f eqn="prod @3 21600 pixelWidth"/>
+                  <v:f eqn="prod @3 21600 pixelHeight"/>
+                  <v:f eqn="sum @0 0 1"/>
+                  <v:f eqn="prod @6 1 2"/>
+                  <v:f eqn="prod @7 21600 pixelWidth"/>
+                  <v:f eqn="sum @8 21600 0"/>
+                  <v:f eqn="prod @7 21600 pixelHeight"/>
+                  <v:f eqn="sum @10 21600 0"/>
+                </v:formulas>
+                <v:path o:extrusionok="f" gradientshapeok="t" o:connecttype="rect"/>
+                <o:lock v:ext="edit" aspectratio="t"/>
+              </v:shapetype>
+              <v:shape id="_x0000_i22" o:spid="_x0000_s22" type="#_x0000_t75" style="width:468.00pt;height:146.17pt;mso-wrap-distance-left:0.00pt;mso-wrap-distance-top:0.00pt;mso-wrap-distance-right:0.00pt;mso-wrap-distance-bottom:0.00pt;z-index:1;" stroked="false">
+                <v:imagedata r:id="rId34" o:title=""/>
+                <o:lock v:ext="edit" rotation="t"/>
+              </v:shape>
+            </w:pict>
+          </mc:Fallback>
+        </mc:AlternateContent>
+      </w:r>
+      <w:r>
+        <w:rPr>
+          <w:highlight w:val="none"/>
+          <w:lang w:val="es-US"/>
+        </w:rPr>
+      </w:r>
+      <w:r>
+        <w:rPr>
+          <w:highlight w:val="none"/>
+          <w:lang w:val="es-US"/>
+        </w:rPr>
+      </w:r>
+      <w:r/>
+    </w:p>
+    <w:p>
+      <w:pPr>
+        <w:pBdr/>
+        <w:spacing/>
+        <w:ind/>
+        <w:rPr>
+          <w14:ligatures w14:val="none"/>
+        </w:rPr>
+      </w:pPr>
+      <w:r/>
+      <w:r/>
+      <w:r/>
+    </w:p>
+    <w:p>
+      <w:pPr>
+        <w:pStyle w:val="914"/>
+        <w:pBdr/>
+        <w:spacing/>
+        <w:ind/>
+        <w:rPr>
+          <w:highlight w:val="none"/>
+          <w:lang w:val="es-US"/>
+          <w14:ligatures w14:val="none"/>
+        </w:rPr>
+      </w:pPr>
+      <w:r/>
+      <w:bookmarkStart w:id="26" w:name="_Toc26"/>
+      <w:r>
+        <w:rPr>
+          <w:highlight w:val="none"/>
+          <w:lang w:val="es-US"/>
+        </w:rPr>
+        <w:t xml:space="preserve">4.22 Caso de Uso del Microservicio Bitácoras</w:t>
+      </w:r>
+      <w:bookmarkEnd w:id="26"/>
+      <w:r/>
+      <w:r/>
+    </w:p>
+    <w:p>
+      <w:pPr>
+        <w:pBdr/>
+        <w:spacing/>
+        <w:ind/>
+        <w:rPr>
+          <w:highlight w:val="none"/>
+          <w:lang w:val="es-US"/>
+          <w14:ligatures w14:val="none"/>
+        </w:rPr>
+      </w:pPr>
+      <w:r>
+        <w:rPr>
+          <w:highlight w:val="none"/>
+          <w:lang w:val="es-US"/>
+        </w:rPr>
+        <mc:AlternateContent>
+          <mc:Choice Requires="wpg">
+            <w:drawing>
+              <wp:inline xmlns:wp="http://schemas.openxmlformats.org/drawingml/2006/wordprocessingDrawing" distT="0" distB="0" distL="0" distR="0">
+                <wp:extent cx="5943600" cy="1904056"/>
+                <wp:effectExtent l="0" t="0" r="0" b="0"/>
+                <wp:docPr id="24" name=""/>
+                <wp:cNvGraphicFramePr>
+                  <a:graphicFrameLocks xmlns:a="http://schemas.openxmlformats.org/drawingml/2006/main" noChangeAspect="1"/>
+                </wp:cNvGraphicFramePr>
+                <a:graphic xmlns:a="http://schemas.openxmlformats.org/drawingml/2006/main">
+                  <a:graphicData uri="http://schemas.openxmlformats.org/drawingml/2006/picture">
+                    <pic:pic xmlns:pic="http://schemas.openxmlformats.org/drawingml/2006/picture">
+                      <pic:nvPicPr>
+                        <pic:cNvPr id="393194086" name=""/>
+                        <pic:cNvPicPr>
+                          <a:picLocks noChangeAspect="1"/>
+                        </pic:cNvPicPr>
+                        <pic:nvPr/>
+                      </pic:nvPicPr>
+                      <pic:blipFill rotWithShape="1">
+                        <a:blip r:embed="rId35"/>
+                        <a:stretch/>
+                      </pic:blipFill>
+                      <pic:spPr bwMode="auto">
+                        <a:xfrm>
+                          <a:off x="0" y="0"/>
+                          <a:ext cx="5943599" cy="1904055"/>
+                        </a:xfrm>
+                        <a:prstGeom prst="rect">
+                          <a:avLst/>
+                        </a:prstGeom>
+                      </pic:spPr>
+                    </pic:pic>
+                  </a:graphicData>
+                </a:graphic>
+              </wp:inline>
+            </w:drawing>
+          </mc:Choice>
+          <mc:Fallback>
+            <w:pict>
+              <v:shapetype id="_x0000_t75" coordsize="21600,21600" o:spt="75" o:preferrelative="t" path="m@4@5l@4@11@9@11@9@5xe" filled="f" stroked="f">
+                <v:stroke joinstyle="miter"/>
+                <v:formulas>
+                  <v:f eqn="if lineDrawn pixelLineWidth 0"/>
+                  <v:f eqn="sum @0 1 0"/>
+                  <v:f eqn="sum 0 0 @1"/>
+                  <v:f eqn="prod @2 1 2"/>
+                  <v:f eqn="prod @3 21600 pixelWidth"/>
+                  <v:f eqn="prod @3 21600 pixelHeight"/>
+                  <v:f eqn="sum @0 0 1"/>
+                  <v:f eqn="prod @6 1 2"/>
+                  <v:f eqn="prod @7 21600 pixelWidth"/>
+                  <v:f eqn="sum @8 21600 0"/>
+                  <v:f eqn="prod @7 21600 pixelHeight"/>
+                  <v:f eqn="sum @10 21600 0"/>
+                </v:formulas>
+                <v:path o:extrusionok="f" gradientshapeok="t" o:connecttype="rect"/>
+                <o:lock v:ext="edit" aspectratio="t"/>
+              </v:shapetype>
+              <v:shape id="_x0000_i23" o:spid="_x0000_s23" type="#_x0000_t75" style="width:468.00pt;height:149.93pt;mso-wrap-distance-left:0.00pt;mso-wrap-distance-top:0.00pt;mso-wrap-distance-right:0.00pt;mso-wrap-distance-bottom:0.00pt;z-index:1;" stroked="false">
+                <v:imagedata r:id="rId35" o:title=""/>
+                <o:lock v:ext="edit" rotation="t"/>
+              </v:shape>
+            </w:pict>
+          </mc:Fallback>
+        </mc:AlternateContent>
+      </w:r>
+      <w:r/>
+    </w:p>
+    <w:p>
+      <w:pPr>
+        <w:pBdr/>
+        <w:shd w:val="nil"/>
+        <w:spacing/>
+        <w:ind/>
+        <w:rPr>
+          <w14:ligatures w14:val="none"/>
+        </w:rPr>
+      </w:pPr>
+      <w:r>
+        <w:br w:type="page" w:clear="all"/>
+      </w:r>
+      <w:r/>
+      <w:r/>
+      <w:r>
+        <w:rPr>
+          <w:highlight w:val="none"/>
+          <w:lang w:val="es-US"/>
+        </w:rPr>
+      </w:r>
+      <w:r>
+        <w:rPr>
+          <w:highlight w:val="none"/>
+          <w:lang w:val="es-US"/>
+        </w:rPr>
+      </w:r>
+      <w:r>
+        <w:rPr>
+          <w:highlight w:val="none"/>
+          <w:lang w:val="es-US"/>
+        </w:rPr>
+      </w:r>
+      <w:r/>
+    </w:p>
+    <w:p>
+      <w:pPr>
+        <w:pStyle w:val="913"/>
+        <w:pageBreakBefore w:val="true"/>
+        <w:pBdr/>
+        <w:spacing/>
+        <w:ind/>
+        <w:rPr/>
+      </w:pPr>
+      <w:r/>
+      <w:bookmarkStart w:id="27" w:name="_Toc27"/>
+      <w:r>
+        <w:t xml:space="preserve">5. Diagramas de clases</w:t>
+      </w:r>
+      <w:r/>
+      <w:bookmarkEnd w:id="27"/>
+      <w:r/>
+      <w:r/>
+    </w:p>
+    <w:p>
+      <w:pPr>
+        <w:pStyle w:val="914"/>
+        <w:pBdr/>
+        <w:spacing/>
+        <w:ind/>
+        <w:rPr>
+          <w14:ligatures w14:val="none"/>
+        </w:rPr>
+      </w:pPr>
+      <w:r/>
+      <w:bookmarkStart w:id="28" w:name="_Toc28"/>
+      <w:r>
+        <w:t xml:space="preserve">5.</w:t>
+      </w:r>
+      <w:r>
+        <w:t xml:space="preserve">1 USR1 – Administración de usuarios</w:t>
+      </w:r>
+      <w:r/>
+      <w:bookmarkEnd w:id="28"/>
+      <w:r/>
+      <w:r>
+        <w:rPr>
+          <w14:ligatures w14:val="none"/>
+        </w:rPr>
+      </w:r>
+    </w:p>
+    <w:p>
+      <w:pPr>
         <w:pBdr/>
         <w:spacing w:after="240" w:before="60"/>
         <w:ind/>
@@ -2592,38 +7214,19 @@
     </w:p>
     <w:p>
       <w:pPr>
-        <w:pStyle w:val="913"/>
-        <w:pageBreakBefore w:val="true"/>
+        <w:pStyle w:val="914"/>
         <w:pBdr/>
         <w:spacing/>
         <w:ind/>
         <w:rPr/>
       </w:pPr>
       <w:r/>
-      <w:bookmarkStart w:id="4" w:name="_Toc4"/>
+      <w:bookmarkStart w:id="29" w:name="_Toc29"/>
       <w:r>
-        <w:t xml:space="preserve">5. Diagramas de clases</w:t>
+        <w:t xml:space="preserve">5.2 USR2 – Administración de roles</w:t>
       </w:r>
       <w:r/>
-      <w:bookmarkEnd w:id="4"/>
-      <w:r/>
-      <w:r/>
-    </w:p>
-    <w:p>
-      <w:pPr>
-        <w:pStyle w:val="914"/>
-        <w:pBdr/>
-        <w:spacing/>
-        <w:ind/>
-        <w:rPr/>
-      </w:pPr>
-      <w:r/>
-      <w:bookmarkStart w:id="5" w:name="_Toc5"/>
-      <w:r>
-        <w:t xml:space="preserve">5.1 USR1 – Administración de usuarios</w:t>
-      </w:r>
-      <w:r/>
-      <w:bookmarkEnd w:id="5"/>
+      <w:bookmarkEnd w:id="29"/>
       <w:r/>
       <w:r/>
     </w:p>
@@ -2653,12 +7256,12 @@
         <w:rPr/>
       </w:pPr>
       <w:r/>
-      <w:bookmarkStart w:id="6" w:name="_Toc6"/>
+      <w:bookmarkStart w:id="30" w:name="_Toc30"/>
       <w:r>
-        <w:t xml:space="preserve">5.2 USR2 – Administración de roles</w:t>
+        <w:t xml:space="preserve">5.3 USR3 – Administración de parámetros</w:t>
       </w:r>
       <w:r/>
-      <w:bookmarkEnd w:id="6"/>
+      <w:bookmarkEnd w:id="30"/>
       <w:r/>
       <w:r/>
     </w:p>
@@ -2688,12 +7291,12 @@
         <w:rPr/>
       </w:pPr>
       <w:r/>
-      <w:bookmarkStart w:id="7" w:name="_Toc7"/>
+      <w:bookmarkStart w:id="31" w:name="_Toc31"/>
       <w:r>
-        <w:t xml:space="preserve">5.3 USR3 – Administración de parámetros</w:t>
+        <w:t xml:space="preserve">5.4 USR4 – Administración de módulos</w:t>
       </w:r>
       <w:r/>
-      <w:bookmarkEnd w:id="7"/>
+      <w:bookmarkEnd w:id="31"/>
       <w:r/>
       <w:r/>
     </w:p>
@@ -2723,12 +7326,12 @@
         <w:rPr/>
       </w:pPr>
       <w:r/>
-      <w:bookmarkStart w:id="8" w:name="_Toc8"/>
+      <w:bookmarkStart w:id="32" w:name="_Toc32"/>
       <w:r>
-        <w:t xml:space="preserve">5.4 USR4 – Administración de módulos</w:t>
+        <w:t xml:space="preserve">5.5 USR5 – Login y manejo de tokens</w:t>
       </w:r>
       <w:r/>
-      <w:bookmarkEnd w:id="8"/>
+      <w:bookmarkEnd w:id="32"/>
       <w:r/>
       <w:r/>
     </w:p>
@@ -2758,12 +7361,12 @@
         <w:rPr/>
       </w:pPr>
       <w:r/>
-      <w:bookmarkStart w:id="9" w:name="_Toc9"/>
+      <w:bookmarkStart w:id="33" w:name="_Toc33"/>
       <w:r>
-        <w:t xml:space="preserve">5.5 USR5 – Login y manejo de tokens</w:t>
+        <w:t xml:space="preserve">5.6 ACD1 – Administración de instituciones</w:t>
       </w:r>
       <w:r/>
-      <w:bookmarkEnd w:id="9"/>
+      <w:bookmarkEnd w:id="33"/>
       <w:r/>
       <w:r/>
     </w:p>
@@ -2793,12 +7396,12 @@
         <w:rPr/>
       </w:pPr>
       <w:r/>
-      <w:bookmarkStart w:id="10" w:name="_Toc10"/>
+      <w:bookmarkStart w:id="34" w:name="_Toc34"/>
       <w:r>
-        <w:t xml:space="preserve">5.6 ACD1 – Administración de instituciones</w:t>
+        <w:t xml:space="preserve">5.7 ACD2 – Administración de carreras</w:t>
       </w:r>
       <w:r/>
-      <w:bookmarkEnd w:id="10"/>
+      <w:bookmarkEnd w:id="34"/>
       <w:r/>
       <w:r/>
     </w:p>
@@ -2828,12 +7431,12 @@
         <w:rPr/>
       </w:pPr>
       <w:r/>
-      <w:bookmarkStart w:id="11" w:name="_Toc11"/>
+      <w:bookmarkStart w:id="35" w:name="_Toc35"/>
       <w:r>
-        <w:t xml:space="preserve">5.7 ACD2 – Administración de carreras</w:t>
+        <w:t xml:space="preserve">5.8 ACD3 – Administración de cursos</w:t>
       </w:r>
       <w:r/>
-      <w:bookmarkEnd w:id="11"/>
+      <w:bookmarkEnd w:id="35"/>
       <w:r/>
       <w:r/>
     </w:p>
@@ -2863,12 +7466,12 @@
         <w:rPr/>
       </w:pPr>
       <w:r/>
-      <w:bookmarkStart w:id="12" w:name="_Toc12"/>
+      <w:bookmarkStart w:id="36" w:name="_Toc36"/>
       <w:r>
-        <w:t xml:space="preserve">5.8 ACD3 – Administración de cursos</w:t>
+        <w:t xml:space="preserve">5.9 ACD4 – Administración de grupos</w:t>
       </w:r>
       <w:r/>
-      <w:bookmarkEnd w:id="12"/>
+      <w:bookmarkEnd w:id="36"/>
       <w:r/>
       <w:r/>
     </w:p>
@@ -2898,12 +7501,12 @@
         <w:rPr/>
       </w:pPr>
       <w:r/>
-      <w:bookmarkStart w:id="13" w:name="_Toc13"/>
+      <w:bookmarkStart w:id="37" w:name="_Toc37"/>
       <w:r>
-        <w:t xml:space="preserve">5.9 ACD4 – Administración de grupos</w:t>
+        <w:t xml:space="preserve">5.10 ACD5 – Administración de periodos</w:t>
       </w:r>
       <w:r/>
-      <w:bookmarkEnd w:id="13"/>
+      <w:bookmarkEnd w:id="37"/>
       <w:r/>
       <w:r/>
     </w:p>
@@ -2933,12 +7536,12 @@
         <w:rPr/>
       </w:pPr>
       <w:r/>
-      <w:bookmarkStart w:id="14" w:name="_Toc14"/>
+      <w:bookmarkStart w:id="38" w:name="_Toc38"/>
       <w:r>
-        <w:t xml:space="preserve">5.10 ACD5 – Administración de periodos</w:t>
+        <w:t xml:space="preserve">5.11 ACD6 – Administración de profesores</w:t>
       </w:r>
       <w:r/>
-      <w:bookmarkEnd w:id="14"/>
+      <w:bookmarkEnd w:id="38"/>
       <w:r/>
       <w:r/>
     </w:p>
@@ -2968,12 +7571,12 @@
         <w:rPr/>
       </w:pPr>
       <w:r/>
-      <w:bookmarkStart w:id="15" w:name="_Toc15"/>
+      <w:bookmarkStart w:id="39" w:name="_Toc39"/>
       <w:r>
-        <w:t xml:space="preserve">5.11 ACD6 – Administración de profesores</w:t>
+        <w:t xml:space="preserve">5.12 MAT1 – Administración de prematrícula</w:t>
       </w:r>
       <w:r/>
-      <w:bookmarkEnd w:id="15"/>
+      <w:bookmarkEnd w:id="39"/>
       <w:r/>
       <w:r/>
     </w:p>
@@ -3003,12 +7606,12 @@
         <w:rPr/>
       </w:pPr>
       <w:r/>
-      <w:bookmarkStart w:id="16" w:name="_Toc16"/>
+      <w:bookmarkStart w:id="40" w:name="_Toc40"/>
       <w:r>
-        <w:t xml:space="preserve">5.12 MAT1 – Administración de prematrícula</w:t>
+        <w:t xml:space="preserve">5.13 MAT2 – Administración de matrícula</w:t>
       </w:r>
       <w:r/>
-      <w:bookmarkEnd w:id="16"/>
+      <w:bookmarkEnd w:id="40"/>
       <w:r/>
       <w:r/>
     </w:p>
@@ -3038,12 +7641,12 @@
         <w:rPr/>
       </w:pPr>
       <w:r/>
-      <w:bookmarkStart w:id="17" w:name="_Toc17"/>
+      <w:bookmarkStart w:id="41" w:name="_Toc41"/>
       <w:r>
-        <w:t xml:space="preserve">5.13 MAT2 – Administración de matrícula</w:t>
+        <w:t xml:space="preserve">5.14 MAT3 – Administración de expedientes de estudiantes</w:t>
       </w:r>
       <w:r/>
-      <w:bookmarkEnd w:id="17"/>
+      <w:bookmarkEnd w:id="41"/>
       <w:r/>
       <w:r/>
     </w:p>
@@ -3073,12 +7676,12 @@
         <w:rPr/>
       </w:pPr>
       <w:r/>
-      <w:bookmarkStart w:id="18" w:name="_Toc18"/>
+      <w:bookmarkStart w:id="42" w:name="_Toc42"/>
       <w:r>
-        <w:t xml:space="preserve">5.14 MAT3 – Administración de expedientes de estudiantes</w:t>
+        <w:t xml:space="preserve">5.15 MAT4 – Administración de direcciones</w:t>
       </w:r>
       <w:r/>
-      <w:bookmarkEnd w:id="18"/>
+      <w:bookmarkEnd w:id="42"/>
       <w:r/>
       <w:r/>
     </w:p>
@@ -3108,12 +7711,12 @@
         <w:rPr/>
       </w:pPr>
       <w:r/>
-      <w:bookmarkStart w:id="19" w:name="_Toc19"/>
+      <w:bookmarkStart w:id="43" w:name="_Toc43"/>
       <w:r>
-        <w:t xml:space="preserve">5.15 MAT4 – Administración de direcciones</w:t>
+        <w:t xml:space="preserve">5.16 MAT5 – Administración de notas</w:t>
       </w:r>
       <w:r/>
-      <w:bookmarkEnd w:id="19"/>
+      <w:bookmarkEnd w:id="43"/>
       <w:r/>
       <w:r/>
     </w:p>
@@ -3143,12 +7746,12 @@
         <w:rPr/>
       </w:pPr>
       <w:r/>
-      <w:bookmarkStart w:id="20" w:name="_Toc20"/>
+      <w:bookmarkStart w:id="44" w:name="_Toc44"/>
       <w:r>
-        <w:t xml:space="preserve">5.16 MAT5 – Administración de notas</w:t>
+        <w:t xml:space="preserve">5.17 ACA1 – Consulta del historial académico</w:t>
       </w:r>
       <w:r/>
-      <w:bookmarkEnd w:id="20"/>
+      <w:bookmarkEnd w:id="44"/>
       <w:r/>
       <w:r/>
     </w:p>
@@ -3178,12 +7781,12 @@
         <w:rPr/>
       </w:pPr>
       <w:r/>
-      <w:bookmarkStart w:id="21" w:name="_Toc21"/>
+      <w:bookmarkStart w:id="45" w:name="_Toc45"/>
       <w:r>
-        <w:t xml:space="preserve">5.17 ACA1 – Consulta del historial académico</w:t>
+        <w:t xml:space="preserve">5.18 ACA2 – Consulta de listado de estudiantes</w:t>
       </w:r>
       <w:r/>
-      <w:bookmarkEnd w:id="21"/>
+      <w:bookmarkEnd w:id="45"/>
       <w:r/>
       <w:r/>
     </w:p>
@@ -3213,12 +7816,12 @@
         <w:rPr/>
       </w:pPr>
       <w:r/>
-      <w:bookmarkStart w:id="22" w:name="_Toc22"/>
+      <w:bookmarkStart w:id="46" w:name="_Toc46"/>
       <w:r>
-        <w:t xml:space="preserve">5.18 ACA2 – Consulta de listado de estudiantes</w:t>
+        <w:t xml:space="preserve">5.19 IPN1 – Administración de la facturación</w:t>
       </w:r>
       <w:r/>
-      <w:bookmarkEnd w:id="22"/>
+      <w:bookmarkEnd w:id="46"/>
       <w:r/>
       <w:r/>
     </w:p>
@@ -3248,12 +7851,12 @@
         <w:rPr/>
       </w:pPr>
       <w:r/>
-      <w:bookmarkStart w:id="23" w:name="_Toc23"/>
+      <w:bookmarkStart w:id="47" w:name="_Toc47"/>
       <w:r>
-        <w:t xml:space="preserve">5.19 IPN1 – Administración de la facturación</w:t>
+        <w:t xml:space="preserve">5.20 IPN2 – Administración de los pagos</w:t>
       </w:r>
       <w:r/>
-      <w:bookmarkEnd w:id="23"/>
+      <w:bookmarkEnd w:id="47"/>
       <w:r/>
       <w:r/>
     </w:p>
@@ -3283,12 +7886,12 @@
         <w:rPr/>
       </w:pPr>
       <w:r/>
-      <w:bookmarkStart w:id="24" w:name="_Toc24"/>
+      <w:bookmarkStart w:id="48" w:name="_Toc48"/>
       <w:r>
-        <w:t xml:space="preserve">5.20 IPN2 – Administración de los pagos</w:t>
+        <w:t xml:space="preserve">5.21 IPN3 – Gestión de notificaciones</w:t>
       </w:r>
       <w:r/>
-      <w:bookmarkEnd w:id="24"/>
+      <w:bookmarkEnd w:id="48"/>
       <w:r/>
       <w:r/>
     </w:p>
@@ -3318,12 +7921,12 @@
         <w:rPr/>
       </w:pPr>
       <w:r/>
-      <w:bookmarkStart w:id="25" w:name="_Toc25"/>
+      <w:bookmarkStart w:id="49" w:name="_Toc49"/>
       <w:r>
-        <w:t xml:space="preserve">5.21 IPN3 – Gestión de notificaciones</w:t>
+        <w:t xml:space="preserve">5.22 GEN1 – Registro y consulta de bitácoras</w:t>
       </w:r>
       <w:r/>
-      <w:bookmarkEnd w:id="25"/>
+      <w:bookmarkEnd w:id="49"/>
       <w:r/>
       <w:r/>
     </w:p>
@@ -3346,19 +7949,44 @@
     </w:p>
     <w:p>
       <w:pPr>
-        <w:pStyle w:val="914"/>
+        <w:pStyle w:val="913"/>
+        <w:pageBreakBefore w:val="true"/>
         <w:pBdr/>
         <w:spacing/>
         <w:ind/>
         <w:rPr/>
       </w:pPr>
       <w:r/>
-      <w:bookmarkStart w:id="26" w:name="_Toc26"/>
+      <w:bookmarkStart w:id="50" w:name="_Toc50"/>
       <w:r>
-        <w:t xml:space="preserve">5.22 GEN1 – Registro y consulta de bitácoras</w:t>
+        <w:rPr>
+          <w:lang w:val="es-US"/>
+        </w:rPr>
+        <w:t xml:space="preserve">5</w:t>
+      </w:r>
+      <w:r>
+        <w:t xml:space="preserve">. Diagramas de base de datos</w:t>
       </w:r>
       <w:r/>
-      <w:bookmarkEnd w:id="26"/>
+      <w:bookmarkEnd w:id="50"/>
+      <w:r/>
+      <w:r/>
+    </w:p>
+    <w:p>
+      <w:pPr>
+        <w:pStyle w:val="914"/>
+        <w:pBdr/>
+        <w:spacing/>
+        <w:ind/>
+        <w:rPr/>
+      </w:pPr>
+      <w:r/>
+      <w:bookmarkStart w:id="51" w:name="_Toc51"/>
+      <w:r>
+        <w:t xml:space="preserve">3.1 Usuarios y Roles</w:t>
+      </w:r>
+      <w:r/>
+      <w:bookmarkEnd w:id="51"/>
       <w:r/>
       <w:r/>
     </w:p>
@@ -3381,44 +8009,19 @@
     </w:p>
     <w:p>
       <w:pPr>
-        <w:pStyle w:val="913"/>
-        <w:pageBreakBefore w:val="true"/>
+        <w:pStyle w:val="914"/>
         <w:pBdr/>
         <w:spacing/>
         <w:ind/>
         <w:rPr/>
       </w:pPr>
       <w:r/>
-      <w:bookmarkStart w:id="27" w:name="_Toc27"/>
+      <w:bookmarkStart w:id="52" w:name="_Toc52"/>
       <w:r>
-        <w:rPr>
-          <w:lang w:val="es-US"/>
-        </w:rPr>
-        <w:t xml:space="preserve">5</w:t>
-      </w:r>
-      <w:r>
-        <w:t xml:space="preserve">. Diagramas de base de datos</w:t>
+        <w:t xml:space="preserve">3.2 Oferta Académica</w:t>
       </w:r>
       <w:r/>
-      <w:bookmarkEnd w:id="27"/>
-      <w:r/>
-      <w:r/>
-    </w:p>
-    <w:p>
-      <w:pPr>
-        <w:pStyle w:val="914"/>
-        <w:pBdr/>
-        <w:spacing/>
-        <w:ind/>
-        <w:rPr/>
-      </w:pPr>
-      <w:r/>
-      <w:bookmarkStart w:id="28" w:name="_Toc28"/>
-      <w:r>
-        <w:t xml:space="preserve">3.1 Usuarios y Roles</w:t>
-      </w:r>
-      <w:r/>
-      <w:bookmarkEnd w:id="28"/>
+      <w:bookmarkEnd w:id="52"/>
       <w:r/>
       <w:r/>
     </w:p>
@@ -3448,12 +8051,12 @@
         <w:rPr/>
       </w:pPr>
       <w:r/>
-      <w:bookmarkStart w:id="29" w:name="_Toc29"/>
+      <w:bookmarkStart w:id="53" w:name="_Toc53"/>
       <w:r>
-        <w:t xml:space="preserve">3.2 Oferta Académica</w:t>
+        <w:t xml:space="preserve">3.3 Matrícula</w:t>
       </w:r>
       <w:r/>
-      <w:bookmarkEnd w:id="29"/>
+      <w:bookmarkEnd w:id="53"/>
       <w:r/>
       <w:r/>
     </w:p>
@@ -3483,12 +8086,12 @@
         <w:rPr/>
       </w:pPr>
       <w:r/>
-      <w:bookmarkStart w:id="30" w:name="_Toc30"/>
+      <w:bookmarkStart w:id="54" w:name="_Toc54"/>
       <w:r>
-        <w:t xml:space="preserve">3.3 Matrícula</w:t>
+        <w:t xml:space="preserve">3.4 Módulo Académico</w:t>
       </w:r>
       <w:r/>
-      <w:bookmarkEnd w:id="30"/>
+      <w:bookmarkEnd w:id="54"/>
       <w:r/>
       <w:r/>
     </w:p>
@@ -3518,12 +8121,12 @@
         <w:rPr/>
       </w:pPr>
       <w:r/>
-      <w:bookmarkStart w:id="31" w:name="_Toc31"/>
+      <w:bookmarkStart w:id="55" w:name="_Toc55"/>
       <w:r>
-        <w:t xml:space="preserve">3.4 Módulo Académico</w:t>
+        <w:t xml:space="preserve">3.5 Integración de Pagos</w:t>
       </w:r>
       <w:r/>
-      <w:bookmarkEnd w:id="31"/>
+      <w:bookmarkEnd w:id="55"/>
       <w:r/>
       <w:r/>
     </w:p>
@@ -3553,12 +8156,12 @@
         <w:rPr/>
       </w:pPr>
       <w:r/>
-      <w:bookmarkStart w:id="32" w:name="_Toc32"/>
+      <w:bookmarkStart w:id="56" w:name="_Toc56"/>
       <w:r>
-        <w:t xml:space="preserve">3.5 Integración de Pagos</w:t>
+        <w:t xml:space="preserve">3.6 Notificaciones</w:t>
       </w:r>
       <w:r/>
-      <w:bookmarkEnd w:id="32"/>
+      <w:bookmarkEnd w:id="56"/>
       <w:r/>
       <w:r/>
     </w:p>
@@ -3588,12 +8191,12 @@
         <w:rPr/>
       </w:pPr>
       <w:r/>
-      <w:bookmarkStart w:id="33" w:name="_Toc33"/>
+      <w:bookmarkStart w:id="57" w:name="_Toc57"/>
       <w:r>
-        <w:t xml:space="preserve">3.6 Notificaciones</w:t>
+        <w:t xml:space="preserve">3.7 Reportes y Estadística</w:t>
       </w:r>
       <w:r/>
-      <w:bookmarkEnd w:id="33"/>
+      <w:bookmarkEnd w:id="57"/>
       <w:r/>
       <w:r/>
     </w:p>
@@ -3623,12 +8226,12 @@
         <w:rPr/>
       </w:pPr>
       <w:r/>
-      <w:bookmarkStart w:id="34" w:name="_Toc34"/>
+      <w:bookmarkStart w:id="58" w:name="_Toc58"/>
       <w:r>
-        <w:t xml:space="preserve">3.7 Reportes y Estadística</w:t>
+        <w:t xml:space="preserve">3.8 Seguridad y Auditoría</w:t>
       </w:r>
       <w:r/>
-      <w:bookmarkEnd w:id="34"/>
+      <w:bookmarkEnd w:id="58"/>
       <w:r/>
       <w:r/>
     </w:p>
@@ -3651,6 +8254,35 @@
     </w:p>
     <w:p>
       <w:pPr>
+        <w:pStyle w:val="913"/>
+        <w:pageBreakBefore w:val="true"/>
+        <w:pBdr/>
+        <w:spacing/>
+        <w:ind/>
+        <w:rPr>
+          <w:highlight w:val="none"/>
+        </w:rPr>
+      </w:pPr>
+      <w:r/>
+      <w:bookmarkStart w:id="59" w:name="_Toc59"/>
+      <w:r>
+        <w:t xml:space="preserve">6. Conclusiones y recomendaciones</w:t>
+      </w:r>
+      <w:r>
+        <w:rPr>
+          <w:highlight w:val="none"/>
+        </w:rPr>
+      </w:r>
+      <w:bookmarkEnd w:id="59"/>
+      <w:r/>
+      <w:r>
+        <w:rPr>
+          <w:highlight w:val="none"/>
+        </w:rPr>
+      </w:r>
+    </w:p>
+    <w:p>
+      <w:pPr>
         <w:pStyle w:val="914"/>
         <w:pBdr/>
         <w:spacing/>
@@ -3658,12 +8290,12 @@
         <w:rPr/>
       </w:pPr>
       <w:r/>
-      <w:bookmarkStart w:id="35" w:name="_Toc35"/>
+      <w:bookmarkStart w:id="60" w:name="_Toc60"/>
       <w:r>
-        <w:t xml:space="preserve">3.8 Seguridad y Auditoría</w:t>
+        <w:t xml:space="preserve">6.1 Conclusiones</w:t>
       </w:r>
       <w:r/>
-      <w:bookmarkEnd w:id="35"/>
+      <w:bookmarkEnd w:id="60"/>
       <w:r/>
       <w:r/>
     </w:p>
@@ -3686,43 +8318,19 @@
     </w:p>
     <w:p>
       <w:pPr>
-        <w:pStyle w:val="913"/>
-        <w:pageBreakBefore w:val="true"/>
-        <w:pBdr/>
-        <w:spacing/>
-        <w:ind/>
-        <w:rPr>
-          <w:highlight w:val="none"/>
-        </w:rPr>
+        <w:pStyle w:val="914"/>
+        <w:pBdr/>
+        <w:spacing/>
+        <w:ind/>
+        <w:rPr/>
       </w:pPr>
       <w:r/>
-      <w:bookmarkStart w:id="36" w:name="_Toc36"/>
+      <w:bookmarkStart w:id="61" w:name="_Toc61"/>
       <w:r>
-        <w:t xml:space="preserve">6. Conclusiones y recomendaciones</w:t>
-      </w:r>
-      <w:bookmarkEnd w:id="36"/>
-      <w:r/>
-      <w:r>
-        <w:rPr>
-          <w:highlight w:val="none"/>
-        </w:rPr>
-      </w:r>
-    </w:p>
-    <w:p>
-      <w:pPr>
-        <w:pStyle w:val="914"/>
-        <w:pBdr/>
-        <w:spacing/>
-        <w:ind/>
-        <w:rPr/>
-      </w:pPr>
-      <w:r/>
-      <w:bookmarkStart w:id="37" w:name="_Toc37"/>
-      <w:r>
-        <w:t xml:space="preserve">6.1 Conclusiones</w:t>
+        <w:t xml:space="preserve">6.2 Recomendaciones</w:t>
       </w:r>
       <w:r/>
-      <w:bookmarkEnd w:id="37"/>
+      <w:bookmarkEnd w:id="61"/>
       <w:r/>
       <w:r/>
     </w:p>
@@ -3745,41 +8353,6 @@
     </w:p>
     <w:p>
       <w:pPr>
-        <w:pStyle w:val="914"/>
-        <w:pBdr/>
-        <w:spacing/>
-        <w:ind/>
-        <w:rPr/>
-      </w:pPr>
-      <w:r/>
-      <w:bookmarkStart w:id="38" w:name="_Toc38"/>
-      <w:r>
-        <w:t xml:space="preserve">6.2 Recomendaciones</w:t>
-      </w:r>
-      <w:r/>
-      <w:bookmarkEnd w:id="38"/>
-      <w:r/>
-      <w:r/>
-    </w:p>
-    <w:p>
-      <w:pPr>
-        <w:pBdr/>
-        <w:spacing w:after="240" w:before="60"/>
-        <w:ind/>
-        <w:rPr/>
-      </w:pPr>
-      <w:r>
-        <w:rPr>
-          <w:i/>
-          <w:iCs/>
-          <w:color w:val="6b7280"/>
-        </w:rPr>
-        <w:t xml:space="preserve">Pendiente de agregar.</w:t>
-      </w:r>
-      <w:r/>
-    </w:p>
-    <w:p>
-      <w:pPr>
         <w:pStyle w:val="913"/>
         <w:pageBreakBefore w:val="true"/>
         <w:pBdr/>
@@ -3788,12 +8361,12 @@
         <w:rPr/>
       </w:pPr>
       <w:r/>
-      <w:bookmarkStart w:id="39" w:name="_Toc39"/>
+      <w:bookmarkStart w:id="62" w:name="_Toc62"/>
       <w:r>
         <w:t xml:space="preserve">7. Bibliografía</w:t>
       </w:r>
       <w:r/>
-      <w:bookmarkEnd w:id="39"/>
+      <w:bookmarkEnd w:id="62"/>
       <w:r/>
       <w:r/>
     </w:p>
@@ -35004,7 +39577,6 @@
         <w:ind/>
         <w:rPr/>
       </w:pPr>
-      <w:r/>
       <w:r>
         <w:separator/>
       </w:r>
@@ -35019,7 +39591,6 @@
         <w:ind/>
         <w:rPr/>
       </w:pPr>
-      <w:r/>
       <w:r>
         <w:continuationSeparator/>
       </w:r>
@@ -35056,7 +39627,6 @@
         <w:ind/>
         <w:rPr/>
       </w:pPr>
-      <w:r/>
       <w:r>
         <w:separator/>
       </w:r>
@@ -35071,7 +39641,6 @@
         <w:ind/>
         <w:rPr/>
       </w:pPr>
-      <w:r/>
       <w:r>
         <w:continuationSeparator/>
       </w:r>
@@ -35267,7 +39836,7 @@
     <w:lsdException w:name="Bibliography" w:uiPriority="37"/>
     <w:lsdException w:name="TOC Heading" w:uiPriority="39" w:qFormat="1"/>
   </w:latentStyles>
-  <w:style w:type="table" w:styleId="1381" w:default="1">
+  <w:style w:type="table" w:styleId="1417" w:default="1">
     <w:name w:val="Normal Table"/>
     <w:uiPriority w:val="99"/>
     <w:semiHidden/>
@@ -35460,9 +40029,9 @@
       </w:tcPr>
     </w:tblStylePr>
   </w:style>
-  <w:style w:type="table" w:styleId="1382">
+  <w:style w:type="table" w:styleId="1418">
     <w:name w:val="Table Grid"/>
-    <w:basedOn w:val="1381"/>
+    <w:basedOn w:val="1417"/>
     <w:uiPriority w:val="59"/>
     <w:pPr>
       <w:pBdr/>
@@ -35659,9 +40228,9 @@
       </w:tcPr>
     </w:tblStylePr>
   </w:style>
-  <w:style w:type="table" w:styleId="1383">
+  <w:style w:type="table" w:styleId="1419">
     <w:name w:val="Table Grid Light"/>
-    <w:basedOn w:val="1381"/>
+    <w:basedOn w:val="1417"/>
     <w:uiPriority w:val="59"/>
     <w:pPr>
       <w:pBdr/>
@@ -35858,9 +40427,9 @@
       </w:tcPr>
     </w:tblStylePr>
   </w:style>
-  <w:style w:type="table" w:styleId="1384">
+  <w:style w:type="table" w:styleId="1420">
     <w:name w:val="Plain Table 1"/>
-    <w:basedOn w:val="1381"/>
+    <w:basedOn w:val="1417"/>
     <w:uiPriority w:val="59"/>
     <w:pPr>
       <w:pBdr/>
@@ -36083,9 +40652,9 @@
       </w:tcPr>
     </w:tblStylePr>
   </w:style>
-  <w:style w:type="table" w:styleId="1385">
+  <w:style w:type="table" w:styleId="1421">
     <w:name w:val="Plain Table 2"/>
-    <w:basedOn w:val="1381"/>
+    <w:basedOn w:val="1417"/>
     <w:uiPriority w:val="59"/>
     <w:pPr>
       <w:pBdr/>
@@ -36316,9 +40885,9 @@
       </w:tcPr>
     </w:tblStylePr>
   </w:style>
-  <w:style w:type="table" w:styleId="1386">
+  <w:style w:type="table" w:styleId="1422">
     <w:name w:val="Plain Table 3"/>
-    <w:basedOn w:val="1381"/>
+    <w:basedOn w:val="1417"/>
     <w:uiPriority w:val="99"/>
     <w:pPr>
       <w:pBdr/>
@@ -36546,9 +41115,9 @@
       </w:tcPr>
     </w:tblStylePr>
   </w:style>
-  <w:style w:type="table" w:styleId="1387">
+  <w:style w:type="table" w:styleId="1423">
     <w:name w:val="Plain Table 4"/>
-    <w:basedOn w:val="1381"/>
+    <w:basedOn w:val="1417"/>
     <w:uiPriority w:val="99"/>
     <w:pPr>
       <w:pBdr/>
@@ -36762,9 +41331,9 @@
       </w:tcPr>
     </w:tblStylePr>
   </w:style>
-  <w:style w:type="table" w:styleId="1388">
+  <w:style w:type="table" w:styleId="1424">
     <w:name w:val="Plain Table 5"/>
-    <w:basedOn w:val="1381"/>
+    <w:basedOn w:val="1417"/>
     <w:uiPriority w:val="99"/>
     <w:pPr>
       <w:pBdr/>
@@ -36995,9 +41564,9 @@
       </w:tcPr>
     </w:tblStylePr>
   </w:style>
-  <w:style w:type="table" w:styleId="1389">
+  <w:style w:type="table" w:styleId="1425">
     <w:name w:val="Grid Table 1 Light"/>
-    <w:basedOn w:val="1381"/>
+    <w:basedOn w:val="1417"/>
     <w:uiPriority w:val="99"/>
     <w:pPr>
       <w:pBdr/>
@@ -37218,9 +41787,9 @@
       </w:tcPr>
     </w:tblStylePr>
   </w:style>
-  <w:style w:type="table" w:styleId="1390">
+  <w:style w:type="table" w:styleId="1426">
     <w:name w:val="Grid Table 1 Light - Accent 1"/>
-    <w:basedOn w:val="1381"/>
+    <w:basedOn w:val="1417"/>
     <w:uiPriority w:val="99"/>
     <w:pPr>
       <w:pBdr/>
@@ -37441,9 +42010,9 @@
       </w:tcPr>
     </w:tblStylePr>
   </w:style>
-  <w:style w:type="table" w:styleId="1391">
+  <w:style w:type="table" w:styleId="1427">
     <w:name w:val="Grid Table 1 Light - Accent 2"/>
-    <w:basedOn w:val="1381"/>
+    <w:basedOn w:val="1417"/>
     <w:uiPriority w:val="99"/>
     <w:pPr>
       <w:pBdr/>
@@ -37664,9 +42233,9 @@
       </w:tcPr>
     </w:tblStylePr>
   </w:style>
-  <w:style w:type="table" w:styleId="1392">
+  <w:style w:type="table" w:styleId="1428">
     <w:name w:val="Grid Table 1 Light - Accent 3"/>
-    <w:basedOn w:val="1381"/>
+    <w:basedOn w:val="1417"/>
     <w:uiPriority w:val="99"/>
     <w:pPr>
       <w:pBdr/>
@@ -37887,9 +42456,9 @@
       </w:tcPr>
     </w:tblStylePr>
   </w:style>
-  <w:style w:type="table" w:styleId="1393">
+  <w:style w:type="table" w:styleId="1429">
     <w:name w:val="Grid Table 1 Light - Accent 4"/>
-    <w:basedOn w:val="1381"/>
+    <w:basedOn w:val="1417"/>
     <w:uiPriority w:val="99"/>
     <w:pPr>
       <w:pBdr/>
@@ -38110,9 +42679,9 @@
       </w:tcPr>
     </w:tblStylePr>
   </w:style>
-  <w:style w:type="table" w:styleId="1394">
+  <w:style w:type="table" w:styleId="1430">
     <w:name w:val="Grid Table 1 Light - Accent 5"/>
-    <w:basedOn w:val="1381"/>
+    <w:basedOn w:val="1417"/>
     <w:uiPriority w:val="99"/>
     <w:pPr>
       <w:pBdr/>
@@ -38333,9 +42902,9 @@
       </w:tcPr>
     </w:tblStylePr>
   </w:style>
-  <w:style w:type="table" w:styleId="1395">
+  <w:style w:type="table" w:styleId="1431">
     <w:name w:val="Grid Table 1 Light - Accent 6"/>
-    <w:basedOn w:val="1381"/>
+    <w:basedOn w:val="1417"/>
     <w:uiPriority w:val="99"/>
     <w:pPr>
       <w:pBdr/>
@@ -38556,9 +43125,9 @@
       </w:tcPr>
     </w:tblStylePr>
   </w:style>
-  <w:style w:type="table" w:styleId="1396">
+  <w:style w:type="table" w:styleId="1432">
     <w:name w:val="Grid Table 2"/>
-    <w:basedOn w:val="1381"/>
+    <w:basedOn w:val="1417"/>
     <w:uiPriority w:val="99"/>
     <w:pPr>
       <w:pBdr/>
@@ -38788,9 +43357,9 @@
       </w:tcPr>
     </w:tblStylePr>
   </w:style>
-  <w:style w:type="table" w:styleId="1397">
+  <w:style w:type="table" w:styleId="1433">
     <w:name w:val="Grid Table 2 - Accent 1"/>
-    <w:basedOn w:val="1381"/>
+    <w:basedOn w:val="1417"/>
     <w:uiPriority w:val="99"/>
     <w:pPr>
       <w:pBdr/>
@@ -39020,9 +43589,9 @@
       </w:tcPr>
     </w:tblStylePr>
   </w:style>
-  <w:style w:type="table" w:styleId="1398">
+  <w:style w:type="table" w:styleId="1434">
     <w:name w:val="Grid Table 2 - Accent 2"/>
-    <w:basedOn w:val="1381"/>
+    <w:basedOn w:val="1417"/>
     <w:uiPriority w:val="99"/>
     <w:pPr>
       <w:pBdr/>
@@ -39252,9 +43821,9 @@
       </w:tcPr>
     </w:tblStylePr>
   </w:style>
-  <w:style w:type="table" w:styleId="1399">
+  <w:style w:type="table" w:styleId="1435">
     <w:name w:val="Grid Table 2 - Accent 3"/>
-    <w:basedOn w:val="1381"/>
+    <w:basedOn w:val="1417"/>
     <w:uiPriority w:val="99"/>
     <w:pPr>
       <w:pBdr/>
@@ -39484,9 +44053,9 @@
       </w:tcPr>
     </w:tblStylePr>
   </w:style>
-  <w:style w:type="table" w:styleId="1400">
+  <w:style w:type="table" w:styleId="1436">
     <w:name w:val="Grid Table 2 - Accent 4"/>
-    <w:basedOn w:val="1381"/>
+    <w:basedOn w:val="1417"/>
     <w:uiPriority w:val="99"/>
     <w:pPr>
       <w:pBdr/>
@@ -39716,9 +44285,9 @@
       </w:tcPr>
     </w:tblStylePr>
   </w:style>
-  <w:style w:type="table" w:styleId="1401">
+  <w:style w:type="table" w:styleId="1437">
     <w:name w:val="Grid Table 2 - Accent 5"/>
-    <w:basedOn w:val="1381"/>
+    <w:basedOn w:val="1417"/>
     <w:uiPriority w:val="99"/>
     <w:pPr>
       <w:pBdr/>
@@ -39948,9 +44517,9 @@
       </w:tcPr>
     </w:tblStylePr>
   </w:style>
-  <w:style w:type="table" w:styleId="1402">
+  <w:style w:type="table" w:styleId="1438">
     <w:name w:val="Grid Table 2 - Accent 6"/>
-    <w:basedOn w:val="1381"/>
+    <w:basedOn w:val="1417"/>
     <w:uiPriority w:val="99"/>
     <w:pPr>
       <w:pBdr/>
@@ -40180,9 +44749,9 @@
       </w:tcPr>
     </w:tblStylePr>
   </w:style>
-  <w:style w:type="table" w:styleId="1403">
+  <w:style w:type="table" w:styleId="1439">
     <w:name w:val="Grid Table 3"/>
-    <w:basedOn w:val="1381"/>
+    <w:basedOn w:val="1417"/>
     <w:uiPriority w:val="99"/>
     <w:pPr>
       <w:pBdr/>
@@ -40425,9 +44994,9 @@
       </w:tcPr>
     </w:tblStylePr>
   </w:style>
-  <w:style w:type="table" w:styleId="1404">
+  <w:style w:type="table" w:styleId="1440">
     <w:name w:val="Grid Table 3 - Accent 1"/>
-    <w:basedOn w:val="1381"/>
+    <w:basedOn w:val="1417"/>
     <w:uiPriority w:val="99"/>
     <w:pPr>
       <w:pBdr/>
@@ -40670,9 +45239,9 @@
       </w:tcPr>
     </w:tblStylePr>
   </w:style>
-  <w:style w:type="table" w:styleId="1405">
+  <w:style w:type="table" w:styleId="1441">
     <w:name w:val="Grid Table 3 - Accent 2"/>
-    <w:basedOn w:val="1381"/>
+    <w:basedOn w:val="1417"/>
     <w:uiPriority w:val="99"/>
     <w:pPr>
       <w:pBdr/>
@@ -40915,9 +45484,9 @@
       </w:tcPr>
     </w:tblStylePr>
   </w:style>
-  <w:style w:type="table" w:styleId="1406">
+  <w:style w:type="table" w:styleId="1442">
     <w:name w:val="Grid Table 3 - Accent 3"/>
-    <w:basedOn w:val="1381"/>
+    <w:basedOn w:val="1417"/>
     <w:uiPriority w:val="99"/>
     <w:pPr>
       <w:pBdr/>
@@ -41160,9 +45729,9 @@
       </w:tcPr>
     </w:tblStylePr>
   </w:style>
-  <w:style w:type="table" w:styleId="1407">
+  <w:style w:type="table" w:styleId="1443">
     <w:name w:val="Grid Table 3 - Accent 4"/>
-    <w:basedOn w:val="1381"/>
+    <w:basedOn w:val="1417"/>
     <w:uiPriority w:val="99"/>
     <w:pPr>
       <w:pBdr/>
@@ -41405,9 +45974,9 @@
       </w:tcPr>
     </w:tblStylePr>
   </w:style>
-  <w:style w:type="table" w:styleId="1408">
+  <w:style w:type="table" w:styleId="1444">
     <w:name w:val="Grid Table 3 - Accent 5"/>
-    <w:basedOn w:val="1381"/>
+    <w:basedOn w:val="1417"/>
     <w:uiPriority w:val="99"/>
     <w:pPr>
       <w:pBdr/>
@@ -41650,9 +46219,9 @@
       </w:tcPr>
     </w:tblStylePr>
   </w:style>
-  <w:style w:type="table" w:styleId="1409">
+  <w:style w:type="table" w:styleId="1445">
     <w:name w:val="Grid Table 3 - Accent 6"/>
-    <w:basedOn w:val="1381"/>
+    <w:basedOn w:val="1417"/>
     <w:uiPriority w:val="99"/>
     <w:pPr>
       <w:pBdr/>
@@ -41895,9 +46464,9 @@
       </w:tcPr>
     </w:tblStylePr>
   </w:style>
-  <w:style w:type="table" w:styleId="1410">
+  <w:style w:type="table" w:styleId="1446">
     <w:name w:val="Grid Table 4"/>
-    <w:basedOn w:val="1381"/>
+    <w:basedOn w:val="1417"/>
     <w:uiPriority w:val="59"/>
     <w:pPr>
       <w:pBdr/>
@@ -42128,9 +46697,9 @@
       </w:tcPr>
     </w:tblStylePr>
   </w:style>
-  <w:style w:type="table" w:styleId="1411">
+  <w:style w:type="table" w:styleId="1447">
     <w:name w:val="Grid Table 4 - Accent 1"/>
-    <w:basedOn w:val="1381"/>
+    <w:basedOn w:val="1417"/>
     <w:uiPriority w:val="59"/>
     <w:pPr>
       <w:pBdr/>
@@ -42361,9 +46930,9 @@
       </w:tcPr>
     </w:tblStylePr>
   </w:style>
-  <w:style w:type="table" w:styleId="1412">
+  <w:style w:type="table" w:styleId="1448">
     <w:name w:val="Grid Table 4 - Accent 2"/>
-    <w:basedOn w:val="1381"/>
+    <w:basedOn w:val="1417"/>
     <w:uiPriority w:val="59"/>
     <w:pPr>
       <w:pBdr/>
@@ -42594,9 +47163,9 @@
       </w:tcPr>
     </w:tblStylePr>
   </w:style>
-  <w:style w:type="table" w:styleId="1413">
+  <w:style w:type="table" w:styleId="1449">
     <w:name w:val="Grid Table 4 - Accent 3"/>
-    <w:basedOn w:val="1381"/>
+    <w:basedOn w:val="1417"/>
     <w:uiPriority w:val="59"/>
     <w:pPr>
       <w:pBdr/>
@@ -42827,9 +47396,9 @@
       </w:tcPr>
     </w:tblStylePr>
   </w:style>
-  <w:style w:type="table" w:styleId="1414">
+  <w:style w:type="table" w:styleId="1450">
     <w:name w:val="Grid Table 4 - Accent 4"/>
-    <w:basedOn w:val="1381"/>
+    <w:basedOn w:val="1417"/>
     <w:uiPriority w:val="59"/>
     <w:pPr>
       <w:pBdr/>
@@ -43060,9 +47629,9 @@
       </w:tcPr>
     </w:tblStylePr>
   </w:style>
-  <w:style w:type="table" w:styleId="1415">
+  <w:style w:type="table" w:styleId="1451">
     <w:name w:val="Grid Table 4 - Accent 5"/>
-    <w:basedOn w:val="1381"/>
+    <w:basedOn w:val="1417"/>
     <w:uiPriority w:val="59"/>
     <w:pPr>
       <w:pBdr/>
@@ -43293,9 +47862,9 @@
       </w:tcPr>
     </w:tblStylePr>
   </w:style>
-  <w:style w:type="table" w:styleId="1416">
+  <w:style w:type="table" w:styleId="1452">
     <w:name w:val="Grid Table 4 - Accent 6"/>
-    <w:basedOn w:val="1381"/>
+    <w:basedOn w:val="1417"/>
     <w:uiPriority w:val="59"/>
     <w:pPr>
       <w:pBdr/>
@@ -43526,9 +48095,9 @@
       </w:tcPr>
     </w:tblStylePr>
   </w:style>
-  <w:style w:type="table" w:styleId="1417">
+  <w:style w:type="table" w:styleId="1453">
     <w:name w:val="Grid Table 5 Dark"/>
-    <w:basedOn w:val="1381"/>
+    <w:basedOn w:val="1417"/>
     <w:uiPriority w:val="99"/>
     <w:pPr>
       <w:pBdr/>
@@ -43754,9 +48323,9 @@
       </w:tcPr>
     </w:tblStylePr>
   </w:style>
-  <w:style w:type="table" w:styleId="1418">
+  <w:style w:type="table" w:styleId="1454">
     <w:name w:val="Grid Table 5 Dark- Accent 1"/>
-    <w:basedOn w:val="1381"/>
+    <w:basedOn w:val="1417"/>
     <w:uiPriority w:val="99"/>
     <w:pPr>
       <w:pBdr/>
@@ -43982,9 +48551,9 @@
       </w:tcPr>
     </w:tblStylePr>
   </w:style>
-  <w:style w:type="table" w:styleId="1419">
+  <w:style w:type="table" w:styleId="1455">
     <w:name w:val="Grid Table 5 Dark - Accent 2"/>
-    <w:basedOn w:val="1381"/>
+    <w:basedOn w:val="1417"/>
     <w:uiPriority w:val="99"/>
     <w:pPr>
       <w:pBdr/>
@@ -44210,9 +48779,9 @@
       </w:tcPr>
     </w:tblStylePr>
   </w:style>
-  <w:style w:type="table" w:styleId="1420">
+  <w:style w:type="table" w:styleId="1456">
     <w:name w:val="Grid Table 5 Dark - Accent 3"/>
-    <w:basedOn w:val="1381"/>
+    <w:basedOn w:val="1417"/>
     <w:uiPriority w:val="99"/>
     <w:pPr>
       <w:pBdr/>
@@ -44438,9 +49007,9 @@
       </w:tcPr>
     </w:tblStylePr>
   </w:style>
-  <w:style w:type="table" w:styleId="1421">
+  <w:style w:type="table" w:styleId="1457">
     <w:name w:val="Grid Table 5 Dark- Accent 4"/>
-    <w:basedOn w:val="1381"/>
+    <w:basedOn w:val="1417"/>
     <w:uiPriority w:val="99"/>
     <w:pPr>
       <w:pBdr/>
@@ -44666,9 +49235,9 @@
       </w:tcPr>
     </w:tblStylePr>
   </w:style>
-  <w:style w:type="table" w:styleId="1422">
+  <w:style w:type="table" w:styleId="1458">
     <w:name w:val="Grid Table 5 Dark - Accent 5"/>
-    <w:basedOn w:val="1381"/>
+    <w:basedOn w:val="1417"/>
     <w:uiPriority w:val="99"/>
     <w:pPr>
       <w:pBdr/>
@@ -44894,9 +49463,9 @@
       </w:tcPr>
     </w:tblStylePr>
   </w:style>
-  <w:style w:type="table" w:styleId="1423">
+  <w:style w:type="table" w:styleId="1459">
     <w:name w:val="Grid Table 5 Dark - Accent 6"/>
-    <w:basedOn w:val="1381"/>
+    <w:basedOn w:val="1417"/>
     <w:uiPriority w:val="99"/>
     <w:pPr>
       <w:pBdr/>
@@ -45122,9 +49691,9 @@
       </w:tcPr>
     </w:tblStylePr>
   </w:style>
-  <w:style w:type="table" w:styleId="1424">
+  <w:style w:type="table" w:styleId="1460">
     <w:name w:val="Grid Table 6 Colorful"/>
-    <w:basedOn w:val="1381"/>
+    <w:basedOn w:val="1417"/>
     <w:uiPriority w:val="99"/>
     <w:pPr>
       <w:pBdr/>
@@ -45352,9 +49921,9 @@
       </w:tcPr>
     </w:tblStylePr>
   </w:style>
-  <w:style w:type="table" w:styleId="1425">
+  <w:style w:type="table" w:styleId="1461">
     <w:name w:val="Grid Table 6 Colorful - Accent 1"/>
-    <w:basedOn w:val="1381"/>
+    <w:basedOn w:val="1417"/>
     <w:uiPriority w:val="99"/>
     <w:pPr>
       <w:pBdr/>
@@ -45582,9 +50151,9 @@
       </w:tcPr>
     </w:tblStylePr>
   </w:style>
-  <w:style w:type="table" w:styleId="1426">
+  <w:style w:type="table" w:styleId="1462">
     <w:name w:val="Grid Table 6 Colorful - Accent 2"/>
-    <w:basedOn w:val="1381"/>
+    <w:basedOn w:val="1417"/>
     <w:uiPriority w:val="99"/>
     <w:pPr>
       <w:pBdr/>
@@ -45812,9 +50381,9 @@
       </w:tcPr>
     </w:tblStylePr>
   </w:style>
-  <w:style w:type="table" w:styleId="1427">
+  <w:style w:type="table" w:styleId="1463">
     <w:name w:val="Grid Table 6 Colorful - Accent 3"/>
-    <w:basedOn w:val="1381"/>
+    <w:basedOn w:val="1417"/>
     <w:uiPriority w:val="99"/>
     <w:pPr>
       <w:pBdr/>
@@ -46042,9 +50611,9 @@
       </w:tcPr>
     </w:tblStylePr>
   </w:style>
-  <w:style w:type="table" w:styleId="1428">
+  <w:style w:type="table" w:styleId="1464">
     <w:name w:val="Grid Table 6 Colorful - Accent 4"/>
-    <w:basedOn w:val="1381"/>
+    <w:basedOn w:val="1417"/>
     <w:uiPriority w:val="99"/>
     <w:pPr>
       <w:pBdr/>
@@ -46272,9 +50841,9 @@
       </w:tcPr>
     </w:tblStylePr>
   </w:style>
-  <w:style w:type="table" w:styleId="1429">
+  <w:style w:type="table" w:styleId="1465">
     <w:name w:val="Grid Table 6 Colorful - Accent 5"/>
-    <w:basedOn w:val="1381"/>
+    <w:basedOn w:val="1417"/>
     <w:uiPriority w:val="99"/>
     <w:pPr>
       <w:pBdr/>
@@ -46502,9 +51071,9 @@
       </w:tcPr>
     </w:tblStylePr>
   </w:style>
-  <w:style w:type="table" w:styleId="1430">
+  <w:style w:type="table" w:styleId="1466">
     <w:name w:val="Grid Table 6 Colorful - Accent 6"/>
-    <w:basedOn w:val="1381"/>
+    <w:basedOn w:val="1417"/>
     <w:uiPriority w:val="99"/>
     <w:pPr>
       <w:pBdr/>
@@ -46732,9 +51301,9 @@
       </w:tcPr>
     </w:tblStylePr>
   </w:style>
-  <w:style w:type="table" w:styleId="1431">
+  <w:style w:type="table" w:styleId="1467">
     <w:name w:val="Grid Table 7 Colorful"/>
-    <w:basedOn w:val="1381"/>
+    <w:basedOn w:val="1417"/>
     <w:uiPriority w:val="99"/>
     <w:pPr>
       <w:pBdr/>
@@ -46986,9 +51555,9 @@
       </w:tcPr>
     </w:tblStylePr>
   </w:style>
-  <w:style w:type="table" w:styleId="1432">
+  <w:style w:type="table" w:styleId="1468">
     <w:name w:val="Grid Table 7 Colorful - Accent 1"/>
-    <w:basedOn w:val="1381"/>
+    <w:basedOn w:val="1417"/>
     <w:uiPriority w:val="99"/>
     <w:pPr>
       <w:pBdr/>
@@ -47240,9 +51809,9 @@
       </w:tcPr>
     </w:tblStylePr>
   </w:style>
-  <w:style w:type="table" w:styleId="1433">
+  <w:style w:type="table" w:styleId="1469">
     <w:name w:val="Grid Table 7 Colorful - Accent 2"/>
-    <w:basedOn w:val="1381"/>
+    <w:basedOn w:val="1417"/>
     <w:uiPriority w:val="99"/>
     <w:pPr>
       <w:pBdr/>
@@ -47494,9 +52063,9 @@
       </w:tcPr>
     </w:tblStylePr>
   </w:style>
-  <w:style w:type="table" w:styleId="1434">
+  <w:style w:type="table" w:styleId="1470">
     <w:name w:val="Grid Table 7 Colorful - Accent 3"/>
-    <w:basedOn w:val="1381"/>
+    <w:basedOn w:val="1417"/>
     <w:uiPriority w:val="99"/>
     <w:pPr>
       <w:pBdr/>
@@ -47748,9 +52317,9 @@
       </w:tcPr>
     </w:tblStylePr>
   </w:style>
-  <w:style w:type="table" w:styleId="1435">
+  <w:style w:type="table" w:styleId="1471">
     <w:name w:val="Grid Table 7 Colorful - Accent 4"/>
-    <w:basedOn w:val="1381"/>
+    <w:basedOn w:val="1417"/>
     <w:uiPriority w:val="99"/>
     <w:pPr>
       <w:pBdr/>
@@ -48002,9 +52571,9 @@
       </w:tcPr>
     </w:tblStylePr>
   </w:style>
-  <w:style w:type="table" w:styleId="1436">
+  <w:style w:type="table" w:styleId="1472">
     <w:name w:val="Grid Table 7 Colorful - Accent 5"/>
-    <w:basedOn w:val="1381"/>
+    <w:basedOn w:val="1417"/>
     <w:uiPriority w:val="99"/>
     <w:pPr>
       <w:pBdr/>
@@ -48256,9 +52825,9 @@
       </w:tcPr>
     </w:tblStylePr>
   </w:style>
-  <w:style w:type="table" w:styleId="1437">
+  <w:style w:type="table" w:styleId="1473">
     <w:name w:val="Grid Table 7 Colorful - Accent 6"/>
-    <w:basedOn w:val="1381"/>
+    <w:basedOn w:val="1417"/>
     <w:uiPriority w:val="99"/>
     <w:pPr>
       <w:pBdr/>
@@ -48510,9 +53079,9 @@
       </w:tcPr>
     </w:tblStylePr>
   </w:style>
-  <w:style w:type="table" w:styleId="1438">
+  <w:style w:type="table" w:styleId="1474">
     <w:name w:val="List Table 1 Light"/>
-    <w:basedOn w:val="1381"/>
+    <w:basedOn w:val="1417"/>
     <w:uiPriority w:val="99"/>
     <w:pPr>
       <w:pBdr/>
@@ -48726,9 +53295,9 @@
       </w:tcPr>
     </w:tblStylePr>
   </w:style>
-  <w:style w:type="table" w:styleId="1439">
+  <w:style w:type="table" w:styleId="1475">
     <w:name w:val="List Table 1 Light - Accent 1"/>
-    <w:basedOn w:val="1381"/>
+    <w:basedOn w:val="1417"/>
     <w:uiPriority w:val="99"/>
     <w:pPr>
       <w:pBdr/>
@@ -48942,9 +53511,9 @@
       </w:tcPr>
     </w:tblStylePr>
   </w:style>
-  <w:style w:type="table" w:styleId="1440">
+  <w:style w:type="table" w:styleId="1476">
     <w:name w:val="List Table 1 Light - Accent 2"/>
-    <w:basedOn w:val="1381"/>
+    <w:basedOn w:val="1417"/>
     <w:uiPriority w:val="99"/>
     <w:pPr>
       <w:pBdr/>
@@ -49158,9 +53727,9 @@
       </w:tcPr>
     </w:tblStylePr>
   </w:style>
-  <w:style w:type="table" w:styleId="1441">
+  <w:style w:type="table" w:styleId="1477">
     <w:name w:val="List Table 1 Light - Accent 3"/>
-    <w:basedOn w:val="1381"/>
+    <w:basedOn w:val="1417"/>
     <w:uiPriority w:val="99"/>
     <w:pPr>
       <w:pBdr/>
@@ -49374,9 +53943,9 @@
       </w:tcPr>
     </w:tblStylePr>
   </w:style>
-  <w:style w:type="table" w:styleId="1442">
+  <w:style w:type="table" w:styleId="1478">
     <w:name w:val="List Table 1 Light - Accent 4"/>
-    <w:basedOn w:val="1381"/>
+    <w:basedOn w:val="1417"/>
     <w:uiPriority w:val="99"/>
     <w:pPr>
       <w:pBdr/>
@@ -49590,9 +54159,9 @@
       </w:tcPr>
     </w:tblStylePr>
   </w:style>
-  <w:style w:type="table" w:styleId="1443">
+  <w:style w:type="table" w:styleId="1479">
     <w:name w:val="List Table 1 Light - Accent 5"/>
-    <w:basedOn w:val="1381"/>
+    <w:basedOn w:val="1417"/>
     <w:uiPriority w:val="99"/>
     <w:pPr>
       <w:pBdr/>
@@ -49806,9 +54375,9 @@
       </w:tcPr>
     </w:tblStylePr>
   </w:style>
-  <w:style w:type="table" w:styleId="1444">
+  <w:style w:type="table" w:styleId="1480">
     <w:name w:val="List Table 1 Light - Accent 6"/>
-    <w:basedOn w:val="1381"/>
+    <w:basedOn w:val="1417"/>
     <w:uiPriority w:val="99"/>
     <w:pPr>
       <w:pBdr/>
@@ -50022,9 +54591,9 @@
       </w:tcPr>
     </w:tblStylePr>
   </w:style>
-  <w:style w:type="table" w:styleId="1445">
+  <w:style w:type="table" w:styleId="1481">
     <w:name w:val="List Table 2"/>
-    <w:basedOn w:val="1381"/>
+    <w:basedOn w:val="1417"/>
     <w:uiPriority w:val="99"/>
     <w:pPr>
       <w:pBdr/>
@@ -50260,9 +54829,9 @@
       </w:tcPr>
     </w:tblStylePr>
   </w:style>
-  <w:style w:type="table" w:styleId="1446">
+  <w:style w:type="table" w:styleId="1482">
     <w:name w:val="List Table 2 - Accent 1"/>
-    <w:basedOn w:val="1381"/>
+    <w:basedOn w:val="1417"/>
     <w:uiPriority w:val="99"/>
     <w:pPr>
       <w:pBdr/>
@@ -50498,9 +55067,9 @@
       </w:tcPr>
     </w:tblStylePr>
   </w:style>
-  <w:style w:type="table" w:styleId="1447">
+  <w:style w:type="table" w:styleId="1483">
     <w:name w:val="List Table 2 - Accent 2"/>
-    <w:basedOn w:val="1381"/>
+    <w:basedOn w:val="1417"/>
     <w:uiPriority w:val="99"/>
     <w:pPr>
       <w:pBdr/>
@@ -50736,9 +55305,9 @@
       </w:tcPr>
     </w:tblStylePr>
   </w:style>
-  <w:style w:type="table" w:styleId="1448">
+  <w:style w:type="table" w:styleId="1484">
     <w:name w:val="List Table 2 - Accent 3"/>
-    <w:basedOn w:val="1381"/>
+    <w:basedOn w:val="1417"/>
     <w:uiPriority w:val="99"/>
     <w:pPr>
       <w:pBdr/>
@@ -50974,9 +55543,9 @@
       </w:tcPr>
     </w:tblStylePr>
   </w:style>
-  <w:style w:type="table" w:styleId="1449">
+  <w:style w:type="table" w:styleId="1485">
     <w:name w:val="List Table 2 - Accent 4"/>
-    <w:basedOn w:val="1381"/>
+    <w:basedOn w:val="1417"/>
     <w:uiPriority w:val="99"/>
     <w:pPr>
       <w:pBdr/>
@@ -51212,9 +55781,9 @@
       </w:tcPr>
     </w:tblStylePr>
   </w:style>
-  <w:style w:type="table" w:styleId="1450">
+  <w:style w:type="table" w:styleId="1486">
     <w:name w:val="List Table 2 - Accent 5"/>
-    <w:basedOn w:val="1381"/>
+    <w:basedOn w:val="1417"/>
     <w:uiPriority w:val="99"/>
     <w:pPr>
       <w:pBdr/>
@@ -51450,9 +56019,9 @@
       </w:tcPr>
     </w:tblStylePr>
   </w:style>
-  <w:style w:type="table" w:styleId="1451">
+  <w:style w:type="table" w:styleId="1487">
     <w:name w:val="List Table 2 - Accent 6"/>
-    <w:basedOn w:val="1381"/>
+    <w:basedOn w:val="1417"/>
     <w:uiPriority w:val="99"/>
     <w:pPr>
       <w:pBdr/>
@@ -51688,9 +56257,9 @@
       </w:tcPr>
     </w:tblStylePr>
   </w:style>
-  <w:style w:type="table" w:styleId="1452">
+  <w:style w:type="table" w:styleId="1488">
     <w:name w:val="List Table 3"/>
-    <w:basedOn w:val="1381"/>
+    <w:basedOn w:val="1417"/>
     <w:uiPriority w:val="99"/>
     <w:pPr>
       <w:pBdr/>
@@ -51916,9 +56485,9 @@
       </w:tcPr>
     </w:tblStylePr>
   </w:style>
-  <w:style w:type="table" w:styleId="1453">
+  <w:style w:type="table" w:styleId="1489">
     <w:name w:val="List Table 3 - Accent 1"/>
-    <w:basedOn w:val="1381"/>
+    <w:basedOn w:val="1417"/>
     <w:uiPriority w:val="99"/>
     <w:pPr>
       <w:pBdr/>
@@ -52144,9 +56713,9 @@
       </w:tcPr>
     </w:tblStylePr>
   </w:style>
-  <w:style w:type="table" w:styleId="1454">
+  <w:style w:type="table" w:styleId="1490">
     <w:name w:val="List Table 3 - Accent 2"/>
-    <w:basedOn w:val="1381"/>
+    <w:basedOn w:val="1417"/>
     <w:uiPriority w:val="99"/>
     <w:pPr>
       <w:pBdr/>
@@ -52372,9 +56941,9 @@
       </w:tcPr>
     </w:tblStylePr>
   </w:style>
-  <w:style w:type="table" w:styleId="1455">
+  <w:style w:type="table" w:styleId="1491">
     <w:name w:val="List Table 3 - Accent 3"/>
-    <w:basedOn w:val="1381"/>
+    <w:basedOn w:val="1417"/>
     <w:uiPriority w:val="99"/>
     <w:pPr>
       <w:pBdr/>
@@ -52600,9 +57169,9 @@
       </w:tcPr>
     </w:tblStylePr>
   </w:style>
-  <w:style w:type="table" w:styleId="1456">
+  <w:style w:type="table" w:styleId="1492">
     <w:name w:val="List Table 3 - Accent 4"/>
-    <w:basedOn w:val="1381"/>
+    <w:basedOn w:val="1417"/>
     <w:uiPriority w:val="99"/>
     <w:pPr>
       <w:pBdr/>
@@ -52828,9 +57397,9 @@
       </w:tcPr>
     </w:tblStylePr>
   </w:style>
-  <w:style w:type="table" w:styleId="1457">
+  <w:style w:type="table" w:styleId="1493">
     <w:name w:val="List Table 3 - Accent 5"/>
-    <w:basedOn w:val="1381"/>
+    <w:basedOn w:val="1417"/>
     <w:uiPriority w:val="99"/>
     <w:pPr>
       <w:pBdr/>
@@ -53056,9 +57625,9 @@
       </w:tcPr>
     </w:tblStylePr>
   </w:style>
-  <w:style w:type="table" w:styleId="1458">
+  <w:style w:type="table" w:styleId="1494">
     <w:name w:val="List Table 3 - Accent 6"/>
-    <w:basedOn w:val="1381"/>
+    <w:basedOn w:val="1417"/>
     <w:uiPriority w:val="99"/>
     <w:pPr>
       <w:pBdr/>
@@ -53284,9 +57853,9 @@
       </w:tcPr>
     </w:tblStylePr>
   </w:style>
-  <w:style w:type="table" w:styleId="1459">
+  <w:style w:type="table" w:styleId="1495">
     <w:name w:val="List Table 4"/>
-    <w:basedOn w:val="1381"/>
+    <w:basedOn w:val="1417"/>
     <w:uiPriority w:val="99"/>
     <w:pPr>
       <w:pBdr/>
@@ -53509,9 +58078,9 @@
       </w:tcPr>
     </w:tblStylePr>
   </w:style>
-  <w:style w:type="table" w:styleId="1460">
+  <w:style w:type="table" w:styleId="1496">
     <w:name w:val="List Table 4 - Accent 1"/>
-    <w:basedOn w:val="1381"/>
+    <w:basedOn w:val="1417"/>
     <w:uiPriority w:val="99"/>
     <w:pPr>
       <w:pBdr/>
@@ -53734,9 +58303,9 @@
       </w:tcPr>
     </w:tblStylePr>
   </w:style>
-  <w:style w:type="table" w:styleId="1461">
+  <w:style w:type="table" w:styleId="1497">
     <w:name w:val="List Table 4 - Accent 2"/>
-    <w:basedOn w:val="1381"/>
+    <w:basedOn w:val="1417"/>
     <w:uiPriority w:val="99"/>
     <w:pPr>
       <w:pBdr/>
@@ -53959,9 +58528,9 @@
       </w:tcPr>
     </w:tblStylePr>
   </w:style>
-  <w:style w:type="table" w:styleId="1462">
+  <w:style w:type="table" w:styleId="1498">
     <w:name w:val="List Table 4 - Accent 3"/>
-    <w:basedOn w:val="1381"/>
+    <w:basedOn w:val="1417"/>
     <w:uiPriority w:val="99"/>
     <w:pPr>
       <w:pBdr/>
@@ -54184,9 +58753,9 @@
       </w:tcPr>
     </w:tblStylePr>
   </w:style>
-  <w:style w:type="table" w:styleId="1463">
+  <w:style w:type="table" w:styleId="1499">
     <w:name w:val="List Table 4 - Accent 4"/>
-    <w:basedOn w:val="1381"/>
+    <w:basedOn w:val="1417"/>
     <w:uiPriority w:val="99"/>
     <w:pPr>
       <w:pBdr/>
@@ -54409,9 +58978,9 @@
       </w:tcPr>
     </w:tblStylePr>
   </w:style>
-  <w:style w:type="table" w:styleId="1464">
+  <w:style w:type="table" w:styleId="1500">
     <w:name w:val="List Table 4 - Accent 5"/>
-    <w:basedOn w:val="1381"/>
+    <w:basedOn w:val="1417"/>
     <w:uiPriority w:val="99"/>
     <w:pPr>
       <w:pBdr/>
@@ -54634,9 +59203,9 @@
       </w:tcPr>
     </w:tblStylePr>
   </w:style>
-  <w:style w:type="table" w:styleId="1465">
+  <w:style w:type="table" w:styleId="1501">
     <w:name w:val="List Table 4 - Accent 6"/>
-    <w:basedOn w:val="1381"/>
+    <w:basedOn w:val="1417"/>
     <w:uiPriority w:val="99"/>
     <w:pPr>
       <w:pBdr/>
@@ -54859,9 +59428,9 @@
       </w:tcPr>
     </w:tblStylePr>
   </w:style>
-  <w:style w:type="table" w:styleId="1466">
+  <w:style w:type="table" w:styleId="1502">
     <w:name w:val="List Table 5 Dark"/>
-    <w:basedOn w:val="1381"/>
+    <w:basedOn w:val="1417"/>
     <w:uiPriority w:val="99"/>
     <w:pPr>
       <w:pBdr/>
@@ -55101,9 +59670,9 @@
       </w:tcPr>
     </w:tblStylePr>
   </w:style>
-  <w:style w:type="table" w:styleId="1467">
+  <w:style w:type="table" w:styleId="1503">
     <w:name w:val="List Table 5 Dark - Accent 1"/>
-    <w:basedOn w:val="1381"/>
+    <w:basedOn w:val="1417"/>
     <w:uiPriority w:val="99"/>
     <w:pPr>
       <w:pBdr/>
@@ -55343,9 +59912,9 @@
       </w:tcPr>
     </w:tblStylePr>
   </w:style>
-  <w:style w:type="table" w:styleId="1468">
+  <w:style w:type="table" w:styleId="1504">
     <w:name w:val="List Table 5 Dark - Accent 2"/>
-    <w:basedOn w:val="1381"/>
+    <w:basedOn w:val="1417"/>
     <w:uiPriority w:val="99"/>
     <w:pPr>
       <w:pBdr/>
@@ -55585,9 +60154,9 @@
       </w:tcPr>
     </w:tblStylePr>
   </w:style>
-  <w:style w:type="table" w:styleId="1469">
+  <w:style w:type="table" w:styleId="1505">
     <w:name w:val="List Table 5 Dark - Accent 3"/>
-    <w:basedOn w:val="1381"/>
+    <w:basedOn w:val="1417"/>
     <w:uiPriority w:val="99"/>
     <w:pPr>
       <w:pBdr/>
@@ -55827,9 +60396,9 @@
       </w:tcPr>
     </w:tblStylePr>
   </w:style>
-  <w:style w:type="table" w:styleId="1470">
+  <w:style w:type="table" w:styleId="1506">
     <w:name w:val="List Table 5 Dark - Accent 4"/>
-    <w:basedOn w:val="1381"/>
+    <w:basedOn w:val="1417"/>
     <w:uiPriority w:val="99"/>
     <w:pPr>
       <w:pBdr/>
@@ -56069,9 +60638,9 @@
       </w:tcPr>
     </w:tblStylePr>
   </w:style>
-  <w:style w:type="table" w:styleId="1471">
+  <w:style w:type="table" w:styleId="1507">
     <w:name w:val="List Table 5 Dark - Accent 5"/>
-    <w:basedOn w:val="1381"/>
+    <w:basedOn w:val="1417"/>
     <w:uiPriority w:val="99"/>
     <w:pPr>
       <w:pBdr/>
@@ -56311,9 +60880,9 @@
       </w:tcPr>
     </w:tblStylePr>
   </w:style>
-  <w:style w:type="table" w:styleId="1472">
+  <w:style w:type="table" w:styleId="1508">
     <w:name w:val="List Table 5 Dark - Accent 6"/>
-    <w:basedOn w:val="1381"/>
+    <w:basedOn w:val="1417"/>
     <w:uiPriority w:val="99"/>
     <w:pPr>
       <w:pBdr/>
@@ -56553,9 +61122,9 @@
       </w:tcPr>
     </w:tblStylePr>
   </w:style>
-  <w:style w:type="table" w:styleId="1473">
+  <w:style w:type="table" w:styleId="1509">
     <w:name w:val="List Table 6 Colorful"/>
-    <w:basedOn w:val="1381"/>
+    <w:basedOn w:val="1417"/>
     <w:uiPriority w:val="99"/>
     <w:pPr>
       <w:pBdr/>
@@ -56776,9 +61345,9 @@
       </w:tcPr>
     </w:tblStylePr>
   </w:style>
-  <w:style w:type="table" w:styleId="1474">
+  <w:style w:type="table" w:styleId="1510">
     <w:name w:val="List Table 6 Colorful - Accent 1"/>
-    <w:basedOn w:val="1381"/>
+    <w:basedOn w:val="1417"/>
     <w:uiPriority w:val="99"/>
     <w:pPr>
       <w:pBdr/>
@@ -56999,9 +61568,9 @@
       </w:tcPr>
     </w:tblStylePr>
   </w:style>
-  <w:style w:type="table" w:styleId="1475">
+  <w:style w:type="table" w:styleId="1511">
     <w:name w:val="List Table 6 Colorful - Accent 2"/>
-    <w:basedOn w:val="1381"/>
+    <w:basedOn w:val="1417"/>
     <w:uiPriority w:val="99"/>
     <w:pPr>
       <w:pBdr/>
@@ -57222,9 +61791,9 @@
       </w:tcPr>
     </w:tblStylePr>
   </w:style>
-  <w:style w:type="table" w:styleId="1476">
+  <w:style w:type="table" w:styleId="1512">
     <w:name w:val="List Table 6 Colorful - Accent 3"/>
-    <w:basedOn w:val="1381"/>
+    <w:basedOn w:val="1417"/>
     <w:uiPriority w:val="99"/>
     <w:pPr>
       <w:pBdr/>
@@ -57445,9 +62014,9 @@
       </w:tcPr>
     </w:tblStylePr>
   </w:style>
-  <w:style w:type="table" w:styleId="1477">
+  <w:style w:type="table" w:styleId="1513">
     <w:name w:val="List Table 6 Colorful - Accent 4"/>
-    <w:basedOn w:val="1381"/>
+    <w:basedOn w:val="1417"/>
     <w:uiPriority w:val="99"/>
     <w:pPr>
       <w:pBdr/>
@@ -57668,9 +62237,9 @@
       </w:tcPr>
     </w:tblStylePr>
   </w:style>
-  <w:style w:type="table" w:styleId="1478">
+  <w:style w:type="table" w:styleId="1514">
     <w:name w:val="List Table 6 Colorful - Accent 5"/>
-    <w:basedOn w:val="1381"/>
+    <w:basedOn w:val="1417"/>
     <w:uiPriority w:val="99"/>
     <w:pPr>
       <w:pBdr/>
@@ -57891,9 +62460,9 @@
       </w:tcPr>
     </w:tblStylePr>
   </w:style>
-  <w:style w:type="table" w:styleId="1479">
+  <w:style w:type="table" w:styleId="1515">
     <w:name w:val="List Table 6 Colorful - Accent 6"/>
-    <w:basedOn w:val="1381"/>
+    <w:basedOn w:val="1417"/>
     <w:uiPriority w:val="99"/>
     <w:pPr>
       <w:pBdr/>
@@ -58114,9 +62683,9 @@
       </w:tcPr>
     </w:tblStylePr>
   </w:style>
-  <w:style w:type="table" w:styleId="1480">
+  <w:style w:type="table" w:styleId="1516">
     <w:name w:val="List Table 7 Colorful"/>
-    <w:basedOn w:val="1381"/>
+    <w:basedOn w:val="1417"/>
     <w:uiPriority w:val="99"/>
     <w:pPr>
       <w:pBdr/>
@@ -58370,9 +62939,9 @@
       </w:tcPr>
     </w:tblStylePr>
   </w:style>
-  <w:style w:type="table" w:styleId="1481">
+  <w:style w:type="table" w:styleId="1517">
     <w:name w:val="List Table 7 Colorful - Accent 1"/>
-    <w:basedOn w:val="1381"/>
+    <w:basedOn w:val="1417"/>
     <w:uiPriority w:val="99"/>
     <w:pPr>
       <w:pBdr/>
@@ -58626,9 +63195,9 @@
       </w:tcPr>
     </w:tblStylePr>
   </w:style>
-  <w:style w:type="table" w:styleId="1482">
+  <w:style w:type="table" w:styleId="1518">
     <w:name w:val="List Table 7 Colorful - Accent 2"/>
-    <w:basedOn w:val="1381"/>
+    <w:basedOn w:val="1417"/>
     <w:uiPriority w:val="99"/>
     <w:pPr>
       <w:pBdr/>
@@ -58882,9 +63451,9 @@
       </w:tcPr>
     </w:tblStylePr>
   </w:style>
-  <w:style w:type="table" w:styleId="1483">
+  <w:style w:type="table" w:styleId="1519">
     <w:name w:val="List Table 7 Colorful - Accent 3"/>
-    <w:basedOn w:val="1381"/>
+    <w:basedOn w:val="1417"/>
     <w:uiPriority w:val="99"/>
     <w:pPr>
       <w:pBdr/>
@@ -59138,9 +63707,9 @@
       </w:tcPr>
     </w:tblStylePr>
   </w:style>
-  <w:style w:type="table" w:styleId="1484">
+  <w:style w:type="table" w:styleId="1520">
     <w:name w:val="List Table 7 Colorful - Accent 4"/>
-    <w:basedOn w:val="1381"/>
+    <w:basedOn w:val="1417"/>
     <w:uiPriority w:val="99"/>
     <w:pPr>
       <w:pBdr/>
@@ -59394,9 +63963,9 @@
       </w:tcPr>
     </w:tblStylePr>
   </w:style>
-  <w:style w:type="table" w:styleId="1485">
+  <w:style w:type="table" w:styleId="1521">
     <w:name w:val="List Table 7 Colorful - Accent 5"/>
-    <w:basedOn w:val="1381"/>
+    <w:basedOn w:val="1417"/>
     <w:uiPriority w:val="99"/>
     <w:pPr>
       <w:pBdr/>
@@ -59650,9 +64219,9 @@
       </w:tcPr>
     </w:tblStylePr>
   </w:style>
-  <w:style w:type="table" w:styleId="1486">
+  <w:style w:type="table" w:styleId="1522">
     <w:name w:val="List Table 7 Colorful - Accent 6"/>
-    <w:basedOn w:val="1381"/>
+    <w:basedOn w:val="1417"/>
     <w:uiPriority w:val="99"/>
     <w:pPr>
       <w:pBdr/>
@@ -59906,9 +64475,9 @@
       </w:tcPr>
     </w:tblStylePr>
   </w:style>
-  <w:style w:type="table" w:styleId="1487">
+  <w:style w:type="table" w:styleId="1523">
     <w:name w:val="Lined - Accent"/>
-    <w:basedOn w:val="1381"/>
+    <w:basedOn w:val="1417"/>
     <w:uiPriority w:val="99"/>
     <w:pPr>
       <w:pBdr/>
@@ -60143,9 +64712,9 @@
       </w:tcPr>
     </w:tblStylePr>
   </w:style>
-  <w:style w:type="table" w:styleId="1488">
+  <w:style w:type="table" w:styleId="1524">
     <w:name w:val="Lined - Accent 1"/>
-    <w:basedOn w:val="1381"/>
+    <w:basedOn w:val="1417"/>
     <w:uiPriority w:val="99"/>
     <w:pPr>
       <w:pBdr/>
@@ -60380,9 +64949,9 @@
       </w:tcPr>
     </w:tblStylePr>
   </w:style>
-  <w:style w:type="table" w:styleId="1489">
+  <w:style w:type="table" w:styleId="1525">
     <w:name w:val="Lined - Accent 2"/>
-    <w:basedOn w:val="1381"/>
+    <w:basedOn w:val="1417"/>
     <w:uiPriority w:val="99"/>
     <w:pPr>
       <w:pBdr/>
@@ -60617,9 +65186,9 @@
       </w:tcPr>
     </w:tblStylePr>
   </w:style>
-  <w:style w:type="table" w:styleId="1490">
+  <w:style w:type="table" w:styleId="1526">
     <w:name w:val="Lined - Accent 3"/>
-    <w:basedOn w:val="1381"/>
+    <w:basedOn w:val="1417"/>
     <w:uiPriority w:val="99"/>
     <w:pPr>
       <w:pBdr/>
@@ -60854,9 +65423,9 @@
       </w:tcPr>
     </w:tblStylePr>
   </w:style>
-  <w:style w:type="table" w:styleId="1491">
+  <w:style w:type="table" w:styleId="1527">
     <w:name w:val="Lined - Accent 4"/>
-    <w:basedOn w:val="1381"/>
+    <w:basedOn w:val="1417"/>
     <w:uiPriority w:val="99"/>
     <w:pPr>
       <w:pBdr/>
@@ -61091,9 +65660,9 @@
       </w:tcPr>
     </w:tblStylePr>
   </w:style>
-  <w:style w:type="table" w:styleId="1492">
+  <w:style w:type="table" w:styleId="1528">
     <w:name w:val="Lined - Accent 5"/>
-    <w:basedOn w:val="1381"/>
+    <w:basedOn w:val="1417"/>
     <w:uiPriority w:val="99"/>
     <w:pPr>
       <w:pBdr/>
@@ -61328,9 +65897,9 @@
       </w:tcPr>
     </w:tblStylePr>
   </w:style>
-  <w:style w:type="table" w:styleId="1493">
+  <w:style w:type="table" w:styleId="1529">
     <w:name w:val="Lined - Accent 6"/>
-    <w:basedOn w:val="1381"/>
+    <w:basedOn w:val="1417"/>
     <w:uiPriority w:val="99"/>
     <w:pPr>
       <w:pBdr/>
@@ -61565,9 +66134,9 @@
       </w:tcPr>
     </w:tblStylePr>
   </w:style>
-  <w:style w:type="table" w:styleId="1494">
+  <w:style w:type="table" w:styleId="1530">
     <w:name w:val="Bordered &amp; Lined - Accent"/>
-    <w:basedOn w:val="1381"/>
+    <w:basedOn w:val="1417"/>
     <w:uiPriority w:val="99"/>
     <w:pPr>
       <w:pBdr/>
@@ -61809,9 +66378,9 @@
       </w:tcPr>
     </w:tblStylePr>
   </w:style>
-  <w:style w:type="table" w:styleId="1495">
+  <w:style w:type="table" w:styleId="1531">
     <w:name w:val="Bordered &amp; Lined - Accent 1"/>
-    <w:basedOn w:val="1381"/>
+    <w:basedOn w:val="1417"/>
     <w:uiPriority w:val="99"/>
     <w:pPr>
       <w:pBdr/>
@@ -62053,9 +66622,9 @@
       </w:tcPr>
     </w:tblStylePr>
   </w:style>
-  <w:style w:type="table" w:styleId="1496">
+  <w:style w:type="table" w:styleId="1532">
     <w:name w:val="Bordered &amp; Lined - Accent 2"/>
-    <w:basedOn w:val="1381"/>
+    <w:basedOn w:val="1417"/>
     <w:uiPriority w:val="99"/>
     <w:pPr>
       <w:pBdr/>
@@ -62297,9 +66866,9 @@
       </w:tcPr>
     </w:tblStylePr>
   </w:style>
-  <w:style w:type="table" w:styleId="1497">
+  <w:style w:type="table" w:styleId="1533">
     <w:name w:val="Bordered &amp; Lined - Accent 3"/>
-    <w:basedOn w:val="1381"/>
+    <w:basedOn w:val="1417"/>
     <w:uiPriority w:val="99"/>
     <w:pPr>
       <w:pBdr/>
@@ -62541,9 +67110,9 @@
       </w:tcPr>
     </w:tblStylePr>
   </w:style>
-  <w:style w:type="table" w:styleId="1498">
+  <w:style w:type="table" w:styleId="1534">
     <w:name w:val="Bordered &amp; Lined - Accent 4"/>
-    <w:basedOn w:val="1381"/>
+    <w:basedOn w:val="1417"/>
     <w:uiPriority w:val="99"/>
     <w:pPr>
       <w:pBdr/>
@@ -62785,9 +67354,9 @@
       </w:tcPr>
     </w:tblStylePr>
   </w:style>
-  <w:style w:type="table" w:styleId="1499">
+  <w:style w:type="table" w:styleId="1535">
     <w:name w:val="Bordered &amp; Lined - Accent 5"/>
-    <w:basedOn w:val="1381"/>
+    <w:basedOn w:val="1417"/>
     <w:uiPriority w:val="99"/>
     <w:pPr>
       <w:pBdr/>
@@ -63029,9 +67598,9 @@
       </w:tcPr>
     </w:tblStylePr>
   </w:style>
-  <w:style w:type="table" w:styleId="1500">
+  <w:style w:type="table" w:styleId="1536">
     <w:name w:val="Bordered &amp; Lined - Accent 6"/>
-    <w:basedOn w:val="1381"/>
+    <w:basedOn w:val="1417"/>
     <w:uiPriority w:val="99"/>
     <w:pPr>
       <w:pBdr/>
@@ -63273,9 +67842,9 @@
       </w:tcPr>
     </w:tblStylePr>
   </w:style>
-  <w:style w:type="table" w:styleId="1501">
+  <w:style w:type="table" w:styleId="1537">
     <w:name w:val="Bordered"/>
-    <w:basedOn w:val="1381"/>
+    <w:basedOn w:val="1417"/>
     <w:uiPriority w:val="99"/>
     <w:pPr>
       <w:pBdr/>
@@ -63504,9 +68073,9 @@
       </w:tcPr>
     </w:tblStylePr>
   </w:style>
-  <w:style w:type="table" w:styleId="1502">
+  <w:style w:type="table" w:styleId="1538">
     <w:name w:val="Bordered - Accent 1"/>
-    <w:basedOn w:val="1381"/>
+    <w:basedOn w:val="1417"/>
     <w:uiPriority w:val="99"/>
     <w:pPr>
       <w:pBdr/>
@@ -63735,9 +68304,9 @@
       </w:tcPr>
     </w:tblStylePr>
   </w:style>
-  <w:style w:type="table" w:styleId="1503">
+  <w:style w:type="table" w:styleId="1539">
     <w:name w:val="Bordered - Accent 2"/>
-    <w:basedOn w:val="1381"/>
+    <w:basedOn w:val="1417"/>
     <w:uiPriority w:val="99"/>
     <w:pPr>
       <w:pBdr/>
@@ -63966,9 +68535,9 @@
       </w:tcPr>
     </w:tblStylePr>
   </w:style>
-  <w:style w:type="table" w:styleId="1504">
+  <w:style w:type="table" w:styleId="1540">
     <w:name w:val="Bordered - Accent 3"/>
-    <w:basedOn w:val="1381"/>
+    <w:basedOn w:val="1417"/>
     <w:uiPriority w:val="99"/>
     <w:pPr>
       <w:pBdr/>
@@ -64197,9 +68766,9 @@
       </w:tcPr>
     </w:tblStylePr>
   </w:style>
-  <w:style w:type="table" w:styleId="1505">
+  <w:style w:type="table" w:styleId="1541">
     <w:name w:val="Bordered - Accent 4"/>
-    <w:basedOn w:val="1381"/>
+    <w:basedOn w:val="1417"/>
     <w:uiPriority w:val="99"/>
     <w:pPr>
       <w:pBdr/>
@@ -64428,9 +68997,9 @@
       </w:tcPr>
     </w:tblStylePr>
   </w:style>
-  <w:style w:type="table" w:styleId="1506">
+  <w:style w:type="table" w:styleId="1542">
     <w:name w:val="Bordered - Accent 5"/>
-    <w:basedOn w:val="1381"/>
+    <w:basedOn w:val="1417"/>
     <w:uiPriority w:val="99"/>
     <w:pPr>
       <w:pBdr/>
@@ -64659,9 +69228,9 @@
       </w:tcPr>
     </w:tblStylePr>
   </w:style>
-  <w:style w:type="table" w:styleId="1507">
+  <w:style w:type="table" w:styleId="1543">
     <w:name w:val="Bordered - Accent 6"/>
-    <w:basedOn w:val="1381"/>
+    <w:basedOn w:val="1417"/>
     <w:uiPriority w:val="99"/>
     <w:pPr>
       <w:pBdr/>
@@ -64890,7 +69459,7 @@
       </w:tcPr>
     </w:tblStylePr>
   </w:style>
-  <w:style w:type="paragraph" w:styleId="1508" w:default="1">
+  <w:style w:type="paragraph" w:styleId="1544" w:default="1">
     <w:name w:val="Normal"/>
     <w:qFormat/>
     <w:pPr>
@@ -64899,11 +69468,11 @@
       <w:ind/>
     </w:pPr>
   </w:style>
-  <w:style w:type="paragraph" w:styleId="1509">
+  <w:style w:type="paragraph" w:styleId="1545">
     <w:name w:val="Heading 1"/>
-    <w:basedOn w:val="1508"/>
-    <w:next w:val="1508"/>
-    <w:link w:val="1520"/>
+    <w:basedOn w:val="1544"/>
+    <w:next w:val="1544"/>
+    <w:link w:val="1556"/>
     <w:uiPriority w:val="9"/>
     <w:qFormat/>
     <w:pPr>
@@ -64921,11 +69490,11 @@
       <w:szCs w:val="40"/>
     </w:rPr>
   </w:style>
-  <w:style w:type="paragraph" w:styleId="1510">
+  <w:style w:type="paragraph" w:styleId="1546">
     <w:name w:val="Heading 2"/>
-    <w:basedOn w:val="1508"/>
-    <w:next w:val="1508"/>
-    <w:link w:val="1521"/>
+    <w:basedOn w:val="1544"/>
+    <w:next w:val="1544"/>
+    <w:link w:val="1557"/>
     <w:uiPriority w:val="9"/>
     <w:unhideWhenUsed/>
     <w:qFormat/>
@@ -64944,11 +69513,11 @@
       <w:szCs w:val="32"/>
     </w:rPr>
   </w:style>
-  <w:style w:type="paragraph" w:styleId="1511">
+  <w:style w:type="paragraph" w:styleId="1547">
     <w:name w:val="Heading 3"/>
-    <w:basedOn w:val="1508"/>
-    <w:next w:val="1508"/>
-    <w:link w:val="1522"/>
+    <w:basedOn w:val="1544"/>
+    <w:next w:val="1544"/>
+    <w:link w:val="1558"/>
     <w:uiPriority w:val="9"/>
     <w:unhideWhenUsed/>
     <w:qFormat/>
@@ -64967,11 +69536,11 @@
       <w:szCs w:val="28"/>
     </w:rPr>
   </w:style>
-  <w:style w:type="paragraph" w:styleId="1512">
+  <w:style w:type="paragraph" w:styleId="1548">
     <w:name w:val="Heading 4"/>
-    <w:basedOn w:val="1508"/>
-    <w:next w:val="1508"/>
-    <w:link w:val="1523"/>
+    <w:basedOn w:val="1544"/>
+    <w:next w:val="1544"/>
+    <w:link w:val="1559"/>
     <w:uiPriority w:val="9"/>
     <w:unhideWhenUsed/>
     <w:qFormat/>
@@ -64990,11 +69559,11 @@
       <w:color w:val="0f4761" w:themeColor="accent1" w:themeShade="BF"/>
     </w:rPr>
   </w:style>
-  <w:style w:type="paragraph" w:styleId="1513">
+  <w:style w:type="paragraph" w:styleId="1549">
     <w:name w:val="Heading 5"/>
-    <w:basedOn w:val="1508"/>
-    <w:next w:val="1508"/>
-    <w:link w:val="1524"/>
+    <w:basedOn w:val="1544"/>
+    <w:next w:val="1544"/>
+    <w:link w:val="1560"/>
     <w:uiPriority w:val="9"/>
     <w:unhideWhenUsed/>
     <w:qFormat/>
@@ -65011,11 +69580,11 @@
       <w:color w:val="0f4761" w:themeColor="accent1" w:themeShade="BF"/>
     </w:rPr>
   </w:style>
-  <w:style w:type="paragraph" w:styleId="1514">
+  <w:style w:type="paragraph" w:styleId="1550">
     <w:name w:val="Heading 6"/>
-    <w:basedOn w:val="1508"/>
-    <w:next w:val="1508"/>
-    <w:link w:val="1525"/>
+    <w:basedOn w:val="1544"/>
+    <w:next w:val="1544"/>
+    <w:link w:val="1561"/>
     <w:uiPriority w:val="9"/>
     <w:unhideWhenUsed/>
     <w:qFormat/>
@@ -65034,11 +69603,11 @@
       <w:color w:val="595959" w:themeColor="text1" w:themeTint="A6"/>
     </w:rPr>
   </w:style>
-  <w:style w:type="paragraph" w:styleId="1515">
+  <w:style w:type="paragraph" w:styleId="1551">
     <w:name w:val="Heading 7"/>
-    <w:basedOn w:val="1508"/>
-    <w:next w:val="1508"/>
-    <w:link w:val="1526"/>
+    <w:basedOn w:val="1544"/>
+    <w:next w:val="1544"/>
+    <w:link w:val="1562"/>
     <w:uiPriority w:val="9"/>
     <w:unhideWhenUsed/>
     <w:qFormat/>
@@ -65055,11 +69624,11 @@
       <w:color w:val="595959" w:themeColor="text1" w:themeTint="A6"/>
     </w:rPr>
   </w:style>
-  <w:style w:type="paragraph" w:styleId="1516">
+  <w:style w:type="paragraph" w:styleId="1552">
     <w:name w:val="Heading 8"/>
-    <w:basedOn w:val="1508"/>
-    <w:next w:val="1508"/>
-    <w:link w:val="1527"/>
+    <w:basedOn w:val="1544"/>
+    <w:next w:val="1544"/>
+    <w:link w:val="1563"/>
     <w:uiPriority w:val="9"/>
     <w:unhideWhenUsed/>
     <w:qFormat/>
@@ -65078,11 +69647,11 @@
       <w:color w:val="272727" w:themeColor="text1" w:themeTint="D8"/>
     </w:rPr>
   </w:style>
-  <w:style w:type="paragraph" w:styleId="1517">
+  <w:style w:type="paragraph" w:styleId="1553">
     <w:name w:val="Heading 9"/>
-    <w:basedOn w:val="1508"/>
-    <w:next w:val="1508"/>
-    <w:link w:val="1528"/>
+    <w:basedOn w:val="1544"/>
+    <w:next w:val="1544"/>
+    <w:link w:val="1564"/>
     <w:uiPriority w:val="9"/>
     <w:unhideWhenUsed/>
     <w:qFormat/>
@@ -65101,7 +69670,7 @@
       <w:color w:val="272727" w:themeColor="text1" w:themeTint="D8"/>
     </w:rPr>
   </w:style>
-  <w:style w:type="character" w:styleId="1518" w:default="1">
+  <w:style w:type="character" w:styleId="1554" w:default="1">
     <w:name w:val="Default Paragraph Font"/>
     <w:uiPriority w:val="1"/>
     <w:semiHidden/>
@@ -65112,7 +69681,7 @@
       <w:ind/>
     </w:pPr>
   </w:style>
-  <w:style w:type="numbering" w:styleId="1519" w:default="1">
+  <w:style w:type="numbering" w:styleId="1555" w:default="1">
     <w:name w:val="No List"/>
     <w:uiPriority w:val="99"/>
     <w:semiHidden/>
@@ -65123,10 +69692,10 @@
       <w:ind/>
     </w:pPr>
   </w:style>
-  <w:style w:type="character" w:styleId="1520">
+  <w:style w:type="character" w:styleId="1556">
     <w:name w:val="Heading 1 Char"/>
-    <w:basedOn w:val="1518"/>
-    <w:link w:val="1509"/>
+    <w:basedOn w:val="1554"/>
+    <w:link w:val="1545"/>
     <w:uiPriority w:val="9"/>
     <w:pPr>
       <w:pBdr/>
@@ -65140,10 +69709,10 @@
       <w:szCs w:val="40"/>
     </w:rPr>
   </w:style>
-  <w:style w:type="character" w:styleId="1521">
+  <w:style w:type="character" w:styleId="1557">
     <w:name w:val="Heading 2 Char"/>
-    <w:basedOn w:val="1518"/>
-    <w:link w:val="1510"/>
+    <w:basedOn w:val="1554"/>
+    <w:link w:val="1546"/>
     <w:uiPriority w:val="9"/>
     <w:pPr>
       <w:pBdr/>
@@ -65157,10 +69726,10 @@
       <w:szCs w:val="32"/>
     </w:rPr>
   </w:style>
-  <w:style w:type="character" w:styleId="1522">
+  <w:style w:type="character" w:styleId="1558">
     <w:name w:val="Heading 3 Char"/>
-    <w:basedOn w:val="1518"/>
-    <w:link w:val="1511"/>
+    <w:basedOn w:val="1554"/>
+    <w:link w:val="1547"/>
     <w:uiPriority w:val="9"/>
     <w:pPr>
       <w:pBdr/>
@@ -65174,10 +69743,10 @@
       <w:szCs w:val="28"/>
     </w:rPr>
   </w:style>
-  <w:style w:type="character" w:styleId="1523">
+  <w:style w:type="character" w:styleId="1559">
     <w:name w:val="Heading 4 Char"/>
-    <w:basedOn w:val="1518"/>
-    <w:link w:val="1512"/>
+    <w:basedOn w:val="1554"/>
+    <w:link w:val="1548"/>
     <w:uiPriority w:val="9"/>
     <w:pPr>
       <w:pBdr/>
@@ -65191,10 +69760,10 @@
       <w:color w:val="0f4761" w:themeColor="accent1" w:themeShade="BF"/>
     </w:rPr>
   </w:style>
-  <w:style w:type="character" w:styleId="1524">
+  <w:style w:type="character" w:styleId="1560">
     <w:name w:val="Heading 5 Char"/>
-    <w:basedOn w:val="1518"/>
-    <w:link w:val="1513"/>
+    <w:basedOn w:val="1554"/>
+    <w:link w:val="1549"/>
     <w:uiPriority w:val="9"/>
     <w:pPr>
       <w:pBdr/>
@@ -65206,10 +69775,10 @@
       <w:color w:val="0f4761" w:themeColor="accent1" w:themeShade="BF"/>
     </w:rPr>
   </w:style>
-  <w:style w:type="character" w:styleId="1525">
+  <w:style w:type="character" w:styleId="1561">
     <w:name w:val="Heading 6 Char"/>
-    <w:basedOn w:val="1518"/>
-    <w:link w:val="1514"/>
+    <w:basedOn w:val="1554"/>
+    <w:link w:val="1550"/>
     <w:uiPriority w:val="9"/>
     <w:pPr>
       <w:pBdr/>
@@ -65223,10 +69792,10 @@
       <w:color w:val="595959" w:themeColor="text1" w:themeTint="A6"/>
     </w:rPr>
   </w:style>
-  <w:style w:type="character" w:styleId="1526">
+  <w:style w:type="character" w:styleId="1562">
     <w:name w:val="Heading 7 Char"/>
-    <w:basedOn w:val="1518"/>
-    <w:link w:val="1515"/>
+    <w:basedOn w:val="1554"/>
+    <w:link w:val="1551"/>
     <w:uiPriority w:val="9"/>
     <w:pPr>
       <w:pBdr/>
@@ -65238,10 +69807,10 @@
       <w:color w:val="595959" w:themeColor="text1" w:themeTint="A6"/>
     </w:rPr>
   </w:style>
-  <w:style w:type="character" w:styleId="1527">
+  <w:style w:type="character" w:styleId="1563">
     <w:name w:val="Heading 8 Char"/>
-    <w:basedOn w:val="1518"/>
-    <w:link w:val="1516"/>
+    <w:basedOn w:val="1554"/>
+    <w:link w:val="1552"/>
     <w:uiPriority w:val="9"/>
     <w:pPr>
       <w:pBdr/>
@@ -65255,10 +69824,10 @@
       <w:color w:val="272727" w:themeColor="text1" w:themeTint="D8"/>
     </w:rPr>
   </w:style>
-  <w:style w:type="character" w:styleId="1528">
+  <w:style w:type="character" w:styleId="1564">
     <w:name w:val="Heading 9 Char"/>
-    <w:basedOn w:val="1518"/>
-    <w:link w:val="1517"/>
+    <w:basedOn w:val="1554"/>
+    <w:link w:val="1553"/>
     <w:uiPriority w:val="9"/>
     <w:pPr>
       <w:pBdr/>
@@ -65272,11 +69841,11 @@
       <w:color w:val="272727" w:themeColor="text1" w:themeTint="D8"/>
     </w:rPr>
   </w:style>
-  <w:style w:type="paragraph" w:styleId="1529">
+  <w:style w:type="paragraph" w:styleId="1565">
     <w:name w:val="Title"/>
-    <w:basedOn w:val="1508"/>
-    <w:next w:val="1508"/>
-    <w:link w:val="1530"/>
+    <w:basedOn w:val="1544"/>
+    <w:next w:val="1544"/>
+    <w:link w:val="1566"/>
     <w:uiPriority w:val="10"/>
     <w:qFormat/>
     <w:pPr>
@@ -65292,10 +69861,10 @@
       <w:szCs w:val="56"/>
     </w:rPr>
   </w:style>
-  <w:style w:type="character" w:styleId="1530">
+  <w:style w:type="character" w:styleId="1566">
     <w:name w:val="Title Char"/>
-    <w:basedOn w:val="1518"/>
-    <w:link w:val="1529"/>
+    <w:basedOn w:val="1554"/>
+    <w:link w:val="1565"/>
     <w:uiPriority w:val="10"/>
     <w:pPr>
       <w:pBdr/>
@@ -65309,11 +69878,11 @@
       <w:szCs w:val="56"/>
     </w:rPr>
   </w:style>
-  <w:style w:type="paragraph" w:styleId="1531">
+  <w:style w:type="paragraph" w:styleId="1567">
     <w:name w:val="Subtitle"/>
-    <w:basedOn w:val="1508"/>
-    <w:next w:val="1508"/>
-    <w:link w:val="1532"/>
+    <w:basedOn w:val="1544"/>
+    <w:next w:val="1544"/>
+    <w:link w:val="1568"/>
     <w:uiPriority w:val="11"/>
     <w:qFormat/>
     <w:pPr>
@@ -65331,10 +69900,10 @@
       <w:szCs w:val="28"/>
     </w:rPr>
   </w:style>
-  <w:style w:type="character" w:styleId="1532">
+  <w:style w:type="character" w:styleId="1568">
     <w:name w:val="Subtitle Char"/>
-    <w:basedOn w:val="1518"/>
-    <w:link w:val="1531"/>
+    <w:basedOn w:val="1554"/>
+    <w:link w:val="1567"/>
     <w:uiPriority w:val="11"/>
     <w:pPr>
       <w:pBdr/>
@@ -65348,11 +69917,11 @@
       <w:szCs w:val="28"/>
     </w:rPr>
   </w:style>
-  <w:style w:type="paragraph" w:styleId="1533">
+  <w:style w:type="paragraph" w:styleId="1569">
     <w:name w:val="Quote"/>
-    <w:basedOn w:val="1508"/>
-    <w:next w:val="1508"/>
-    <w:link w:val="1534"/>
+    <w:basedOn w:val="1544"/>
+    <w:next w:val="1544"/>
+    <w:link w:val="1570"/>
     <w:uiPriority w:val="29"/>
     <w:qFormat/>
     <w:pPr>
@@ -65367,10 +69936,10 @@
       <w:color w:val="404040" w:themeColor="text1" w:themeTint="BF"/>
     </w:rPr>
   </w:style>
-  <w:style w:type="character" w:styleId="1534">
+  <w:style w:type="character" w:styleId="1570">
     <w:name w:val="Quote Char"/>
-    <w:basedOn w:val="1518"/>
-    <w:link w:val="1533"/>
+    <w:basedOn w:val="1554"/>
+    <w:link w:val="1569"/>
     <w:uiPriority w:val="29"/>
     <w:pPr>
       <w:pBdr/>
@@ -65383,9 +69952,9 @@
       <w:color w:val="404040" w:themeColor="text1" w:themeTint="BF"/>
     </w:rPr>
   </w:style>
-  <w:style w:type="paragraph" w:styleId="1535">
+  <w:style w:type="paragraph" w:styleId="1571">
     <w:name w:val="List Paragraph"/>
-    <w:basedOn w:val="1508"/>
+    <w:basedOn w:val="1544"/>
     <w:uiPriority w:val="34"/>
     <w:qFormat/>
     <w:pPr>
@@ -65395,9 +69964,9 @@
       <w:contextualSpacing w:val="true"/>
     </w:pPr>
   </w:style>
-  <w:style w:type="character" w:styleId="1536">
+  <w:style w:type="character" w:styleId="1572">
     <w:name w:val="Intense Emphasis"/>
-    <w:basedOn w:val="1518"/>
+    <w:basedOn w:val="1554"/>
     <w:uiPriority w:val="21"/>
     <w:qFormat/>
     <w:pPr>
@@ -65411,11 +69980,11 @@
       <w:color w:val="0f4761" w:themeColor="accent1" w:themeShade="BF"/>
     </w:rPr>
   </w:style>
-  <w:style w:type="paragraph" w:styleId="1537">
+  <w:style w:type="paragraph" w:styleId="1573">
     <w:name w:val="Intense Quote"/>
-    <w:basedOn w:val="1508"/>
-    <w:next w:val="1508"/>
-    <w:link w:val="1538"/>
+    <w:basedOn w:val="1544"/>
+    <w:next w:val="1544"/>
+    <w:link w:val="1574"/>
     <w:uiPriority w:val="30"/>
     <w:qFormat/>
     <w:pPr>
@@ -65433,10 +70002,10 @@
       <w:color w:val="0f4761" w:themeColor="accent1" w:themeShade="BF"/>
     </w:rPr>
   </w:style>
-  <w:style w:type="character" w:styleId="1538">
+  <w:style w:type="character" w:styleId="1574">
     <w:name w:val="Intense Quote Char"/>
-    <w:basedOn w:val="1518"/>
-    <w:link w:val="1537"/>
+    <w:basedOn w:val="1554"/>
+    <w:link w:val="1573"/>
     <w:uiPriority w:val="30"/>
     <w:pPr>
       <w:pBdr/>
@@ -65449,9 +70018,9 @@
       <w:color w:val="0f4761" w:themeColor="accent1" w:themeShade="BF"/>
     </w:rPr>
   </w:style>
-  <w:style w:type="character" w:styleId="1539">
+  <w:style w:type="character" w:styleId="1575">
     <w:name w:val="Intense Reference"/>
-    <w:basedOn w:val="1518"/>
+    <w:basedOn w:val="1554"/>
     <w:uiPriority w:val="32"/>
     <w:qFormat/>
     <w:pPr>
@@ -65467,9 +70036,9 @@
       <w:spacing w:val="5"/>
     </w:rPr>
   </w:style>
-  <w:style w:type="paragraph" w:styleId="1540">
+  <w:style w:type="paragraph" w:styleId="1576">
     <w:name w:val="No Spacing"/>
-    <w:basedOn w:val="1508"/>
+    <w:basedOn w:val="1544"/>
     <w:uiPriority w:val="1"/>
     <w:qFormat/>
     <w:pPr>
@@ -65478,9 +70047,9 @@
       <w:ind/>
     </w:pPr>
   </w:style>
-  <w:style w:type="character" w:styleId="1541">
+  <w:style w:type="character" w:styleId="1577">
     <w:name w:val="Subtle Emphasis"/>
-    <w:basedOn w:val="1518"/>
+    <w:basedOn w:val="1554"/>
     <w:uiPriority w:val="19"/>
     <w:qFormat/>
     <w:pPr>
@@ -65494,9 +70063,9 @@
       <w:color w:val="404040" w:themeColor="text1" w:themeTint="BF"/>
     </w:rPr>
   </w:style>
-  <w:style w:type="character" w:styleId="1542">
+  <w:style w:type="character" w:styleId="1578">
     <w:name w:val="Emphasis"/>
-    <w:basedOn w:val="1518"/>
+    <w:basedOn w:val="1554"/>
     <w:uiPriority w:val="20"/>
     <w:qFormat/>
     <w:pPr>
@@ -65509,9 +70078,9 @@
       <w:iCs/>
     </w:rPr>
   </w:style>
-  <w:style w:type="character" w:styleId="1543">
+  <w:style w:type="character" w:styleId="1579">
     <w:name w:val="Strong"/>
-    <w:basedOn w:val="1518"/>
+    <w:basedOn w:val="1554"/>
     <w:uiPriority w:val="22"/>
     <w:qFormat/>
     <w:pPr>
@@ -65524,9 +70093,9 @@
       <w:bCs/>
     </w:rPr>
   </w:style>
-  <w:style w:type="character" w:styleId="1544">
+  <w:style w:type="character" w:styleId="1580">
     <w:name w:val="Subtle Reference"/>
-    <w:basedOn w:val="1518"/>
+    <w:basedOn w:val="1554"/>
     <w:uiPriority w:val="31"/>
     <w:qFormat/>
     <w:pPr>
@@ -65539,9 +70108,9 @@
       <w:color w:val="5a5a5a" w:themeColor="text1" w:themeTint="A5"/>
     </w:rPr>
   </w:style>
-  <w:style w:type="character" w:styleId="1545">
+  <w:style w:type="character" w:styleId="1581">
     <w:name w:val="Book Title"/>
-    <w:basedOn w:val="1518"/>
+    <w:basedOn w:val="1554"/>
     <w:uiPriority w:val="33"/>
     <w:qFormat/>
     <w:pPr>
@@ -65557,10 +70126,10 @@
       <w:spacing w:val="5"/>
     </w:rPr>
   </w:style>
-  <w:style w:type="paragraph" w:styleId="1546">
+  <w:style w:type="paragraph" w:styleId="1582">
     <w:name w:val="Header"/>
-    <w:basedOn w:val="1508"/>
-    <w:link w:val="1547"/>
+    <w:basedOn w:val="1544"/>
+    <w:link w:val="1583"/>
     <w:uiPriority w:val="99"/>
     <w:unhideWhenUsed/>
     <w:pPr>
@@ -65573,10 +70142,10 @@
       <w:ind/>
     </w:pPr>
   </w:style>
-  <w:style w:type="character" w:styleId="1547">
+  <w:style w:type="character" w:styleId="1583">
     <w:name w:val="Header Char"/>
-    <w:basedOn w:val="1518"/>
-    <w:link w:val="1546"/>
+    <w:basedOn w:val="1554"/>
+    <w:link w:val="1582"/>
     <w:uiPriority w:val="99"/>
     <w:pPr>
       <w:pBdr/>
@@ -65584,10 +70153,10 @@
       <w:ind/>
     </w:pPr>
   </w:style>
-  <w:style w:type="paragraph" w:styleId="1548">
+  <w:style w:type="paragraph" w:styleId="1584">
     <w:name w:val="Footer"/>
-    <w:basedOn w:val="1508"/>
-    <w:link w:val="1549"/>
+    <w:basedOn w:val="1544"/>
+    <w:link w:val="1585"/>
     <w:uiPriority w:val="99"/>
     <w:unhideWhenUsed/>
     <w:pPr>
@@ -65600,10 +70169,10 @@
       <w:ind/>
     </w:pPr>
   </w:style>
-  <w:style w:type="character" w:styleId="1549">
+  <w:style w:type="character" w:styleId="1585">
     <w:name w:val="Footer Char"/>
-    <w:basedOn w:val="1518"/>
-    <w:link w:val="1548"/>
+    <w:basedOn w:val="1554"/>
+    <w:link w:val="1584"/>
     <w:uiPriority w:val="99"/>
     <w:pPr>
       <w:pBdr/>
@@ -65611,10 +70180,10 @@
       <w:ind/>
     </w:pPr>
   </w:style>
-  <w:style w:type="paragraph" w:styleId="1550">
+  <w:style w:type="paragraph" w:styleId="1586">
     <w:name w:val="Caption"/>
-    <w:basedOn w:val="1508"/>
-    <w:next w:val="1508"/>
+    <w:basedOn w:val="1544"/>
+    <w:next w:val="1544"/>
     <w:uiPriority w:val="35"/>
     <w:unhideWhenUsed/>
     <w:qFormat/>
@@ -65631,10 +70200,10 @@
       <w:szCs w:val="18"/>
     </w:rPr>
   </w:style>
-  <w:style w:type="paragraph" w:styleId="1551">
+  <w:style w:type="paragraph" w:styleId="1587">
     <w:name w:val="footnote text"/>
-    <w:basedOn w:val="1508"/>
-    <w:link w:val="1552"/>
+    <w:basedOn w:val="1544"/>
+    <w:link w:val="1588"/>
     <w:uiPriority w:val="99"/>
     <w:semiHidden/>
     <w:unhideWhenUsed/>
@@ -65648,10 +70217,10 @@
       <w:szCs w:val="20"/>
     </w:rPr>
   </w:style>
-  <w:style w:type="character" w:styleId="1552">
+  <w:style w:type="character" w:styleId="1588">
     <w:name w:val="Footnote Text Char"/>
-    <w:basedOn w:val="1518"/>
-    <w:link w:val="1551"/>
+    <w:basedOn w:val="1554"/>
+    <w:link w:val="1587"/>
     <w:uiPriority w:val="99"/>
     <w:semiHidden/>
     <w:pPr>
@@ -65664,9 +70233,9 @@
       <w:szCs w:val="20"/>
     </w:rPr>
   </w:style>
-  <w:style w:type="character" w:styleId="1553">
+  <w:style w:type="character" w:styleId="1589">
     <w:name w:val="footnote reference"/>
-    <w:basedOn w:val="1518"/>
+    <w:basedOn w:val="1554"/>
     <w:uiPriority w:val="99"/>
     <w:semiHidden/>
     <w:unhideWhenUsed/>
@@ -65679,10 +70248,10 @@
       <w:vertAlign w:val="superscript"/>
     </w:rPr>
   </w:style>
-  <w:style w:type="paragraph" w:styleId="1554">
+  <w:style w:type="paragraph" w:styleId="1590">
     <w:name w:val="endnote text"/>
-    <w:basedOn w:val="1508"/>
-    <w:link w:val="1555"/>
+    <w:basedOn w:val="1544"/>
+    <w:link w:val="1591"/>
     <w:uiPriority w:val="99"/>
     <w:semiHidden/>
     <w:unhideWhenUsed/>
@@ -65696,10 +70265,10 @@
       <w:szCs w:val="20"/>
     </w:rPr>
   </w:style>
-  <w:style w:type="character" w:styleId="1555">
+  <w:style w:type="character" w:styleId="1591">
     <w:name w:val="Endnote Text Char"/>
-    <w:basedOn w:val="1518"/>
-    <w:link w:val="1554"/>
+    <w:basedOn w:val="1554"/>
+    <w:link w:val="1590"/>
     <w:uiPriority w:val="99"/>
     <w:semiHidden/>
     <w:pPr>
@@ -65712,9 +70281,9 @@
       <w:szCs w:val="20"/>
     </w:rPr>
   </w:style>
-  <w:style w:type="character" w:styleId="1556">
+  <w:style w:type="character" w:styleId="1592">
     <w:name w:val="endnote reference"/>
-    <w:basedOn w:val="1518"/>
+    <w:basedOn w:val="1554"/>
     <w:uiPriority w:val="99"/>
     <w:semiHidden/>
     <w:unhideWhenUsed/>
@@ -65727,9 +70296,9 @@
       <w:vertAlign w:val="superscript"/>
     </w:rPr>
   </w:style>
-  <w:style w:type="character" w:styleId="1557">
+  <w:style w:type="character" w:styleId="1593">
     <w:name w:val="Hyperlink"/>
-    <w:basedOn w:val="1518"/>
+    <w:basedOn w:val="1554"/>
     <w:uiPriority w:val="99"/>
     <w:unhideWhenUsed/>
     <w:pPr>
@@ -65742,9 +70311,9 @@
       <w:u w:val="single"/>
     </w:rPr>
   </w:style>
-  <w:style w:type="character" w:styleId="1558">
+  <w:style w:type="character" w:styleId="1594">
     <w:name w:val="FollowedHyperlink"/>
-    <w:basedOn w:val="1518"/>
+    <w:basedOn w:val="1554"/>
     <w:uiPriority w:val="99"/>
     <w:semiHidden/>
     <w:unhideWhenUsed/>
@@ -65758,10 +70327,10 @@
       <w:u w:val="single"/>
     </w:rPr>
   </w:style>
-  <w:style w:type="paragraph" w:styleId="1559">
+  <w:style w:type="paragraph" w:styleId="1595">
     <w:name w:val="toc 1"/>
-    <w:basedOn w:val="1508"/>
-    <w:next w:val="1508"/>
+    <w:basedOn w:val="1544"/>
+    <w:next w:val="1544"/>
     <w:uiPriority w:val="39"/>
     <w:unhideWhenUsed/>
     <w:pPr>
@@ -65770,10 +70339,10 @@
       <w:ind/>
     </w:pPr>
   </w:style>
-  <w:style w:type="paragraph" w:styleId="1560">
+  <w:style w:type="paragraph" w:styleId="1596">
     <w:name w:val="toc 2"/>
-    <w:basedOn w:val="1508"/>
-    <w:next w:val="1508"/>
+    <w:basedOn w:val="1544"/>
+    <w:next w:val="1544"/>
     <w:uiPriority w:val="39"/>
     <w:unhideWhenUsed/>
     <w:pPr>
@@ -65782,10 +70351,10 @@
       <w:ind w:left="220"/>
     </w:pPr>
   </w:style>
-  <w:style w:type="paragraph" w:styleId="1561">
+  <w:style w:type="paragraph" w:styleId="1597">
     <w:name w:val="toc 3"/>
-    <w:basedOn w:val="1508"/>
-    <w:next w:val="1508"/>
+    <w:basedOn w:val="1544"/>
+    <w:next w:val="1544"/>
     <w:uiPriority w:val="39"/>
     <w:unhideWhenUsed/>
     <w:pPr>
@@ -65794,10 +70363,10 @@
       <w:ind w:left="440"/>
     </w:pPr>
   </w:style>
-  <w:style w:type="paragraph" w:styleId="1562">
+  <w:style w:type="paragraph" w:styleId="1598">
     <w:name w:val="toc 4"/>
-    <w:basedOn w:val="1508"/>
-    <w:next w:val="1508"/>
+    <w:basedOn w:val="1544"/>
+    <w:next w:val="1544"/>
     <w:uiPriority w:val="39"/>
     <w:unhideWhenUsed/>
     <w:pPr>
@@ -65806,10 +70375,10 @@
       <w:ind w:left="660"/>
     </w:pPr>
   </w:style>
-  <w:style w:type="paragraph" w:styleId="1563">
+  <w:style w:type="paragraph" w:styleId="1599">
     <w:name w:val="toc 5"/>
-    <w:basedOn w:val="1508"/>
-    <w:next w:val="1508"/>
+    <w:basedOn w:val="1544"/>
+    <w:next w:val="1544"/>
     <w:uiPriority w:val="39"/>
     <w:unhideWhenUsed/>
     <w:pPr>
@@ -65818,10 +70387,10 @@
       <w:ind w:left="880"/>
     </w:pPr>
   </w:style>
-  <w:style w:type="paragraph" w:styleId="1564">
+  <w:style w:type="paragraph" w:styleId="1600">
     <w:name w:val="toc 6"/>
-    <w:basedOn w:val="1508"/>
-    <w:next w:val="1508"/>
+    <w:basedOn w:val="1544"/>
+    <w:next w:val="1544"/>
     <w:uiPriority w:val="39"/>
     <w:unhideWhenUsed/>
     <w:pPr>
@@ -65830,10 +70399,10 @@
       <w:ind w:left="1100"/>
     </w:pPr>
   </w:style>
-  <w:style w:type="paragraph" w:styleId="1565">
+  <w:style w:type="paragraph" w:styleId="1601">
     <w:name w:val="toc 7"/>
-    <w:basedOn w:val="1508"/>
-    <w:next w:val="1508"/>
+    <w:basedOn w:val="1544"/>
+    <w:next w:val="1544"/>
     <w:uiPriority w:val="39"/>
     <w:unhideWhenUsed/>
     <w:pPr>
@@ -65842,10 +70411,10 @@
       <w:ind w:left="1320"/>
     </w:pPr>
   </w:style>
-  <w:style w:type="paragraph" w:styleId="1566">
+  <w:style w:type="paragraph" w:styleId="1602">
     <w:name w:val="toc 8"/>
-    <w:basedOn w:val="1508"/>
-    <w:next w:val="1508"/>
+    <w:basedOn w:val="1544"/>
+    <w:next w:val="1544"/>
     <w:uiPriority w:val="39"/>
     <w:unhideWhenUsed/>
     <w:pPr>
@@ -65854,10 +70423,10 @@
       <w:ind w:left="1540"/>
     </w:pPr>
   </w:style>
-  <w:style w:type="paragraph" w:styleId="1567">
+  <w:style w:type="paragraph" w:styleId="1603">
     <w:name w:val="toc 9"/>
-    <w:basedOn w:val="1508"/>
-    <w:next w:val="1508"/>
+    <w:basedOn w:val="1544"/>
+    <w:next w:val="1544"/>
     <w:uiPriority w:val="39"/>
     <w:unhideWhenUsed/>
     <w:pPr>
@@ -65866,9 +70435,9 @@
       <w:ind w:left="1760"/>
     </w:pPr>
   </w:style>
-  <w:style w:type="character" w:styleId="1568">
+  <w:style w:type="character" w:styleId="1604">
     <w:name w:val="Placeholder Text"/>
-    <w:basedOn w:val="1518"/>
+    <w:basedOn w:val="1554"/>
     <w:uiPriority w:val="99"/>
     <w:semiHidden/>
     <w:pPr>
@@ -65880,7 +70449,7 @@
       <w:color w:val="666666"/>
     </w:rPr>
   </w:style>
-  <w:style w:type="paragraph" w:styleId="1569">
+  <w:style w:type="paragraph" w:styleId="1605">
     <w:name w:val="TOC Heading"/>
     <w:uiPriority w:val="39"/>
     <w:unhideWhenUsed/>
@@ -65890,10 +70459,10 @@
       <w:ind/>
     </w:pPr>
   </w:style>
-  <w:style w:type="paragraph" w:styleId="1570">
+  <w:style w:type="paragraph" w:styleId="1606">
     <w:name w:val="table of figures"/>
-    <w:basedOn w:val="1508"/>
-    <w:next w:val="1508"/>
+    <w:basedOn w:val="1544"/>
+    <w:next w:val="1544"/>
     <w:uiPriority w:val="99"/>
     <w:unhideWhenUsed/>
     <w:pPr>
